--- a/public/materialy/1L/7/Pro učitele/Plány hodin a metodika.docx
+++ b/public/materialy/1L/7/Pro učitele/Plány hodin a metodika.docx
@@ -92,7 +92,7 @@
                 <w:color w:val="1F2937"/>
                 <w:sz w:val="21"/>
               </w:rPr>
-              <w:t>Praktický manuál pro 1. ročník střední školy. Navazuje na digitální pracovní sešit a offline digitální podklady ve složce 03_DIGITALNI_PODKLADY_K_AKTIVITAM.</w:t>
+              <w:t>Praktický manuál pro 1. ročník střední školy. Navazuje na digitální pracovní sešit a offline digitální podklady ve složce Podklady k aktivitám.</w:t>
             </w:r>
           </w:p>
         </w:tc>
@@ -1067,7 +1067,7 @@
                 <w:color w:val="1F2937"/>
                 <w:sz w:val="16"/>
               </w:rPr>
-              <w:t>03_podezrela_schranka.html z balíčku V2</w:t>
+              <w:t>3. Podezřelá schránka.html z balíčku V2</w:t>
             </w:r>
           </w:p>
         </w:tc>
@@ -1201,7 +1201,7 @@
                 <w:color w:val="1F2937"/>
                 <w:sz w:val="16"/>
               </w:rPr>
-              <w:t>Složka 04_integrita</w:t>
+              <w:t>Složka Podklady k aktivitám</w:t>
             </w:r>
           </w:p>
         </w:tc>
@@ -1335,7 +1335,7 @@
                 <w:color w:val="1F2937"/>
                 <w:sz w:val="16"/>
               </w:rPr>
-              <w:t>05_vyhledavaci_vyzva.txt</w:t>
+              <w:t>5. Vyhledávací výzva.txt</w:t>
             </w:r>
           </w:p>
         </w:tc>
@@ -1469,7 +1469,7 @@
                 <w:color w:val="1F2937"/>
                 <w:sz w:val="16"/>
               </w:rPr>
-              <w:t>06_zdroj_A.html</w:t>
+              <w:t>6. Zdroj A.html</w:t>
             </w:r>
           </w:p>
         </w:tc>
@@ -1603,7 +1603,7 @@
                 <w:color w:val="1F2937"/>
                 <w:sz w:val="16"/>
               </w:rPr>
-              <w:t>07_neovereny_prispevek.html z balíčku V2</w:t>
+              <w:t>7. Neověřený příspěvek.html z balíčku V2</w:t>
             </w:r>
           </w:p>
         </w:tc>
@@ -1737,7 +1737,7 @@
                 <w:color w:val="1F2937"/>
                 <w:sz w:val="16"/>
               </w:rPr>
-              <w:t>08_profil_alex.html z balíčku V2</w:t>
+              <w:t>8. Profil Alex.html z balíčku V2</w:t>
             </w:r>
           </w:p>
         </w:tc>
@@ -1871,7 +1871,7 @@
                 <w:color w:val="1F2937"/>
                 <w:sz w:val="16"/>
               </w:rPr>
-              <w:t>09_dila_a_licence.csv</w:t>
+              <w:t>9. Díla a licence.csv</w:t>
             </w:r>
           </w:p>
         </w:tc>
@@ -2005,7 +2005,7 @@
                 <w:color w:val="1F2937"/>
                 <w:sz w:val="16"/>
               </w:rPr>
-              <w:t>10_incident_medialniho_klubu.html</w:t>
+              <w:t>10. Incident mediálního klubu.html</w:t>
             </w:r>
           </w:p>
         </w:tc>
@@ -3433,7 +3433,7 @@
                 <w:color w:val="1F2937"/>
                 <w:sz w:val="18"/>
               </w:rPr>
-              <w:t>Digitální pracovní sešit, 01_situace_bezpecnost.csv</w:t>
+              <w:t>Digitální pracovní sešit, 1. Rizikové situace.csv</w:t>
             </w:r>
           </w:p>
         </w:tc>
@@ -3598,7 +3598,7 @@
           <w:color w:val="1F2937"/>
           <w:sz w:val="22"/>
         </w:rPr>
-        <w:t>Nasdílejte každému vlastní kopii pracovního sešitu a soubor 01_situace_bezpecnost.csv.</w:t>
+        <w:t>Nasdílejte každému vlastní kopii pracovního sešitu a soubor 1. Rizikové situace.csv.</w:t>
       </w:r>
     </w:p>
     <w:p>
@@ -5256,7 +5256,7 @@
                 <w:color w:val="1F2937"/>
                 <w:sz w:val="18"/>
               </w:rPr>
-              <w:t>Digitální pracovní sešit, 02_ucty_a_faktory.csv</w:t>
+              <w:t>Digitální pracovní sešit, 2. Účty a faktory ověření.csv</w:t>
             </w:r>
           </w:p>
         </w:tc>
@@ -7101,7 +7101,7 @@
                 <w:color w:val="1F2937"/>
                 <w:sz w:val="18"/>
               </w:rPr>
-              <w:t>03_podezrela_schranka.html z balíčku V2, digitální pracovní sešit</w:t>
+              <w:t>3. Podezřelá schránka.html z balíčku V2, digitální pracovní sešit</w:t>
             </w:r>
           </w:p>
         </w:tc>
@@ -8946,7 +8946,7 @@
                 <w:color w:val="1F2937"/>
                 <w:sz w:val="18"/>
               </w:rPr>
-              <w:t>Složka 04_integrita, PowerShell, digitální pracovní sešit</w:t>
+              <w:t>Složka Podklady k aktivitám, PowerShell, digitální pracovní sešit</w:t>
             </w:r>
           </w:p>
         </w:tc>
@@ -9124,7 +9124,7 @@
           <w:color w:val="1F2937"/>
           <w:sz w:val="22"/>
         </w:rPr>
-        <w:t>Nasdílejte celou složku 04_integrita, aby zůstaly soubory A a B vedle sebe.</w:t>
+        <w:t>Nasdílejte celou složku Podklady k aktivitám, aby zůstaly soubory A a B vedle sebe.</w:t>
       </w:r>
     </w:p>
     <w:p>
@@ -9750,7 +9750,7 @@
                 <w:color w:val="1F2937"/>
                 <w:sz w:val="17"/>
               </w:rPr>
-              <w:t>Studenti porovnají SHA‑256 souborů projekt_A.txt a projekt_B.txt.</w:t>
+              <w:t>Studenti porovnají SHA‑256 souborů 4. Kontrola integrity - projekt A.txt a 4. Kontrola integrity - projekt B.txt.</w:t>
             </w:r>
           </w:p>
         </w:tc>
@@ -10592,7 +10592,7 @@
           <w:color w:val="1F2937"/>
           <w:sz w:val="22"/>
         </w:rPr>
-        <w:t>Příkaz poskytněte ke zkopírování: Get-FileHash .\projekt_A.txt -Algorithm SHA256.</w:t>
+        <w:t>Příkaz poskytněte ke zkopírování: Get-FileHash .\4. Kontrola integrity - projekt A.txt -Algorithm SHA256.</w:t>
       </w:r>
     </w:p>
     <w:p>
@@ -10870,7 +10870,7 @@
                 <w:color w:val="1F2937"/>
                 <w:sz w:val="18"/>
               </w:rPr>
-              <w:t>05_vyhledavaci_vyzva.txt, digitální pracovní sešit, webový prohlížeč</w:t>
+              <w:t>5. Vyhledávací výzva.txt, digitální pracovní sešit, webový prohlížeč</w:t>
             </w:r>
           </w:p>
         </w:tc>
@@ -12693,7 +12693,7 @@
                 <w:color w:val="1F2937"/>
                 <w:sz w:val="18"/>
               </w:rPr>
-              <w:t>06_zdroj_A.html, 06_zdroj_B.html, 06_zdroj_C.html z balíčku V2</w:t>
+              <w:t>6. Zdroj A.html, 6. Zdroj B.html, 6. Zdroj C.html z balíčku V2</w:t>
             </w:r>
           </w:p>
         </w:tc>
@@ -14639,7 +14639,7 @@
                 <w:color w:val="1F2937"/>
                 <w:sz w:val="18"/>
               </w:rPr>
-              <w:t>07_neovereny_prispevek.html z balíčku V2, digitální pracovní sešit</w:t>
+              <w:t>7. Neověřený příspěvek.html z balíčku V2, digitální pracovní sešit</w:t>
             </w:r>
           </w:p>
         </w:tc>
@@ -16585,7 +16585,7 @@
                 <w:color w:val="1F2937"/>
                 <w:sz w:val="18"/>
               </w:rPr>
-              <w:t>08_profil_alex.html z balíčku V2, digitální pracovní sešit</w:t>
+              <w:t>8. Profil Alex.html z balíčku V2, digitální pracovní sešit</w:t>
             </w:r>
           </w:p>
         </w:tc>
@@ -18433,7 +18433,7 @@
                 <w:color w:val="1F2937"/>
                 <w:sz w:val="18"/>
               </w:rPr>
-              <w:t>09_dila_a_licence.csv, digitální pracovní sešit</w:t>
+              <w:t>9. Díla a licence.csv, digitální pracovní sešit</w:t>
             </w:r>
           </w:p>
         </w:tc>
@@ -20278,7 +20278,7 @@
                 <w:color w:val="1F2937"/>
                 <w:sz w:val="18"/>
               </w:rPr>
-              <w:t>10_incident_medialniho_klubu.html, Internet_bezpecnost_testy_A_B.docx, pracovní sešit V4</w:t>
+              <w:t>10. Incident mediálního klubu.html, Testy A a B.docx, pracovní sešit V4</w:t>
             </w:r>
           </w:p>
         </w:tc>

--- a/public/materialy/1L/7/Pro učitele/Plány hodin a metodika.docx
+++ b/public/materialy/1L/7/Pro učitele/Plány hodin a metodika.docx
@@ -41,7 +41,7 @@
           <w:color w:val="5F6B66"/>
           <w:sz w:val="28"/>
         </w:rPr>
-        <w:t>Plány 10 hodin a metodika pro učitele · V4</w:t>
+        <w:t>Plány 10 hodin a metodika pro učitele</w:t>
       </w:r>
     </w:p>
     <w:tbl>
@@ -476,7 +476,7 @@
           <w:color w:val="1F2937"/>
           <w:sz w:val="22"/>
         </w:rPr>
-        <w:t>Používejte pouze fiktivní účty, osoby, domény .example a offline simulace z balíčku V2.</w:t>
+        <w:t>Používejte pouze fiktivní účty, osoby, domény .example a offline simulace ze složky Podklady k aktivitám.</w:t>
       </w:r>
     </w:p>
     <w:p>
@@ -1067,7 +1067,7 @@
                 <w:color w:val="1F2937"/>
                 <w:sz w:val="16"/>
               </w:rPr>
-              <w:t>3. Podezřelá schránka.html z balíčku V2</w:t>
+              <w:t>3. Podezřelá schránka.html ze složky Podklady k aktivitám</w:t>
             </w:r>
           </w:p>
         </w:tc>
@@ -1603,7 +1603,7 @@
                 <w:color w:val="1F2937"/>
                 <w:sz w:val="16"/>
               </w:rPr>
-              <w:t>7. Neověřený příspěvek.html z balíčku V2</w:t>
+              <w:t>7. Neověřený příspěvek.html ze složky Podklady k aktivitám</w:t>
             </w:r>
           </w:p>
         </w:tc>
@@ -1737,7 +1737,7 @@
                 <w:color w:val="1F2937"/>
                 <w:sz w:val="16"/>
               </w:rPr>
-              <w:t>8. Profil Alex.html z balíčku V2</w:t>
+              <w:t>8. Profil Alex.html ze složky Podklady k aktivitám</w:t>
             </w:r>
           </w:p>
         </w:tc>
@@ -2216,7 +2216,7 @@
                 <w:color w:val="1F2937"/>
                 <w:sz w:val="18"/>
               </w:rPr>
-              <w:t>Pracovní sešit, balíček V2 a pokyny</w:t>
+              <w:t>Pracovní sešit, podklady k aktivitám a pokyny</w:t>
             </w:r>
           </w:p>
         </w:tc>
@@ -2581,7 +2581,7 @@
           <w:color w:val="1F2937"/>
           <w:sz w:val="22"/>
         </w:rPr>
-        <w:t>Rozbalte V2 do sdílené složky; HTML musí zůstat vedle podsložky images.</w:t>
+        <w:t>Rozbalte podklady do sdílené složky; HTML musí zůstat vedle podsložky images.</w:t>
       </w:r>
     </w:p>
     <w:p>
@@ -7101,7 +7101,7 @@
                 <w:color w:val="1F2937"/>
                 <w:sz w:val="18"/>
               </w:rPr>
-              <w:t>3. Podezřelá schránka.html z balíčku V2, digitální pracovní sešit</w:t>
+              <w:t>3. Podezřelá schránka.html ze složky Podklady k aktivitám, digitální pracovní sešit</w:t>
             </w:r>
           </w:p>
         </w:tc>
@@ -7266,7 +7266,7 @@
           <w:color w:val="1F2937"/>
           <w:sz w:val="22"/>
         </w:rPr>
-        <w:t>Rozbalte balíček V2 a ověřte otevření souboru v prohlížeči; zprávy se rozbalují kliknutím na řádek.</w:t>
+        <w:t>Rozbalte podklady a ověřte otevření souboru v prohlížeči; zprávy se rozbalují kliknutím na řádek.</w:t>
       </w:r>
     </w:p>
     <w:p>
@@ -12693,7 +12693,7 @@
                 <w:color w:val="1F2937"/>
                 <w:sz w:val="18"/>
               </w:rPr>
-              <w:t>6. Zdroj A.html, 6. Zdroj B.html, 6. Zdroj C.html z balíčku V2</w:t>
+              <w:t>6. Zdroj A.html, 6. Zdroj B.html, 6. Zdroj C.html ze složky Podklady k aktivitám</w:t>
             </w:r>
           </w:p>
         </w:tc>
@@ -14639,7 +14639,7 @@
                 <w:color w:val="1F2937"/>
                 <w:sz w:val="18"/>
               </w:rPr>
-              <w:t>7. Neověřený příspěvek.html z balíčku V2, digitální pracovní sešit</w:t>
+              <w:t>7. Neověřený příspěvek.html ze složky Podklady k aktivitám, digitální pracovní sešit</w:t>
             </w:r>
           </w:p>
         </w:tc>
@@ -16585,7 +16585,7 @@
                 <w:color w:val="1F2937"/>
                 <w:sz w:val="18"/>
               </w:rPr>
-              <w:t>8. Profil Alex.html z balíčku V2, digitální pracovní sešit</w:t>
+              <w:t>8. Profil Alex.html ze složky Podklady k aktivitám, digitální pracovní sešit</w:t>
             </w:r>
           </w:p>
         </w:tc>
@@ -20278,7 +20278,7 @@
                 <w:color w:val="1F2937"/>
                 <w:sz w:val="18"/>
               </w:rPr>
-              <w:t>10. Incident mediálního klubu.html, Testy A a B.docx, pracovní sešit V4</w:t>
+              <w:t>10. Incident mediálního klubu.html, Testy A a B.docx, digitální pracovní sešit</w:t>
             </w:r>
           </w:p>
         </w:tc>

--- a/public/materialy/1L/7/Pro učitele/Plány hodin a metodika.docx
+++ b/public/materialy/1L/7/Pro učitele/Plány hodin a metodika.docx
@@ -476,7 +476,7 @@
           <w:color w:val="1F2937"/>
           <w:sz w:val="22"/>
         </w:rPr>
-        <w:t>Používejte pouze fiktivní účty, osoby, domény .example a offline simulace ze složky Podklady k aktivitám.</w:t>
+        <w:t>Používej pouze fiktivní účty, osoby, domény .example a offline simulace ze složky Podklady k aktivitám.</w:t>
       </w:r>
     </w:p>
     <w:p>
@@ -489,7 +489,7 @@
           <w:color w:val="1F2937"/>
           <w:sz w:val="22"/>
         </w:rPr>
-        <w:t>Nechte studenty nejprve rozhodnout a zapsat důvod; až potom zveřejněte očekávané řešení.</w:t>
+        <w:t>Nech studenty nejprve rozhodnout a zapsat důvod; až potom zveřejni očekávané řešení.</w:t>
       </w:r>
     </w:p>
     <w:p>
@@ -502,7 +502,7 @@
           <w:color w:val="1F2937"/>
           <w:sz w:val="22"/>
         </w:rPr>
-        <w:t>Hodnoťte postup, práci s důkazem a přiměřenost závěru více než shodu s jednou formulací.</w:t>
+        <w:t>Hodnoť postup, práci s důkazem a přiměřenost závěru více než shodu s jednou formulací.</w:t>
       </w:r>
     </w:p>
     <w:p>
@@ -515,7 +515,7 @@
           <w:color w:val="1F2937"/>
           <w:sz w:val="22"/>
         </w:rPr>
-        <w:t>Po skupinové aktivitě vždy zařaďte krátký individuální výstup: exit ticket, závěr nebo rozhodnutí.</w:t>
+        <w:t>Po skupinové aktivitě vždy zařaď krátký individuální výstup: exit ticket, závěr nebo rozhodnutí.</w:t>
       </w:r>
     </w:p>
     <w:p>
@@ -528,7 +528,7 @@
           <w:color w:val="1F2937"/>
           <w:sz w:val="22"/>
         </w:rPr>
-        <w:t>Nevyžadujte sdílení skutečných hesel, nastavení účtů, soukromých profilů ani osobních zkušeností s incidentem.</w:t>
+        <w:t>Nevyžaduj sdílení skutečných hesel, nastavení účtů, soukromých profilů ani osobních zkušeností s incidentem.</w:t>
       </w:r>
     </w:p>
     <w:p>
@@ -2581,7 +2581,7 @@
           <w:color w:val="1F2937"/>
           <w:sz w:val="22"/>
         </w:rPr>
-        <w:t>Rozbalte podklady do sdílené složky; HTML musí zůstat vedle podsložky images.</w:t>
+        <w:t>Rozbal podklady do sdílené složky; HTML musí zůstat vedle podsložky images.</w:t>
       </w:r>
     </w:p>
     <w:p>
@@ -2594,7 +2594,7 @@
           <w:color w:val="1F2937"/>
           <w:sz w:val="22"/>
         </w:rPr>
-        <w:t>Nechte studenty uložit vlastní pracovní sešit jako Prijmeni_Jmeno_Internet_bezpecnost.docx.</w:t>
+        <w:t>Nech studenty uložit vlastní pracovní sešit jako Prijmeni_Jmeno_Internet_bezpecnost.docx.</w:t>
       </w:r>
     </w:p>
     <w:p>
@@ -2607,7 +2607,7 @@
           <w:color w:val="1F2937"/>
           <w:sz w:val="22"/>
         </w:rPr>
-        <w:t>Ověřte otevírání HTML, CSV a příkaz Get-FileHash alespoň na jednom studentském počítači.</w:t>
+        <w:t>Ověř otevírání HTML, CSV a příkaz Get-FileHash alespoň na jednom studentském počítači.</w:t>
       </w:r>
     </w:p>
     <w:p>
@@ -2620,7 +2620,7 @@
           <w:color w:val="1F2937"/>
           <w:sz w:val="22"/>
         </w:rPr>
-        <w:t>Domluvte jednotný způsob odevzdání a pravidlo, zda se průběžné verze přepisují, nebo verzují.</w:t>
+        <w:t>Domluv jednotný způsob odevzdání a pravidlo, zda se průběžné verze přepisují, nebo verzují.</w:t>
       </w:r>
     </w:p>
     <w:p>
@@ -3598,7 +3598,7 @@
           <w:color w:val="1F2937"/>
           <w:sz w:val="22"/>
         </w:rPr>
-        <w:t>Nasdílejte každému vlastní kopii pracovního sešitu a soubor 1. Rizikové situace.csv.</w:t>
+        <w:t>Nasdílej každému vlastní kopii pracovního sešitu a soubor 1. Rizikové situace.csv.</w:t>
       </w:r>
     </w:p>
     <w:p>
@@ -3611,7 +3611,7 @@
           <w:color w:val="1F2937"/>
           <w:sz w:val="22"/>
         </w:rPr>
-        <w:t>Ověřte, že se CSV správně otevře v Excelu nebo jiném tabulkovém procesoru.</w:t>
+        <w:t>Ověř, že se CSV správně otevře v Excelu nebo jiném tabulkovém procesoru.</w:t>
       </w:r>
     </w:p>
     <w:p>
@@ -3624,7 +3624,7 @@
           <w:color w:val="1F2937"/>
           <w:sz w:val="22"/>
         </w:rPr>
-        <w:t>Připravte rychlé hlasování 1–3; číslo znamená míru rizika, nikoli známku odpovědi.</w:t>
+        <w:t>Připrav rychlé hlasování 1–3; číslo znamená míru rizika, nikoli známku odpovědi.</w:t>
       </w:r>
     </w:p>
     <w:p>
@@ -3833,7 +3833,7 @@
                 <w:color w:val="1F2937"/>
                 <w:sz w:val="17"/>
               </w:rPr>
-              <w:t>Nechte studenty nejprve samostatně rozhodnout a zapsat první bezpečný krok.</w:t>
+              <w:t>Nech studenty nejprve samostatně rozhodnout a zapsat první bezpečný krok.</w:t>
             </w:r>
           </w:p>
         </w:tc>
@@ -3934,7 +3934,7 @@
                 <w:color w:val="1F2937"/>
                 <w:sz w:val="17"/>
               </w:rPr>
-              <w:t>Na tabuli sbírejte kontextové znaky: zdroj, naléhavost, požadovaná akce, dopad.</w:t>
+              <w:t>Na tabuli sbírej kontextové znaky: zdroj, naléhavost, požadovaná akce, dopad.</w:t>
             </w:r>
           </w:p>
         </w:tc>
@@ -4035,7 +4035,7 @@
                 <w:color w:val="1F2937"/>
                 <w:sz w:val="17"/>
               </w:rPr>
-              <w:t>Dvojice vyplňují tabulku; ptejte se na důvod, ne pouze na číslo.</w:t>
+              <w:t>Dvojice vyplňují tabulku; ptej se na důvod, ne pouze na číslo.</w:t>
             </w:r>
           </w:p>
         </w:tc>
@@ -4136,7 +4136,7 @@
                 <w:color w:val="1F2937"/>
                 <w:sz w:val="17"/>
               </w:rPr>
-              <w:t>Vyberte situace s rozdílným hodnocením a nechte skupiny obhájit podmínky.</w:t>
+              <w:t>Vyber situace s rozdílným hodnocením a nech skupiny obhájit podmínky.</w:t>
             </w:r>
           </w:p>
         </w:tc>
@@ -4237,7 +4237,7 @@
                 <w:color w:val="1F2937"/>
                 <w:sz w:val="17"/>
               </w:rPr>
-              <w:t>Trvejte na slovesech: ověř, zastav, nahlas, aktualizuj, nesdílej.</w:t>
+              <w:t>Trvej na slovesech: ověř, zastav, nahlas, aktualizuj, nesdílej.</w:t>
             </w:r>
           </w:p>
         </w:tc>
@@ -4397,7 +4397,7 @@
                 <w:color w:val="1F2937"/>
                 <w:sz w:val="21"/>
               </w:rPr>
-              <w:t>Během práce obcházejte třídu a sbírejte důvody rozhodnutí. Správnou odpověď zveřejněte až po krátké obhajobě skupin.</w:t>
+              <w:t>Během práce obcházej třídu a sbírej důvody rozhodnutí. Správnou odpověď zveřejni až po krátké obhajobě skupin.</w:t>
             </w:r>
           </w:p>
         </w:tc>
@@ -4745,7 +4745,7 @@
                 <w:color w:val="1F2937"/>
                 <w:sz w:val="17"/>
               </w:rPr>
-              <w:t>Požadujte podmínky. Stejná situace může být podle kontextu běžná i závažná.</w:t>
+              <w:t>Požaduj podmínky. Stejná situace může být podle kontextu běžná i závažná.</w:t>
             </w:r>
           </w:p>
         </w:tc>
@@ -4813,7 +4813,7 @@
                 <w:color w:val="1F2937"/>
                 <w:sz w:val="17"/>
               </w:rPr>
-              <w:t>Odlište ochranu přenosu od poctivosti provozovatele a pravdivosti tvrzení.</w:t>
+              <w:t>Odliš ochranu přenosu od poctivosti provozovatele a pravdivosti tvrzení.</w:t>
             </w:r>
           </w:p>
         </w:tc>
@@ -4881,7 +4881,7 @@
                 <w:color w:val="1F2937"/>
                 <w:sz w:val="17"/>
               </w:rPr>
-              <w:t>Zastavte zveřejňování detailů a vraťte diskusi k fiktivnímu zadání.</w:t>
+              <w:t>Zastav zveřejňování detailů a vrať diskusi k fiktivnímu zadání.</w:t>
             </w:r>
           </w:p>
         </w:tc>
@@ -4978,7 +4978,7 @@
           <w:color w:val="1F2937"/>
           <w:sz w:val="22"/>
         </w:rPr>
-        <w:t>Nechte studenty nejprve vyplnit pouze sloupce situace a bezpečný krok; míru rizika doplní při obhajobě.</w:t>
+        <w:t>Nech studenty nejprve vyplnit pouze sloupce situace a bezpečný krok; míru rizika doplní při obhajobě.</w:t>
       </w:r>
     </w:p>
     <w:p>
@@ -5421,7 +5421,7 @@
           <w:color w:val="1F2937"/>
           <w:sz w:val="22"/>
         </w:rPr>
-        <w:t>Zobrazte tři faktory znám–mám–jsem, ale nechte příklady nejprve doplnit studenty.</w:t>
+        <w:t>Zobraz tři faktory znám–mám–jsem, ale nech příklady nejprve doplnit studenty.</w:t>
       </w:r>
     </w:p>
     <w:p>
@@ -5434,7 +5434,7 @@
           <w:color w:val="1F2937"/>
           <w:sz w:val="22"/>
         </w:rPr>
-        <w:t>Výslovně zakažte zapisování nebo ukazování skutečných hesel a záložních kódů.</w:t>
+        <w:t>Výslovně zakaž zapisování nebo ukazování skutečných hesel a záložních kódů.</w:t>
       </w:r>
     </w:p>
     <w:p>
@@ -5447,7 +5447,7 @@
           <w:color w:val="1F2937"/>
           <w:sz w:val="22"/>
         </w:rPr>
-        <w:t>Připravte fiktivní účet se stejným heslem na třech službách jako úvodní případ.</w:t>
+        <w:t>Připrav fiktivní účet se stejným heslem na třech službách jako úvodní případ.</w:t>
       </w:r>
     </w:p>
     <w:p>
@@ -5656,7 +5656,7 @@
                 <w:color w:val="1F2937"/>
                 <w:sz w:val="17"/>
               </w:rPr>
-              <w:t>Ptejte se, které další účty ohrozí jedno opakované heslo.</w:t>
+              <w:t>Ptej se, které další účty ohrozí jedno opakované heslo.</w:t>
             </w:r>
           </w:p>
         </w:tc>
@@ -5757,7 +5757,7 @@
                 <w:color w:val="1F2937"/>
                 <w:sz w:val="17"/>
               </w:rPr>
-              <w:t>Zdůrazněte délku, jedinečnost a nepředvídatelnost.</w:t>
+              <w:t>Zdůrazni délku, jedinečnost a nepředvídatelnost.</w:t>
             </w:r>
           </w:p>
         </w:tc>
@@ -5858,7 +5858,7 @@
                 <w:color w:val="1F2937"/>
                 <w:sz w:val="17"/>
               </w:rPr>
-              <w:t>Nehodnoťte heslo pouze podle přítomnosti speciálního znaku.</w:t>
+              <w:t>Nehodnoť heslo pouze podle přítomnosti speciálního znaku.</w:t>
             </w:r>
           </w:p>
         </w:tc>
@@ -6060,7 +6060,7 @@
                 <w:color w:val="1F2937"/>
                 <w:sz w:val="17"/>
               </w:rPr>
-              <w:t>Požadujte přihlášení, druhý faktor i způsob obnovy.</w:t>
+              <w:t>Požaduj přihlášení, druhý faktor i způsob obnovy.</w:t>
             </w:r>
           </w:p>
         </w:tc>
@@ -6220,7 +6220,7 @@
                 <w:color w:val="1F2937"/>
                 <w:sz w:val="21"/>
               </w:rPr>
-              <w:t>Během práce obcházejte třídu a sbírejte důvody rozhodnutí. Správnou odpověď zveřejněte až po krátké obhajobě skupin.</w:t>
+              <w:t>Během práce obcházej třídu a sbírej důvody rozhodnutí. Správnou odpověď zveřejni až po krátké obhajobě skupin.</w:t>
             </w:r>
           </w:p>
         </w:tc>
@@ -6823,7 +6823,7 @@
           <w:color w:val="1F2937"/>
           <w:sz w:val="22"/>
         </w:rPr>
-        <w:t>Nabídněte kartičky s nadpisy znám, mám a jsem; student pouze přesouvá připravené příklady.</w:t>
+        <w:t>Nabídni kartičky s nadpisy znám, mám a jsem; student pouze přesouvá připravené příklady.</w:t>
       </w:r>
     </w:p>
     <w:p>
@@ -6845,7 +6845,7 @@
           <w:color w:val="1F2937"/>
           <w:sz w:val="22"/>
         </w:rPr>
-        <w:t>Porovnejte SMS kód, autentizační aplikaci a bezpečnostní klíč z hlediska pohodlí, obnovy a odolnosti proti phishingu.</w:t>
+        <w:t>Porovnej SMS kód, autentizační aplikaci a bezpečnostní klíč z hlediska pohodlí, obnovy a odolnosti proti phishingu.</w:t>
       </w:r>
     </w:p>
     <w:p>
@@ -7266,7 +7266,7 @@
           <w:color w:val="1F2937"/>
           <w:sz w:val="22"/>
         </w:rPr>
-        <w:t>Rozbalte podklady a ověřte otevření souboru v prohlížeči; zprávy se rozbalují kliknutím na řádek.</w:t>
+        <w:t>Rozbal podklady a ověř otevření souboru v prohlížeči; zprávy se rozbalují kliknutím na řádek.</w:t>
       </w:r>
     </w:p>
     <w:p>
@@ -7279,7 +7279,7 @@
           <w:color w:val="1F2937"/>
           <w:sz w:val="22"/>
         </w:rPr>
-        <w:t>Nevysvětlujte předem, která zpráva je legitimní; realistické rozhraní je součástí úlohy.</w:t>
+        <w:t>Nevysvětluj předem, která zpráva je legitimní; realistické rozhraní je součástí úlohy.</w:t>
       </w:r>
     </w:p>
     <w:p>
@@ -7292,7 +7292,7 @@
           <w:color w:val="1F2937"/>
           <w:sz w:val="22"/>
         </w:rPr>
-        <w:t>Připomeňte, že domény .example jsou výukové a tlačítka nic neodesílají.</w:t>
+        <w:t>Připomeň, že domény .example jsou výukové a tlačítka nic neodesílají.</w:t>
       </w:r>
     </w:p>
     <w:p>
@@ -7804,7 +7804,7 @@
                 <w:color w:val="1F2937"/>
                 <w:sz w:val="17"/>
               </w:rPr>
-              <w:t>Ukažte, že samotný odkaz či bezchybný jazyk nerozhoduje.</w:t>
+              <w:t>Ukaž, že samotný odkaz či bezchybný jazyk nerozhoduje.</w:t>
             </w:r>
           </w:p>
         </w:tc>
@@ -7905,7 +7905,7 @@
                 <w:color w:val="1F2937"/>
                 <w:sz w:val="17"/>
               </w:rPr>
-              <w:t>Nechte studenty seřadit kroky podle omezení další škody.</w:t>
+              <w:t>Nech studenty seřadit kroky podle omezení další škody.</w:t>
             </w:r>
           </w:p>
         </w:tc>
@@ -8065,7 +8065,7 @@
                 <w:color w:val="1F2937"/>
                 <w:sz w:val="21"/>
               </w:rPr>
-              <w:t>Během práce obcházejte třídu a sbírejte důvody rozhodnutí. Správnou odpověď zveřejněte až po krátké obhajobě skupin.</w:t>
+              <w:t>Během práce obcházej třídu a sbírej důvody rozhodnutí. Správnou odpověď zveřejni až po krátké obhajobě skupin.</w:t>
             </w:r>
           </w:p>
         </w:tc>
@@ -8435,7 +8435,7 @@
                 <w:color w:val="1F2937"/>
                 <w:sz w:val="17"/>
               </w:rPr>
-              <w:t>Moderní podvod může být bezchybný; vraťte se ke kontextu, doméně a požadované akci.</w:t>
+              <w:t>Moderní podvod může být bezchybný; vrať se ke kontextu, doméně a požadované akci.</w:t>
             </w:r>
           </w:p>
         </w:tc>
@@ -8503,7 +8503,7 @@
                 <w:color w:val="1F2937"/>
                 <w:sz w:val="17"/>
               </w:rPr>
-              <w:t>Zdůrazněte rychlé nahlášení, změnu hesla z důvěryhodného zařízení a zrušení relací.</w:t>
+              <w:t>Zdůrazni rychlé nahlášení, změnu hesla z důvěryhodného zařízení a zrušení relací.</w:t>
             </w:r>
           </w:p>
         </w:tc>
@@ -8668,7 +8668,7 @@
           <w:color w:val="1F2937"/>
           <w:sz w:val="22"/>
         </w:rPr>
-        <w:t>Rozdělte zprávy mezi skupiny a použijte společnou šablonu: znak – možné riziko – bezpečná reakce.</w:t>
+        <w:t>Rozděl zprávy mezi skupiny a použij společnou šablonu: znak – možné riziko – bezpečná reakce.</w:t>
       </w:r>
     </w:p>
     <w:p>
@@ -9111,7 +9111,7 @@
           <w:color w:val="1F2937"/>
           <w:sz w:val="22"/>
         </w:rPr>
-        <w:t>Ověřte dostupnost PowerShellu a příkazu Get-FileHash na školních počítačích.</w:t>
+        <w:t>Ověř dostupnost PowerShellu a příkazu Get-FileHash na školních počítačích.</w:t>
       </w:r>
     </w:p>
     <w:p>
@@ -9124,7 +9124,7 @@
           <w:color w:val="1F2937"/>
           <w:sz w:val="22"/>
         </w:rPr>
-        <w:t>Nasdílejte celou složku Podklady k aktivitám, aby zůstaly soubory A a B vedle sebe.</w:t>
+        <w:t>Nasdílej celou složku Podklady k aktivitám, aby zůstaly soubory A a B vedle sebe.</w:t>
       </w:r>
     </w:p>
     <w:p>
@@ -9137,7 +9137,7 @@
           <w:color w:val="1F2937"/>
           <w:sz w:val="22"/>
         </w:rPr>
-        <w:t>Připravte krátkou analogii pohlednice, obálky a pečeti; označte ji jako model, ne technický popis algoritmu.</w:t>
+        <w:t>Připrav krátkou analogii pohlednice, obálky a pečeti; označ ji jako model, ne technický popis algoritmu.</w:t>
       </w:r>
     </w:p>
     <w:p>
@@ -9346,7 +9346,7 @@
                 <w:color w:val="1F2937"/>
                 <w:sz w:val="17"/>
               </w:rPr>
-              <w:t>Nechte studenty přiřadit otevřený text, šifrovaný obsah a kontrolní otisk.</w:t>
+              <w:t>Nech studenty přiřadit otevřený text, šifrovaný obsah a kontrolní otisk.</w:t>
             </w:r>
           </w:p>
         </w:tc>
@@ -9447,7 +9447,7 @@
                 <w:color w:val="1F2937"/>
                 <w:sz w:val="17"/>
               </w:rPr>
-              <w:t>Odlište důvěrnost, integritu a dostupnost.</w:t>
+              <w:t>Odliš důvěrnost, integritu a dostupnost.</w:t>
             </w:r>
           </w:p>
         </w:tc>
@@ -9548,7 +9548,7 @@
                 <w:color w:val="1F2937"/>
                 <w:sz w:val="17"/>
               </w:rPr>
-              <w:t>Dvojice zašifrují a obnoví slovo; ihned vysvětlete slabost modelu.</w:t>
+              <w:t>Dvojice zašifrují a obnoví slovo; ihned vysvětli slabost modelu.</w:t>
             </w:r>
           </w:p>
         </w:tc>
@@ -9649,7 +9649,7 @@
                 <w:color w:val="1F2937"/>
                 <w:sz w:val="17"/>
               </w:rPr>
-              <w:t>Oddělte zabezpečení spojení od důvěryhodnosti webu.</w:t>
+              <w:t>Odděl zabezpečení spojení od důvěryhodnosti webu.</w:t>
             </w:r>
           </w:p>
         </w:tc>
@@ -9851,7 +9851,7 @@
                 <w:color w:val="1F2937"/>
                 <w:sz w:val="17"/>
               </w:rPr>
-              <w:t>Požadujte oddělené kopie a ověření obnovitelnosti.</w:t>
+              <w:t>Požaduj oddělené kopie a ověření obnovitelnosti.</w:t>
             </w:r>
           </w:p>
         </w:tc>
@@ -10011,7 +10011,7 @@
                 <w:color w:val="1F2937"/>
                 <w:sz w:val="21"/>
               </w:rPr>
-              <w:t>Během práce obcházejte třídu a sbírejte důvody rozhodnutí. Správnou odpověď zveřejněte až po krátké obhajobě skupin.</w:t>
+              <w:t>Během práce obcházej třídu a sbírej důvody rozhodnutí. Správnou odpověď zveřejni až po krátké obhajobě skupin.</w:t>
             </w:r>
           </w:p>
         </w:tc>
@@ -10359,7 +10359,7 @@
                 <w:color w:val="1F2937"/>
                 <w:sz w:val="17"/>
               </w:rPr>
-              <w:t>Vraťte se k rozdílu mezi vratnou transformací s klíčem a jednosměrným otiskem.</w:t>
+              <w:t>Vrať se k rozdílu mezi vratnou transformací s klíčem a jednosměrným otiskem.</w:t>
             </w:r>
           </w:p>
         </w:tc>
@@ -10427,7 +10427,7 @@
                 <w:color w:val="1F2937"/>
                 <w:sz w:val="17"/>
               </w:rPr>
-              <w:t>Porovnávejte obsah pomocí hashe, nikoli pouze název, velikost nebo ikonu.</w:t>
+              <w:t>Porovnávej obsah pomocí hashe, nikoli pouze název, velikost nebo ikonu.</w:t>
             </w:r>
           </w:p>
         </w:tc>
@@ -10592,7 +10592,7 @@
           <w:color w:val="1F2937"/>
           <w:sz w:val="22"/>
         </w:rPr>
-        <w:t>Příkaz poskytněte ke zkopírování: Get-FileHash .\4. Kontrola integrity - projekt A.txt -Algorithm SHA256.</w:t>
+        <w:t>Příkaz poskytni ke zkopírování: Get-FileHash .\4. Kontrola integrity - projekt A.txt -Algorithm SHA256.</w:t>
       </w:r>
     </w:p>
     <w:p>
@@ -11035,7 +11035,7 @@
           <w:color w:val="1F2937"/>
           <w:sz w:val="22"/>
         </w:rPr>
-        <w:t>Ověřte připojení, povolené vyhledávače a přístup k doménám NÚKIB, ÚOOÚ a webu školy.</w:t>
+        <w:t>Ověř připojení, povolené vyhledávače a přístup k doménám NÚKIB, ÚOOÚ a webu školy.</w:t>
       </w:r>
     </w:p>
     <w:p>
@@ -11048,7 +11048,7 @@
           <w:color w:val="1F2937"/>
           <w:sz w:val="22"/>
         </w:rPr>
-        <w:t>Připravte ukázku obecného a zpřesněného dotazu; nezobrazujte předem konečné odpovědi.</w:t>
+        <w:t>Připrav ukázku obecného a zpřesněného dotazu; nezobrazuj předem konečné odpovědi.</w:t>
       </w:r>
     </w:p>
     <w:p>
@@ -11061,7 +11061,7 @@
           <w:color w:val="1F2937"/>
           <w:sz w:val="22"/>
         </w:rPr>
-        <w:t>Upozorněte, že pořadí výsledků a reklamní bloky se mohou v čase a mezi studenty lišit.</w:t>
+        <w:t>Upozorni, že pořadí výsledků a reklamní bloky se mohou v čase a mezi studenty lišit.</w:t>
       </w:r>
     </w:p>
     <w:p>
@@ -11270,7 +11270,7 @@
                 <w:color w:val="1F2937"/>
                 <w:sz w:val="17"/>
               </w:rPr>
-              <w:t>Nechte studenty přepsat neurčitý dotaz na otázku s účelem.</w:t>
+              <w:t>Nech studenty přepsat neurčitý dotaz na otázku s účelem.</w:t>
             </w:r>
           </w:p>
         </w:tc>
@@ -11371,7 +11371,7 @@
                 <w:color w:val="1F2937"/>
                 <w:sz w:val="17"/>
               </w:rPr>
-              <w:t>Demonstrujte uvozovky, site:, filetype: a vyloučení slov.</w:t>
+              <w:t>Demonstruj uvozovky, site:, filetype: a vyloučení slov.</w:t>
             </w:r>
           </w:p>
         </w:tc>
@@ -11472,7 +11472,7 @@
                 <w:color w:val="1F2937"/>
                 <w:sz w:val="17"/>
               </w:rPr>
-              <w:t>Studenti pracují samostatně; pomáhejte otázkou, ne hotovým dotazem.</w:t>
+              <w:t>Studenti pracují samostatně; pomáhej otázkou, ne hotovým dotazem.</w:t>
             </w:r>
           </w:p>
         </w:tc>
@@ -11674,7 +11674,7 @@
                 <w:color w:val="1F2937"/>
                 <w:sz w:val="17"/>
               </w:rPr>
-              <w:t>Oddělte relevanci, autoritu a aktuálnost.</w:t>
+              <w:t>Odděl relevanci, autoritu a aktuálnost.</w:t>
             </w:r>
           </w:p>
         </w:tc>
@@ -11834,7 +11834,7 @@
                 <w:color w:val="1F2937"/>
                 <w:sz w:val="21"/>
               </w:rPr>
-              <w:t>Během práce obcházejte třídu a sbírejte důvody rozhodnutí. Správnou odpověď zveřejněte až po krátké obhajobě skupin.</w:t>
+              <w:t>Během práce obcházej třídu a sbírej důvody rozhodnutí. Správnou odpověď zveřejni až po krátké obhajobě skupin.</w:t>
             </w:r>
           </w:p>
         </w:tc>
@@ -12035,7 +12035,7 @@
           <w:color w:val="1F2937"/>
           <w:sz w:val="22"/>
         </w:rPr>
-        <w:t>Nestačí dva výsledky přebírající stejnou tiskovou zprávu; hledejte nezávislý původ.</w:t>
+        <w:t>Nestačí dva výsledky přebírající stejnou tiskovou zprávu; hledej nezávislý původ.</w:t>
       </w:r>
     </w:p>
     <w:p>
@@ -12182,7 +12182,7 @@
                 <w:color w:val="1F2937"/>
                 <w:sz w:val="17"/>
               </w:rPr>
-              <w:t>Vraťte úkol k dohledatelné cestě: dotaz – URL – původce – důvod výběru.</w:t>
+              <w:t>Vrať úkol k dohledatelné cestě: dotaz – URL – původce – důvod výběru.</w:t>
             </w:r>
           </w:p>
         </w:tc>
@@ -12318,7 +12318,7 @@
                 <w:color w:val="1F2937"/>
                 <w:sz w:val="17"/>
               </w:rPr>
-              <w:t>Nechte zachovat alespoň první a poslední verzi, aby byl postup viditelný.</w:t>
+              <w:t>Nech zachovat alespoň první a poslední verzi, aby byl postup viditelný.</w:t>
             </w:r>
           </w:p>
         </w:tc>
@@ -12415,7 +12415,7 @@
           <w:color w:val="1F2937"/>
           <w:sz w:val="22"/>
         </w:rPr>
-        <w:t>Nabídněte stavebnici dotazu: klíčový pojem + instituce + typ dokumentu + omezení domény.</w:t>
+        <w:t>Nabídni stavebnici dotazu: klíčový pojem + instituce + typ dokumentu + omezení domény.</w:t>
       </w:r>
     </w:p>
     <w:p>
@@ -12858,7 +12858,7 @@
           <w:color w:val="1F2937"/>
           <w:sz w:val="22"/>
         </w:rPr>
-        <w:t>Otevírejte zdroje postupně A → B → C; předčasné otevření C ruší část badatelského efektu.</w:t>
+        <w:t>Otevírej zdroje postupně A → B → C; předčasné otevření C ruší část badatelského efektu.</w:t>
       </w:r>
     </w:p>
     <w:p>
@@ -12871,7 +12871,7 @@
           <w:color w:val="1F2937"/>
           <w:sz w:val="22"/>
         </w:rPr>
-        <w:t>Zdůrazněte, že všechny instituce, autoři i data v ukázkách jsou fiktivní a slouží pouze k nácviku postupu.</w:t>
+        <w:t>Zdůrazni, že všechny instituce, autoři i data v ukázkách jsou fiktivní a slouží pouze k nácviku postupu.</w:t>
       </w:r>
     </w:p>
     <w:p>
@@ -12884,7 +12884,7 @@
           <w:color w:val="1F2937"/>
           <w:sz w:val="22"/>
         </w:rPr>
-        <w:t>Připravte na tabuli pět kroků: Původce – Původní zdroj – Podklady – Porovnání – Působení.</w:t>
+        <w:t>Připrav na tabuli pět kroků: Původce – Původní zdroj – Podklady – Porovnání – Působení.</w:t>
       </w:r>
     </w:p>
     <w:p>
@@ -13194,7 +13194,7 @@
                 <w:color w:val="1F2937"/>
                 <w:sz w:val="17"/>
               </w:rPr>
-              <w:t>Ke každému P společně formulujte jednu kontrolní otázku.</w:t>
+              <w:t>Ke každému P společně formuluj jednu kontrolní otázku.</w:t>
             </w:r>
           </w:p>
         </w:tc>
@@ -13295,7 +13295,7 @@
                 <w:color w:val="1F2937"/>
                 <w:sz w:val="17"/>
               </w:rPr>
-              <w:t>Porovnejte přesnost titulku, velikost vzorku a uvedená omezení.</w:t>
+              <w:t>Porovnej přesnost titulku, velikost vzorku a uvedená omezení.</w:t>
             </w:r>
           </w:p>
         </w:tc>
@@ -13396,7 +13396,7 @@
                 <w:color w:val="1F2937"/>
                 <w:sz w:val="17"/>
               </w:rPr>
-              <w:t>Dohledávejte původní tvrzení, metodu, výsledek a limity.</w:t>
+              <w:t>Dohledávej původní tvrzení, metodu, výsledek a limity.</w:t>
             </w:r>
           </w:p>
         </w:tc>
@@ -13497,7 +13497,7 @@
                 <w:color w:val="1F2937"/>
                 <w:sz w:val="17"/>
               </w:rPr>
-              <w:t>Požadujte formulaci odpovídající skutečné síle podkladů.</w:t>
+              <w:t>Požaduj formulaci odpovídající skutečné síle podkladů.</w:t>
             </w:r>
           </w:p>
         </w:tc>
@@ -13758,7 +13758,7 @@
                 <w:color w:val="1F2937"/>
                 <w:sz w:val="21"/>
               </w:rPr>
-              <w:t>Během práce obcházejte třídu a sbírejte důvody rozhodnutí. Správnou odpověď zveřejněte až po krátké obhajobě skupin.</w:t>
+              <w:t>Během práce obcházej třídu a sbírej důvody rozhodnutí. Správnou odpověď zveřejni až po krátké obhajobě skupin.</w:t>
             </w:r>
           </w:p>
         </w:tc>
@@ -14264,7 +14264,7 @@
                 <w:color w:val="1F2937"/>
                 <w:sz w:val="17"/>
               </w:rPr>
-              <w:t>Požadujte přesnější formulaci a míru jistoty: potvrzeno, vyvráceno, nebo nelze rozhodnout.</w:t>
+              <w:t>Požaduj přesnější formulaci a míru jistoty: potvrzeno, vyvráceno, nebo nelze rozhodnout.</w:t>
             </w:r>
           </w:p>
         </w:tc>
@@ -14361,7 +14361,7 @@
           <w:color w:val="1F2937"/>
           <w:sz w:val="22"/>
         </w:rPr>
-        <w:t>Rozdělte protokol na pět barevně označených polí a každé skupině přidělte nejprve jedno P.</w:t>
+        <w:t>Rozděl protokol na pět barevně označených polí a každé skupině přiděl nejprve jedno P.</w:t>
       </w:r>
     </w:p>
     <w:p>
@@ -14405,7 +14405,7 @@
           <w:color w:val="1F2937"/>
           <w:sz w:val="22"/>
         </w:rPr>
-        <w:t>Všechny tři zdroje jsou offline; při problému s prohlížečem použijte jejich shrnutí v pracovním sešitu.</w:t>
+        <w:t>Všechny tři zdroje jsou offline; při problému s prohlížečem použij jejich shrnutí v pracovním sešitu.</w:t>
       </w:r>
     </w:p>
     <w:p>
@@ -14804,7 +14804,7 @@
           <w:color w:val="1F2937"/>
           <w:sz w:val="22"/>
         </w:rPr>
-        <w:t>Otevřete příspěvek na celé obrazovce; fotografie jídelny je lokální a záměrně neprokazuje tvrzení v popisku.</w:t>
+        <w:t>Otevři příspěvek na celé obrazovce; fotografie jídelny je lokální a záměrně neprokazuje tvrzení v popisku.</w:t>
       </w:r>
     </w:p>
     <w:p>
@@ -14817,7 +14817,7 @@
           <w:color w:val="1F2937"/>
           <w:sz w:val="22"/>
         </w:rPr>
-        <w:t>Připravte barevný klíč: tvrzení, emoce, údajné důkazy, výzva k akci a chybějící informace.</w:t>
+        <w:t>Připrav barevný klíč: tvrzení, emoce, údajné důkazy, výzva k akci a chybějící informace.</w:t>
       </w:r>
     </w:p>
     <w:p>
@@ -14830,7 +14830,7 @@
           <w:color w:val="1F2937"/>
           <w:sz w:val="22"/>
         </w:rPr>
-        <w:t>Nepoužívejte jako úvod politický příklad; cílem je postup, nikoli spor o postoj.</w:t>
+        <w:t>Nepoužívej jako úvod politický příklad; cílem je postup, nikoli spor o postoj.</w:t>
       </w:r>
     </w:p>
     <w:p>
@@ -15140,7 +15140,7 @@
                 <w:color w:val="1F2937"/>
                 <w:sz w:val="17"/>
               </w:rPr>
-              <w:t>Oddělte, co příspěvek tvrdí, čím to dokládá a k čemu vyzývá.</w:t>
+              <w:t>Odděl, co příspěvek tvrdí, čím to dokládá a k čemu vyzývá.</w:t>
             </w:r>
           </w:p>
         </w:tc>
@@ -15342,7 +15342,7 @@
                 <w:color w:val="1F2937"/>
                 <w:sz w:val="17"/>
               </w:rPr>
-              <w:t>Vyžadujte původ snímku, datum, vyjádření školy/jídelny a nezávislý zdroj.</w:t>
+              <w:t>Vyžaduj původ snímku, datum, vyjádření školy/jídelny a nezávislý zdroj.</w:t>
             </w:r>
           </w:p>
         </w:tc>
@@ -15704,7 +15704,7 @@
                 <w:color w:val="1F2937"/>
                 <w:sz w:val="21"/>
               </w:rPr>
-              <w:t>Během práce obcházejte třídu a sbírejte důvody rozhodnutí. Správnou odpověď zveřejněte až po krátké obhajobě skupin.</w:t>
+              <w:t>Během práce obcházej třídu a sbírej důvody rozhodnutí. Správnou odpověď zveřejni až po krátké obhajobě skupin.</w:t>
             </w:r>
           </w:p>
         </w:tc>
@@ -16142,7 +16142,7 @@
                 <w:color w:val="1F2937"/>
                 <w:sz w:val="17"/>
               </w:rPr>
-              <w:t>Bez podkladů nepřidávejte nové tvrzení; zaměřte se na dohledatelný původ a kontext.</w:t>
+              <w:t>Bez podkladů nepřidávej nové tvrzení; zaměř se na dohledatelný původ a kontext.</w:t>
             </w:r>
           </w:p>
         </w:tc>
@@ -16210,7 +16210,7 @@
                 <w:color w:val="1F2937"/>
                 <w:sz w:val="17"/>
               </w:rPr>
-              <w:t>Záměr bývá obtížné prokázat; používejte přesné termíny neověřené, zavádějící nebo nepravdivé tvrzení.</w:t>
+              <w:t>Záměr bývá obtížné prokázat; používej přesné termíny neověřené, zavádějící nebo nepravdivé tvrzení.</w:t>
             </w:r>
           </w:p>
         </w:tc>
@@ -16307,7 +16307,7 @@
           <w:color w:val="1F2937"/>
           <w:sz w:val="22"/>
         </w:rPr>
-        <w:t>Poskytněte tabulku se sloupci tvrzení – důkaz – co chybí – jak ověřit.</w:t>
+        <w:t>Poskytni tabulku se sloupci tvrzení – důkaz – co chybí – jak ověřit.</w:t>
       </w:r>
     </w:p>
     <w:p>
@@ -16351,7 +16351,7 @@
           <w:color w:val="1F2937"/>
           <w:sz w:val="22"/>
         </w:rPr>
-        <w:t>Ukázka je offline; pokud nefunguje HTML, použijte text a popis fotografie v pracovním sešitu.</w:t>
+        <w:t>Ukázka je offline; pokud nefunguje HTML, použij text a popis fotografie v pracovním sešitu.</w:t>
       </w:r>
     </w:p>
     <w:p>
@@ -16750,7 +16750,7 @@
           <w:color w:val="1F2937"/>
           <w:sz w:val="22"/>
         </w:rPr>
-        <w:t>Výslovně označte Alexe, fotografie i všechny údaje jako fiktivní výukový profil.</w:t>
+        <w:t>Výslovně označ Alexe, fotografie i všechny údaje jako fiktivní výukový profil.</w:t>
       </w:r>
     </w:p>
     <w:p>
@@ -16763,7 +16763,7 @@
           <w:color w:val="1F2937"/>
           <w:sz w:val="22"/>
         </w:rPr>
-        <w:t>Stanovte pravidlo: analyzujeme vzorec sdílení, ne charakter člověka a ne účty spolužáků.</w:t>
+        <w:t>Stanov pravidlo: analyzujeme vzorec sdílení, ne charakter člověka a ne účty spolužáků.</w:t>
       </w:r>
     </w:p>
     <w:p>
@@ -16985,7 +16985,7 @@
                 <w:color w:val="1F2937"/>
                 <w:sz w:val="17"/>
               </w:rPr>
-              <w:t>Uveďte jeden příklad vědomého příspěvku a jednoho automatického záznamu.</w:t>
+              <w:t>Uveď jeden příklad vědomého příspěvku a jednoho automatického záznamu.</w:t>
             </w:r>
           </w:p>
         </w:tc>
@@ -17187,7 +17187,7 @@
                 <w:color w:val="1F2937"/>
                 <w:sz w:val="17"/>
               </w:rPr>
-              <w:t>Požadujte vazbu: konkrétní údaj → možné zneužití → opatření.</w:t>
+              <w:t>Požaduj vazbu: konkrétní údaj → možné zneužití → opatření.</w:t>
             </w:r>
           </w:p>
         </w:tc>
@@ -17549,7 +17549,7 @@
                 <w:color w:val="1F2937"/>
                 <w:sz w:val="21"/>
               </w:rPr>
-              <w:t>Během práce obcházejte třídu a sbírejte důvody rozhodnutí. Správnou odpověď zveřejněte až po krátké obhajobě skupin.</w:t>
+              <w:t>Během práce obcházej třídu a sbírej důvody rozhodnutí. Správnou odpověď zveřejni až po krátké obhajobě skupin.</w:t>
             </w:r>
           </w:p>
         </w:tc>
@@ -17919,7 +17919,7 @@
                 <w:color w:val="1F2937"/>
                 <w:sz w:val="17"/>
               </w:rPr>
-              <w:t>Vraťte diskusi k návrhu bezpečnějšího sdílení; cílem není hodnotit osobu.</w:t>
+              <w:t>Vrať diskusi k návrhu bezpečnějšího sdílení; cílem není hodnotit osobu.</w:t>
             </w:r>
           </w:p>
         </w:tc>
@@ -17987,7 +17987,7 @@
                 <w:color w:val="1F2937"/>
                 <w:sz w:val="17"/>
               </w:rPr>
-              <w:t>Hledejte přiměřená opatření: publikum, načasování, ořez, odstranění identifikátorů a souhlas ostatních.</w:t>
+              <w:t>Hledej přiměřená opatření: publikum, načasování, ořez, odstranění identifikátorů a souhlas ostatních.</w:t>
             </w:r>
           </w:p>
         </w:tc>
@@ -18055,7 +18055,7 @@
                 <w:color w:val="1F2937"/>
                 <w:sz w:val="17"/>
               </w:rPr>
-              <w:t>Okamžitě se vraťte k fiktivnímu podkladu; nepodporujte dohledávání spolužáků.</w:t>
+              <w:t>Okamžitě se vrať k fiktivnímu podkladu; nepodporuj dohledávání spolužáků.</w:t>
             </w:r>
           </w:p>
         </w:tc>
@@ -18152,7 +18152,7 @@
           <w:color w:val="1F2937"/>
           <w:sz w:val="22"/>
         </w:rPr>
-        <w:t>Přidělte skupinám vždy tři konkrétní dlaždice profilu a nechte je hledat vazby pouze mezi nimi.</w:t>
+        <w:t>Přiděl skupinám vždy tři konkrétní dlaždice profilu a nech je hledat vazby pouze mezi nimi.</w:t>
       </w:r>
     </w:p>
     <w:p>
@@ -18196,7 +18196,7 @@
           <w:color w:val="1F2937"/>
           <w:sz w:val="22"/>
         </w:rPr>
-        <w:t>Fotografická mřížka je vložená lokálně; při problému s prohlížečem použijte seznam příspěvků v pracovním sešitu.</w:t>
+        <w:t>Fotografická mřížka je vložená lokálně; při problému s prohlížečem použij seznam příspěvků v pracovním sešitu.</w:t>
       </w:r>
     </w:p>
     <w:p>
@@ -18598,7 +18598,7 @@
           <w:color w:val="1F2937"/>
           <w:sz w:val="22"/>
         </w:rPr>
-        <w:t>Otevřete CSV a ověřte správné zobrazení českých znaků a středníkového oddělovače.</w:t>
+        <w:t>Otevři CSV a ověř správné zobrazení českých znaků a středníkového oddělovače.</w:t>
       </w:r>
     </w:p>
     <w:p>
@@ -18611,7 +18611,7 @@
           <w:color w:val="1F2937"/>
           <w:sz w:val="22"/>
         </w:rPr>
-        <w:t>Připravte jeden legálně použitelný obrázek s jasnou licencí jako demonstraci, pokud je dostupný internet.</w:t>
+        <w:t>Připrav jeden legálně použitelný obrázek s jasnou licencí jako demonstraci, pokud je dostupný internet.</w:t>
       </w:r>
     </w:p>
     <w:p>
@@ -18624,7 +18624,7 @@
           <w:color w:val="1F2937"/>
           <w:sz w:val="22"/>
         </w:rPr>
-        <w:t>Vyhněte se detailnímu právnímu poradenství; učte praktické otázky účelu, rozsahu, zabezpečení a oprávnění.</w:t>
+        <w:t>Vyhni se detailnímu právnímu poradenství; učte praktické otázky účelu, rozsahu, zabezpečení a oprávnění.</w:t>
       </w:r>
     </w:p>
     <w:p>
@@ -18833,7 +18833,7 @@
                 <w:color w:val="1F2937"/>
                 <w:sz w:val="17"/>
               </w:rPr>
-              <w:t>Třiďte běžné příklady a ptejte se, zda lze určit konkrétní osobu.</w:t>
+              <w:t>Třiď běžné příklady a ptej se, zda lze určit konkrétní osobu.</w:t>
             </w:r>
           </w:p>
         </w:tc>
@@ -18934,7 +18934,7 @@
                 <w:color w:val="1F2937"/>
                 <w:sz w:val="17"/>
               </w:rPr>
-              <w:t>Požadujte účel, nezbytnost, rozsah a zabezpečení.</w:t>
+              <w:t>Požaduj účel, nezbytnost, rozsah a zabezpečení.</w:t>
             </w:r>
           </w:p>
         </w:tc>
@@ -19035,7 +19035,7 @@
                 <w:color w:val="1F2937"/>
                 <w:sz w:val="17"/>
               </w:rPr>
-              <w:t>Vysvětlete, že souhlas není jediný právní základ a nemusí být vždy vhodný.</w:t>
+              <w:t>Vysvětli, že souhlas není jediný právní základ a nemusí být vždy vhodný.</w:t>
             </w:r>
           </w:p>
         </w:tc>
@@ -19136,7 +19136,7 @@
                 <w:color w:val="1F2937"/>
                 <w:sz w:val="17"/>
               </w:rPr>
-              <w:t>Rozlište nalezení obrázku, licenci, citaci a souhlas osob na fotografii.</w:t>
+              <w:t>Rozliš nalezení obrázku, licenci, citaci a souhlas osob na fotografii.</w:t>
             </w:r>
           </w:p>
         </w:tc>
@@ -19237,7 +19237,7 @@
                 <w:color w:val="1F2937"/>
                 <w:sz w:val="17"/>
               </w:rPr>
-              <w:t>Použijte vzorec autor – název – zdroj – licence.</w:t>
+              <w:t>Použij vzorec autor – název – zdroj – licence.</w:t>
             </w:r>
           </w:p>
         </w:tc>
@@ -19397,7 +19397,7 @@
                 <w:color w:val="1F2937"/>
                 <w:sz w:val="21"/>
               </w:rPr>
-              <w:t>Během práce obcházejte třídu a sbírejte důvody rozhodnutí. Správnou odpověď zveřejněte až po krátké obhajobě skupin.</w:t>
+              <w:t>Během práce obcházej třídu a sbírej důvody rozhodnutí. Správnou odpověď zveřejni až po krátké obhajobě skupin.</w:t>
             </w:r>
           </w:p>
         </w:tc>
@@ -19767,7 +19767,7 @@
                 <w:color w:val="1F2937"/>
                 <w:sz w:val="17"/>
               </w:rPr>
-              <w:t>Ptejte se na účel a právní základ; ve vztahu školy a žáka může být souhlas problematický.</w:t>
+              <w:t>Ptej se na účel a právní základ; ve vztahu školy a žáka může být souhlas problematický.</w:t>
             </w:r>
           </w:p>
         </w:tc>
@@ -19903,7 +19903,7 @@
                 <w:color w:val="1F2937"/>
                 <w:sz w:val="17"/>
               </w:rPr>
-              <w:t>Veřejně dostupný neznamená volně použitelný; dohledávejte původ a podmínky.</w:t>
+              <w:t>Veřejně dostupný neznamená volně použitelný; dohledávej původ a podmínky.</w:t>
             </w:r>
           </w:p>
         </w:tc>
@@ -20000,7 +20000,7 @@
           <w:color w:val="1F2937"/>
           <w:sz w:val="22"/>
         </w:rPr>
-        <w:t>Použijte čtyři kontrolní otázky: Kdo? Co? Proč? Za jakých podmínek?</w:t>
+        <w:t>Použij čtyři kontrolní otázky: Kdo? Co? Proč? Za jakých podmínek?</w:t>
       </w:r>
     </w:p>
     <w:p>
@@ -20443,7 +20443,7 @@
           <w:color w:val="1F2937"/>
           <w:sz w:val="22"/>
         </w:rPr>
-        <w:t>Rozdělte týmy po 3–4 a každému přidělte role: koordinátor, zapisovatel, ověřovatel a mluvčí.</w:t>
+        <w:t>Rozděl týmy po 3–4 a každému přiděl role: koordinátor, zapisovatel, ověřovatel a mluvčí.</w:t>
       </w:r>
     </w:p>
     <w:p>
@@ -20456,7 +20456,7 @@
           <w:color w:val="1F2937"/>
           <w:sz w:val="22"/>
         </w:rPr>
-        <w:t>Nasdílejte dashboard incidentu; test A/B zpřístupněte až po týmové části.</w:t>
+        <w:t>Nasdílej dashboard incidentu; test A/B zpřístupni až po týmové části.</w:t>
       </w:r>
     </w:p>
     <w:p>
@@ -20469,7 +20469,7 @@
           <w:color w:val="1F2937"/>
           <w:sz w:val="22"/>
         </w:rPr>
-        <w:t>Nastavte viditelný časovač na 20 minut a připravte způsob odevzdání týmového i individuálního výstupu.</w:t>
+        <w:t>Nastav viditelný časovač na 20 minut a připrav způsob odevzdání týmového i individuálního výstupu.</w:t>
       </w:r>
     </w:p>
     <w:p>
@@ -20678,7 +20678,7 @@
                 <w:color w:val="1F2937"/>
                 <w:sz w:val="17"/>
               </w:rPr>
-              <w:t>Ověřte porozumění situaci, ale nenaznačujte pořadí řešení.</w:t>
+              <w:t>Ověř porozumění situaci, ale nenaznačuj pořadí řešení.</w:t>
             </w:r>
           </w:p>
         </w:tc>
@@ -20880,7 +20880,7 @@
                 <w:color w:val="1F2937"/>
                 <w:sz w:val="17"/>
               </w:rPr>
-              <w:t>Nechte týmy seřadit pět prvních kroků a označit vlastníka každého kroku.</w:t>
+              <w:t>Nech týmy seřadit pět prvních kroků a označit vlastníka každého kroku.</w:t>
             </w:r>
           </w:p>
         </w:tc>
@@ -21082,7 +21082,7 @@
                 <w:color w:val="1F2937"/>
                 <w:sz w:val="17"/>
               </w:rPr>
-              <w:t>Zaměřte se na nejčastější omyl, ne na čtení celého klíče.</w:t>
+              <w:t>Zaměř se na nejčastější omyl, ne na čtení celého klíče.</w:t>
             </w:r>
           </w:p>
         </w:tc>
@@ -21242,7 +21242,7 @@
                 <w:color w:val="1F2937"/>
                 <w:sz w:val="21"/>
               </w:rPr>
-              <w:t>Během práce obcházejte třídu a sbírejte důvody rozhodnutí. Správnou odpověď zveřejněte až po krátké obhajobě skupin.</w:t>
+              <w:t>Během práce obcházej třídu a sbírej důvody rozhodnutí. Správnou odpověď zveřejni až po krátké obhajobě skupin.</w:t>
             </w:r>
           </w:p>
         </w:tc>
@@ -21612,7 +21612,7 @@
                 <w:color w:val="1F2937"/>
                 <w:sz w:val="17"/>
               </w:rPr>
-              <w:t>Nejdřív zastavte další škodu a obnovte kontrolu nad účtem.</w:t>
+              <w:t>Nejdřív zastav další škodu a obnov kontrolu nad účtem.</w:t>
             </w:r>
           </w:p>
         </w:tc>
@@ -21680,7 +21680,7 @@
                 <w:color w:val="1F2937"/>
                 <w:sz w:val="17"/>
               </w:rPr>
-              <w:t>Uchovejte minimum v řízeném kanálu; další šíření může zvyšovat újmu a porušovat soukromí.</w:t>
+              <w:t>Uchovej minimum v řízeném kanálu; další šíření může zvyšovat újmu a porušovat soukromí.</w:t>
             </w:r>
           </w:p>
         </w:tc>
@@ -21845,7 +21845,7 @@
           <w:color w:val="1F2937"/>
           <w:sz w:val="22"/>
         </w:rPr>
-        <w:t>Nabídněte pět nadpisů stanovišť, ale ne pořadí kroků; tým pod ně třídí zjištění z dashboardu.</w:t>
+        <w:t>Nabídni pět nadpisů stanovišť, ale ne pořadí kroků; tým pod ně třídí zjištění z dashboardu.</w:t>
       </w:r>
     </w:p>
     <w:p>
@@ -21889,7 +21889,7 @@
           <w:color w:val="1F2937"/>
           <w:sz w:val="22"/>
         </w:rPr>
-        <w:t>Dashboard je offline. Pokud nefunguje prohlížeč, použijte časovou osu a popis incidentu z pracovního sešitu.</w:t>
+        <w:t>Dashboard je offline. Pokud nefunguje prohlížeč, použij časovou osu a popis incidentu z pracovního sešitu.</w:t>
       </w:r>
     </w:p>
     <w:p>
@@ -22874,7 +22874,7 @@
                 <w:color w:val="1F2937"/>
                 <w:sz w:val="21"/>
               </w:rPr>
-              <w:t>Bezpečnostní a právní doporučení pravidelně aktualizujte. Materiál slouží k základní školní výuce, nikoli k řešení konkrétního incidentu nebo individuální právní situace.</w:t>
+              <w:t>Bezpečnostní a právní doporučení pravidelně aktualizuj. Materiál slouží k základní školní výuce, nikoli k řešení konkrétního incidentu nebo individuální právní situace.</w:t>
             </w:r>
           </w:p>
         </w:tc>

--- a/public/materialy/1L/7/Pro učitele/Plány hodin a metodika.docx
+++ b/public/materialy/1L/7/Pro učitele/Plány hodin a metodika.docx
@@ -1469,7 +1469,7 @@
                 <w:color w:val="1F2937"/>
                 <w:sz w:val="16"/>
               </w:rPr>
-              <w:t>6. Zdroj A.html</w:t>
+              <w:t>Zdroj A.html</w:t>
             </w:r>
           </w:p>
         </w:tc>
@@ -1603,7 +1603,7 @@
                 <w:color w:val="1F2937"/>
                 <w:sz w:val="16"/>
               </w:rPr>
-              <w:t>7. Neověřený příspěvek.html ze složky Podklady k aktivitám</w:t>
+              <w:t>Neověřený příspěvek.html ze složky Podklady k aktivitám</w:t>
             </w:r>
           </w:p>
         </w:tc>
@@ -1737,7 +1737,7 @@
                 <w:color w:val="1F2937"/>
                 <w:sz w:val="16"/>
               </w:rPr>
-              <w:t>8. Profil Alex.html ze složky Podklady k aktivitám</w:t>
+              <w:t>Profil Alex.html ze složky Podklady k aktivitám</w:t>
             </w:r>
           </w:p>
         </w:tc>
@@ -2005,7 +2005,7 @@
                 <w:color w:val="1F2937"/>
                 <w:sz w:val="16"/>
               </w:rPr>
-              <w:t>10. Incident mediálního klubu.html</w:t>
+              <w:t>Incident mediálního klubu.html</w:t>
             </w:r>
           </w:p>
         </w:tc>
@@ -12693,7 +12693,7 @@
                 <w:color w:val="1F2937"/>
                 <w:sz w:val="18"/>
               </w:rPr>
-              <w:t>6. Zdroj A.html, 6. Zdroj B.html, 6. Zdroj C.html ze složky Podklady k aktivitám</w:t>
+              <w:t>Zdroj A.html, Zdroj B.html, Zdroj C.html ze složky Podklady k aktivitám</w:t>
             </w:r>
           </w:p>
         </w:tc>
@@ -14639,7 +14639,7 @@
                 <w:color w:val="1F2937"/>
                 <w:sz w:val="18"/>
               </w:rPr>
-              <w:t>7. Neověřený příspěvek.html ze složky Podklady k aktivitám, digitální pracovní sešit</w:t>
+              <w:t>Neověřený příspěvek.html ze složky Podklady k aktivitám, digitální pracovní sešit</w:t>
             </w:r>
           </w:p>
         </w:tc>
@@ -16585,7 +16585,7 @@
                 <w:color w:val="1F2937"/>
                 <w:sz w:val="18"/>
               </w:rPr>
-              <w:t>8. Profil Alex.html ze složky Podklady k aktivitám, digitální pracovní sešit</w:t>
+              <w:t>Profil Alex.html ze složky Podklady k aktivitám, digitální pracovní sešit</w:t>
             </w:r>
           </w:p>
         </w:tc>
@@ -20278,7 +20278,7 @@
                 <w:color w:val="1F2937"/>
                 <w:sz w:val="18"/>
               </w:rPr>
-              <w:t>10. Incident mediálního klubu.html, Testy A a B.docx, digitální pracovní sešit</w:t>
+              <w:t>Incident mediálního klubu.html, Testy A a B.docx, digitální pracovní sešit</w:t>
             </w:r>
           </w:p>
         </w:tc>

--- a/public/materialy/1L/7/Pro učitele/Plány hodin a metodika.docx
+++ b/public/materialy/1L/7/Pro učitele/Plány hodin a metodika.docx
@@ -28,7 +28,7 @@
           <w:color w:val="1F2937"/>
           <w:sz w:val="56"/>
         </w:rPr>
-        <w:t>Internet, bezpečnost a práce s informacemi</w:t>
+        <w:t>Internet, bezpečnost a práce s informacemi</w:t>
       </w:r>
     </w:p>
     <w:p>
@@ -41,7 +41,7 @@
           <w:color w:val="5F6B66"/>
           <w:sz w:val="28"/>
         </w:rPr>
-        <w:t>Plány 10 hodin a metodika pro učitele</w:t>
+        <w:t>Plány 10 hodin a metodika pro učitele</w:t>
       </w:r>
     </w:p>
     <w:tbl>
@@ -92,7 +92,7 @@
                 <w:color w:val="1F2937"/>
                 <w:sz w:val="21"/>
               </w:rPr>
-              <w:t>Praktický manuál pro 1. ročník střední školy. Navazuje na digitální pracovní sešit a offline digitální podklady ve složce Podklady k aktivitám.</w:t>
+              <w:t>Praktický manuál pro 1. ročník střední školy. Navazuje na digitální pracovní sešit a offline digitální podklady ve složce Podklady k aktivitám.</w:t>
             </w:r>
           </w:p>
         </w:tc>
@@ -377,7 +377,7 @@
           <w:color w:val="1F2937"/>
           <w:sz w:val="22"/>
         </w:rPr>
-        <w:t>V úkolech nikdy neuváděj skutečné heslo, přihlašovací údaje ani neveřejné osobní informace. Pracuj pouze s fiktivními údaji v zadání.</w:t>
+        <w:t>V úkolech nikdy neuváděj skutečné heslo, přihlašovací údaje ani neveřejné osobní informace. Pracuj pouze s fiktivními údaji v zadání.</w:t>
       </w:r>
     </w:p>
     <w:p>
@@ -455,7 +455,7 @@
                 <w:color w:val="1F2937"/>
                 <w:sz w:val="21"/>
               </w:rPr>
-              <w:t>Poměr celé série: přibližně 1/3 krátké vysvětlení a modelování, 2/3 samostatná nebo skupinová práce studentů na počítači.</w:t>
+              <w:t>Poměr celé série: přibližně 1/3 krátké vysvětlení a modelování, 2/3 samostatná nebo skupinová práce studentů na počítači.</w:t>
             </w:r>
           </w:p>
         </w:tc>
@@ -476,7 +476,7 @@
           <w:color w:val="1F2937"/>
           <w:sz w:val="22"/>
         </w:rPr>
-        <w:t>Používej pouze fiktivní účty, osoby, domény .example a offline simulace ze složky Podklady k aktivitám.</w:t>
+        <w:t>Používej pouze fiktivní účty, osoby, domény .example a offline simulace ze složky Podklady k aktivitám.</w:t>
       </w:r>
     </w:p>
     <w:p>
@@ -489,7 +489,7 @@
           <w:color w:val="1F2937"/>
           <w:sz w:val="22"/>
         </w:rPr>
-        <w:t>Nech studenty nejprve rozhodnout a zapsat důvod; až potom zveřejni očekávané řešení.</w:t>
+        <w:t>Nech studenty nejprve rozhodnout a zapsat důvod; až potom zveřejni očekávané řešení.</w:t>
       </w:r>
     </w:p>
     <w:p>
@@ -502,7 +502,7 @@
           <w:color w:val="1F2937"/>
           <w:sz w:val="22"/>
         </w:rPr>
-        <w:t>Hodnoť postup, práci s důkazem a přiměřenost závěru více než shodu s jednou formulací.</w:t>
+        <w:t>Hodnoť postup, práci s důkazem a přiměřenost závěru více než shodu s jednou formulací.</w:t>
       </w:r>
     </w:p>
     <w:p>
@@ -528,7 +528,7 @@
           <w:color w:val="1F2937"/>
           <w:sz w:val="22"/>
         </w:rPr>
-        <w:t>Nevyžaduj sdílení skutečných hesel, nastavení účtů, soukromých profilů ani osobních zkušeností s incidentem.</w:t>
+        <w:t>Nevyžaduj sdílení skutečných hesel, nastavení účtů, soukromých profilů ani osobních zkušeností s incidentem.</w:t>
       </w:r>
     </w:p>
     <w:p>
@@ -766,7 +766,7 @@
                 <w:color w:val="1F2937"/>
                 <w:sz w:val="16"/>
               </w:rPr>
-              <w:t>Vyplněná tabulka rizik a třídní desatero konkrétních pravidel.</w:t>
+              <w:t>Vyplněná tabulka rizik a třídní desatero konkrétních pravidel.</w:t>
             </w:r>
           </w:p>
         </w:tc>
@@ -867,7 +867,7 @@
                 <w:color w:val="1F2937"/>
                 <w:sz w:val="16"/>
               </w:rPr>
-              <w:t>Hesla, přihlašování a dvoufaktorové ověření</w:t>
+              <w:t>Hesla, přihlašování a dvoufaktorové ověření</w:t>
             </w:r>
           </w:p>
         </w:tc>
@@ -900,7 +900,7 @@
                 <w:color w:val="1F2937"/>
                 <w:sz w:val="16"/>
               </w:rPr>
-              <w:t>Model ochrany školního e-mailu, sociální sítě a herního účtu.</w:t>
+              <w:t>Model ochrany školního e-mailu, sociální sítě a herního účtu.</w:t>
             </w:r>
           </w:p>
         </w:tc>
@@ -1001,7 +1001,7 @@
                 <w:color w:val="1F2937"/>
                 <w:sz w:val="16"/>
               </w:rPr>
-              <w:t>Kybernetické hrozby a phishing</w:t>
+              <w:t>Kybernetické hrozby a phishing</w:t>
             </w:r>
           </w:p>
         </w:tc>
@@ -1034,7 +1034,7 @@
                 <w:color w:val="1F2937"/>
                 <w:sz w:val="16"/>
               </w:rPr>
-              <w:t>Analýza šesti zpráv a seřazený postup po zadání hesla do podvodného formuláře.</w:t>
+              <w:t>Analýza šesti zpráv a seřazený postup po zadání hesla do podvodného formuláře.</w:t>
             </w:r>
           </w:p>
         </w:tc>
@@ -1067,7 +1067,7 @@
                 <w:color w:val="1F2937"/>
                 <w:sz w:val="16"/>
               </w:rPr>
-              <w:t>3. Podezřelá schránka.html ze složky Podklady k aktivitám</w:t>
+              <w:t>3. Podezřelá schránka.html ze složky Podklady k aktivitám</w:t>
             </w:r>
           </w:p>
         </w:tc>
@@ -1135,7 +1135,7 @@
                 <w:color w:val="1F2937"/>
                 <w:sz w:val="16"/>
               </w:rPr>
-              <w:t>Šifrování, HTTPS, hash a zálohování</w:t>
+              <w:t>Šifrování, HTTPS, hash a zálohování</w:t>
             </w:r>
           </w:p>
         </w:tc>
@@ -1168,7 +1168,7 @@
                 <w:color w:val="1F2937"/>
                 <w:sz w:val="16"/>
               </w:rPr>
-              <w:t>Dva vypočtené hashe, vysvětlení rozdílu a vlastní vícevrstvý plán záloh.</w:t>
+              <w:t>Dva vypočtené hashe, vysvětlení rozdílu a vlastní vícevrstvý plán záloh.</w:t>
             </w:r>
           </w:p>
         </w:tc>
@@ -1201,7 +1201,7 @@
                 <w:color w:val="1F2937"/>
                 <w:sz w:val="16"/>
               </w:rPr>
-              <w:t>Složka Podklady k aktivitám</w:t>
+              <w:t>Složka Podklady k aktivitám</w:t>
             </w:r>
           </w:p>
         </w:tc>
@@ -1302,7 +1302,7 @@
                 <w:color w:val="1F2937"/>
                 <w:sz w:val="16"/>
               </w:rPr>
-              <w:t>Záznam šesti dotazů, vybraných URL, původců a důvodů výběru.</w:t>
+              <w:t>Záznam šesti dotazů, vybraných URL, původců a důvodů výběru.</w:t>
             </w:r>
           </w:p>
         </w:tc>
@@ -1436,7 +1436,7 @@
                 <w:color w:val="1F2937"/>
                 <w:sz w:val="16"/>
               </w:rPr>
-              <w:t>Protokol 5P, opravený titulek a závěr s vyjádřenou mírou jistoty.</w:t>
+              <w:t>Protokol 5P, opravený titulek a závěr s vyjádřenou mírou jistoty.</w:t>
             </w:r>
           </w:p>
         </w:tc>
@@ -1537,7 +1537,7 @@
                 <w:color w:val="1F2937"/>
                 <w:sz w:val="16"/>
               </w:rPr>
-              <w:t>Fake news, manipulace a obsah vytvořený AI</w:t>
+              <w:t>Fake news, manipulace a obsah vytvořený AI</w:t>
             </w:r>
           </w:p>
         </w:tc>
@@ -1570,7 +1570,7 @@
                 <w:color w:val="1F2937"/>
                 <w:sz w:val="16"/>
               </w:rPr>
-              <w:t>Barevná analýza příspěvku, ověřovací postup a neutrální přepis.</w:t>
+              <w:t>Barevná analýza příspěvku, ověřovací postup a neutrální přepis.</w:t>
             </w:r>
           </w:p>
         </w:tc>
@@ -1603,7 +1603,7 @@
                 <w:color w:val="1F2937"/>
                 <w:sz w:val="16"/>
               </w:rPr>
-              <w:t>Neověřený příspěvek.html ze složky Podklady k aktivitám</w:t>
+              <w:t>Neověřený příspěvek.html ze složky Podklady k aktivitám</w:t>
             </w:r>
           </w:p>
         </w:tc>
@@ -1671,7 +1671,7 @@
                 <w:color w:val="1F2937"/>
                 <w:sz w:val="16"/>
               </w:rPr>
-              <w:t>Sociální sítě a digitální stopa</w:t>
+              <w:t>Sociální sítě a digitální stopa</w:t>
             </w:r>
           </w:p>
         </w:tc>
@@ -1704,7 +1704,7 @@
                 <w:color w:val="1F2937"/>
                 <w:sz w:val="16"/>
               </w:rPr>
-              <w:t>Tabulka zjištění–podklad–riziko–doporučení a soukromý osobní audit.</w:t>
+              <w:t>Tabulka zjištění–podklad–riziko–doporučení a soukromý osobní audit.</w:t>
             </w:r>
           </w:p>
         </w:tc>
@@ -1737,7 +1737,7 @@
                 <w:color w:val="1F2937"/>
                 <w:sz w:val="16"/>
               </w:rPr>
-              <w:t>Profil Alex.html ze složky Podklady k aktivitám</w:t>
+              <w:t>Profil Alex.html ze složky Podklady k aktivitám</w:t>
             </w:r>
           </w:p>
         </w:tc>
@@ -1805,7 +1805,7 @@
                 <w:color w:val="1F2937"/>
                 <w:sz w:val="16"/>
               </w:rPr>
-              <w:t>Soukromí, GDPR a autorská práva</w:t>
+              <w:t>Soukromí, GDPR a autorská práva</w:t>
             </w:r>
           </w:p>
         </w:tc>
@@ -1838,7 +1838,7 @@
                 <w:color w:val="1F2937"/>
                 <w:sz w:val="16"/>
               </w:rPr>
-              <w:t>Rozhodnutí k modelovým údajům a licencím včetně správného uvedení díla.</w:t>
+              <w:t>Rozhodnutí k modelovým údajům a licencím včetně správného uvedení díla.</w:t>
             </w:r>
           </w:p>
         </w:tc>
@@ -1871,7 +1871,7 @@
                 <w:color w:val="1F2937"/>
                 <w:sz w:val="16"/>
               </w:rPr>
-              <w:t>9. Díla a licence.csv</w:t>
+              <w:t>9. Díla a licence.csv</w:t>
             </w:r>
           </w:p>
         </w:tc>
@@ -1972,7 +1972,7 @@
                 <w:color w:val="1F2937"/>
                 <w:sz w:val="16"/>
               </w:rPr>
-              <w:t>Týmový akční plán k incidentu, individuální test a závěrečné sebehodnocení.</w:t>
+              <w:t>Týmový akční plán k incidentu, individuální test a závěrečné sebehodnocení.</w:t>
             </w:r>
           </w:p>
         </w:tc>
@@ -2040,7 +2040,7 @@
         <w:pStyle w:val="Heading1"/>
       </w:pPr>
       <w:r>
-        <w:t>Distribuce souborů a odevzdávání</w:t>
+        <w:t>Distribuce souborů a odevzdávání</w:t>
       </w:r>
     </w:p>
     <w:p>
@@ -2216,7 +2216,7 @@
                 <w:color w:val="1F2937"/>
                 <w:sz w:val="18"/>
               </w:rPr>
-              <w:t>Pracovní sešit, podklady k aktivitám a pokyny</w:t>
+              <w:t>Pracovní sešit, podklady k aktivitám a pokyny</w:t>
             </w:r>
           </w:p>
         </w:tc>
@@ -2418,7 +2418,7 @@
                 <w:color w:val="1F2937"/>
                 <w:sz w:val="18"/>
               </w:rPr>
-              <w:t>Finální DOCX a týmové výstupy</w:t>
+              <w:t>Finální DOCX a týmové výstupy</w:t>
             </w:r>
           </w:p>
         </w:tc>
@@ -2519,7 +2519,7 @@
                 <w:color w:val="1F2937"/>
                 <w:sz w:val="18"/>
               </w:rPr>
-              <w:t>Metodika, řešení a testy A/B</w:t>
+              <w:t>Metodika, řešení a testy A/B</w:t>
             </w:r>
           </w:p>
         </w:tc>
@@ -2607,7 +2607,7 @@
           <w:color w:val="1F2937"/>
           <w:sz w:val="22"/>
         </w:rPr>
-        <w:t>Ověř otevírání HTML, CSV a příkaz Get-FileHash alespoň na jednom studentském počítači.</w:t>
+        <w:t>Ověř otevírání HTML, CSV a příkaz Get-FileHash alespoň na jednom studentském počítači.</w:t>
       </w:r>
     </w:p>
     <w:p>
@@ -2620,7 +2620,7 @@
           <w:color w:val="1F2937"/>
           <w:sz w:val="22"/>
         </w:rPr>
-        <w:t>Domluv jednotný způsob odevzdání a pravidlo, zda se průběžné verze přepisují, nebo verzují.</w:t>
+        <w:t>Domluv jednotný způsob odevzdání a pravidlo, zda se průběžné verze přepisují, nebo verzují.</w:t>
       </w:r>
     </w:p>
     <w:p>
@@ -2829,7 +2829,7 @@
                 <w:color w:val="1F2937"/>
                 <w:sz w:val="18"/>
               </w:rPr>
-              <w:t>Úplnost, zdůvodnění, práce s digitálními podklady</w:t>
+              <w:t>Úplnost, zdůvodnění, práce s digitálními podklady</w:t>
             </w:r>
           </w:p>
         </w:tc>
@@ -2930,7 +2930,7 @@
                 <w:color w:val="1F2937"/>
                 <w:sz w:val="18"/>
               </w:rPr>
-              <w:t>Původní zdroj, podklady, porovnání a přiměřený závěr</w:t>
+              <w:t>Původní zdroj, podklady, porovnání a přiměřený závěr</w:t>
             </w:r>
           </w:p>
         </w:tc>
@@ -3031,7 +3031,7 @@
                 <w:color w:val="1F2937"/>
                 <w:sz w:val="18"/>
               </w:rPr>
-              <w:t>Priority, rozdělení rolí, omezení škody a prevence</w:t>
+              <w:t>Priority, rozdělení rolí, omezení škody a prevence</w:t>
             </w:r>
           </w:p>
         </w:tc>
@@ -3191,7 +3191,7 @@
                 <w:color w:val="1F2937"/>
                 <w:sz w:val="21"/>
               </w:rPr>
-              <w:t>Doporučené pravidlo pro otevřené úlohy: plný výkon obsahuje rozhodnutí, důkaz nebo znak, vysvětlení vztahu a konkrétní doporučení.</w:t>
+              <w:t>Doporučené pravidlo pro otevřené úlohy: plný výkon obsahuje rozhodnutí, důkaz nebo znak, vysvětlení vztahu a konkrétní doporučení.</w:t>
             </w:r>
           </w:p>
         </w:tc>
@@ -3278,7 +3278,7 @@
                 <w:color w:val="1F2937"/>
                 <w:sz w:val="21"/>
               </w:rPr>
-              <w:t>Student rozpozná rizikovou online situaci, pojmenuje varovné znaky a navrhne nejmenší bezpečný další krok.</w:t>
+              <w:t>Student rozpozná rizikovou online situaci, pojmenuje varovné znaky a navrhne nejmenší bezpečný další krok.</w:t>
             </w:r>
           </w:p>
         </w:tc>
@@ -3294,7 +3294,7 @@
         <w:pStyle w:val="Heading2"/>
       </w:pPr>
       <w:r>
-        <w:t>Výstup a důkazy o učení</w:t>
+        <w:t>Výstup a důkazy o učení</w:t>
       </w:r>
     </w:p>
     <w:tbl>
@@ -3501,7 +3501,7 @@
                 <w:color w:val="1F2937"/>
                 <w:sz w:val="18"/>
               </w:rPr>
-              <w:t>Vyplněná tabulka rizik a třídní desatero konkrétních pravidel.</w:t>
+              <w:t>Vyplněná tabulka rizik a třídní desatero konkrétních pravidel.</w:t>
             </w:r>
           </w:p>
         </w:tc>
@@ -3569,7 +3569,7 @@
                 <w:color w:val="1F2937"/>
                 <w:sz w:val="18"/>
               </w:rPr>
-              <w:t>U nejméně pěti situací student uvede riziko, bezpečný postup a srozumitelné zdůvodnění.</w:t>
+              <w:t>U nejméně pěti situací student uvede riziko, bezpečný postup a srozumitelné zdůvodnění.</w:t>
             </w:r>
           </w:p>
         </w:tc>
@@ -3598,7 +3598,7 @@
           <w:color w:val="1F2937"/>
           <w:sz w:val="22"/>
         </w:rPr>
-        <w:t>Nasdílej každému vlastní kopii pracovního sešitu a soubor 1. Rizikové situace.csv.</w:t>
+        <w:t>Nasdílej každému vlastní kopii pracovního sešitu a soubor 1. Rizikové situace.csv.</w:t>
       </w:r>
     </w:p>
     <w:p>
@@ -3611,7 +3611,7 @@
           <w:color w:val="1F2937"/>
           <w:sz w:val="22"/>
         </w:rPr>
-        <w:t>Ověř, že se CSV správně otevře v Excelu nebo jiném tabulkovém procesoru.</w:t>
+        <w:t>Ověř, že se CSV správně otevře v Excelu nebo jiném tabulkovém procesoru.</w:t>
       </w:r>
     </w:p>
     <w:p>
@@ -3833,7 +3833,7 @@
                 <w:color w:val="1F2937"/>
                 <w:sz w:val="17"/>
               </w:rPr>
-              <w:t>Nech studenty nejprve samostatně rozhodnout a zapsat první bezpečný krok.</w:t>
+              <w:t>Nech studenty nejprve samostatně rozhodnout a zapsat první bezpečný krok.</w:t>
             </w:r>
           </w:p>
         </w:tc>
@@ -4002,7 +4002,7 @@
                 <w:color w:val="1F2937"/>
                 <w:sz w:val="17"/>
               </w:rPr>
-              <w:t>Analýza situací v CSV</w:t>
+              <w:t>Analýza situací v CSV</w:t>
             </w:r>
           </w:p>
         </w:tc>
@@ -4136,7 +4136,7 @@
                 <w:color w:val="1F2937"/>
                 <w:sz w:val="17"/>
               </w:rPr>
-              <w:t>Vyber situace s rozdílným hodnocením a nech skupiny obhájit podmínky.</w:t>
+              <w:t>Vyber situace s rozdílným hodnocením a nech skupiny obhájit podmínky.</w:t>
             </w:r>
           </w:p>
         </w:tc>
@@ -4338,7 +4338,7 @@
                 <w:color w:val="1F2937"/>
                 <w:sz w:val="17"/>
               </w:rPr>
-              <w:t>Doplň větu: Když mě online zpráva tlačí k rychlé akci, nejdřív…</w:t>
+              <w:t>Doplň větu: Když mě online zpráva tlačí k rychlé akci, nejdřív…</w:t>
             </w:r>
           </w:p>
         </w:tc>
@@ -4397,7 +4397,7 @@
                 <w:color w:val="1F2937"/>
                 <w:sz w:val="21"/>
               </w:rPr>
-              <w:t>Během práce obcházej třídu a sbírej důvody rozhodnutí. Správnou odpověď zveřejni až po krátké obhajobě skupin.</w:t>
+              <w:t>Během práce obcházej třídu a sbírej důvody rozhodnutí. Správnou odpověď zveřejni až po krátké obhajobě skupin.</w:t>
             </w:r>
           </w:p>
         </w:tc>
@@ -4424,7 +4424,7 @@
           <w:color w:val="0F9F7A"/>
           <w:sz w:val="20"/>
         </w:rPr>
-        <w:t>01  •  METODICKÉ VEDENÍ A ŘEŠENÍ</w:t>
+        <w:t>01  •  METODICKÉ VEDENÍ A ŘEŠENÍ</w:t>
       </w:r>
     </w:p>
     <w:p>
@@ -4532,7 +4532,7 @@
           <w:color w:val="1F2937"/>
           <w:sz w:val="22"/>
         </w:rPr>
-        <w:t>Kontakty a poloha nejsou pro svítilnu nezbytné; oprávnění zamítnout nebo aplikaci nepoužít.</w:t>
+        <w:t>Kontakty a poloha nejsou pro svítilnu nezbytné; oprávnění zamítnout nebo aplikaci nepoužít.</w:t>
       </w:r>
     </w:p>
     <w:p>
@@ -4554,7 +4554,7 @@
           <w:color w:val="1F2937"/>
           <w:sz w:val="22"/>
         </w:rPr>
-        <w:t>Aktualizovat z nastavení systému či oficiálního obchodu, nikoli z náhodného vyskakovacího okna.</w:t>
+        <w:t>Aktualizovat z nastavení systému či oficiálního obchodu, nikoli z náhodného vyskakovacího okna.</w:t>
       </w:r>
     </w:p>
     <w:p>
@@ -4606,7 +4606,7 @@
         <w:pStyle w:val="Heading2"/>
       </w:pPr>
       <w:r>
-        <w:t>Časté chyby a intervence</w:t>
+        <w:t>Časté chyby a intervence</w:t>
       </w:r>
     </w:p>
     <w:tbl>
@@ -4745,7 +4745,7 @@
                 <w:color w:val="1F2937"/>
                 <w:sz w:val="17"/>
               </w:rPr>
-              <w:t>Požaduj podmínky. Stejná situace může být podle kontextu běžná i závažná.</w:t>
+              <w:t>Požaduj podmínky. Stejná situace může být podle kontextu běžná i závažná.</w:t>
             </w:r>
           </w:p>
         </w:tc>
@@ -4813,7 +4813,7 @@
                 <w:color w:val="1F2937"/>
                 <w:sz w:val="17"/>
               </w:rPr>
-              <w:t>Odliš ochranu přenosu od poctivosti provozovatele a pravdivosti tvrzení.</w:t>
+              <w:t>Odliš ochranu přenosu od poctivosti provozovatele a pravdivosti tvrzení.</w:t>
             </w:r>
           </w:p>
         </w:tc>
@@ -4881,7 +4881,7 @@
                 <w:color w:val="1F2937"/>
                 <w:sz w:val="17"/>
               </w:rPr>
-              <w:t>Zastav zveřejňování detailů a vrať diskusi k fiktivnímu zadání.</w:t>
+              <w:t>Zastav zveřejňování detailů a vrať diskusi k fiktivnímu zadání.</w:t>
             </w:r>
           </w:p>
         </w:tc>
@@ -4897,7 +4897,7 @@
         <w:pStyle w:val="Heading2"/>
       </w:pPr>
       <w:r>
-        <w:t>Ověření, diferenciace a technická záloha</w:t>
+        <w:t>Ověření, diferenciace a technická záloha</w:t>
       </w:r>
     </w:p>
     <w:tbl>
@@ -4948,7 +4948,7 @@
                 <w:color w:val="1F2937"/>
                 <w:sz w:val="21"/>
               </w:rPr>
-              <w:t>Doplň větu: Když mě online zpráva tlačí k rychlé akci, nejdřív…</w:t>
+              <w:t>Doplň větu: Když mě online zpráva tlačí k rychlé akci, nejdřív…</w:t>
             </w:r>
           </w:p>
         </w:tc>
@@ -4978,7 +4978,7 @@
           <w:color w:val="1F2937"/>
           <w:sz w:val="22"/>
         </w:rPr>
-        <w:t>Nech studenty nejprve vyplnit pouze sloupce situace a bezpečný krok; míru rizika doplní při obhajobě.</w:t>
+        <w:t>Nech studenty nejprve vyplnit pouze sloupce situace a bezpečný krok; míru rizika doplní při obhajobě.</w:t>
       </w:r>
     </w:p>
     <w:p>
@@ -5000,7 +5000,7 @@
           <w:color w:val="1F2937"/>
           <w:sz w:val="22"/>
         </w:rPr>
-        <w:t>Silnější skupina doplní, jak by se rozhodnutí změnilo v domácím, školním a veřejném prostředí.</w:t>
+        <w:t>Silnější skupina doplní, jak by se rozhodnutí změnilo v domácím, školním a veřejném prostředí.</w:t>
       </w:r>
     </w:p>
     <w:p>
@@ -5022,7 +5022,7 @@
           <w:color w:val="1F2937"/>
           <w:sz w:val="22"/>
         </w:rPr>
-        <w:t>Pokud nefunguje tabulkový procesor, stejné situace jsou uvedené v pracovním sešitu a lze je vyplnit ve Wordu.</w:t>
+        <w:t>Pokud nefunguje tabulkový procesor, stejné situace jsou uvedené v pracovním sešitu a lze je vyplnit ve Wordu.</w:t>
       </w:r>
     </w:p>
     <w:p>
@@ -5050,7 +5050,7 @@
         <w:spacing w:before="0"/>
       </w:pPr>
       <w:r>
-        <w:t>Hesla, přihlašování a dvoufaktorové ověření</w:t>
+        <w:t>Hesla, přihlašování a dvoufaktorové ověření</w:t>
       </w:r>
     </w:p>
     <w:tbl>
@@ -5101,7 +5101,7 @@
                 <w:color w:val="1F2937"/>
                 <w:sz w:val="21"/>
               </w:rPr>
-              <w:t>Student vysvětlí význam unikátního hesla, rozliší faktory znám–mám–jsem a navrhne bezpečnou obnovu účtu.</w:t>
+              <w:t>Student vysvětlí význam unikátního hesla, rozliší faktory znám–mám–jsem a navrhne bezpečnou obnovu účtu.</w:t>
             </w:r>
           </w:p>
         </w:tc>
@@ -5117,7 +5117,7 @@
         <w:pStyle w:val="Heading2"/>
       </w:pPr>
       <w:r>
-        <w:t>Výstup a důkazy o učení</w:t>
+        <w:t>Výstup a důkazy o učení</w:t>
       </w:r>
     </w:p>
     <w:tbl>
@@ -5256,7 +5256,7 @@
                 <w:color w:val="1F2937"/>
                 <w:sz w:val="18"/>
               </w:rPr>
-              <w:t>Digitální pracovní sešit, 2. Účty a faktory ověření.csv</w:t>
+              <w:t>Digitální pracovní sešit, 2. Účty a faktory ověření.csv</w:t>
             </w:r>
           </w:p>
         </w:tc>
@@ -5324,7 +5324,7 @@
                 <w:color w:val="1F2937"/>
                 <w:sz w:val="18"/>
               </w:rPr>
-              <w:t>Model ochrany školního e-mailu, sociální sítě a herního účtu.</w:t>
+              <w:t>Model ochrany školního e-mailu, sociální sítě a herního účtu.</w:t>
             </w:r>
           </w:p>
         </w:tc>
@@ -5392,7 +5392,7 @@
                 <w:color w:val="1F2937"/>
                 <w:sz w:val="18"/>
               </w:rPr>
-              <w:t>Student správně roztřídí autentizační prvky a navrhne alespoň jednu skutečnou kombinaci 2FA.</w:t>
+              <w:t>Student správně roztřídí autentizační prvky a navrhne alespoň jednu skutečnou kombinaci 2FA.</w:t>
             </w:r>
           </w:p>
         </w:tc>
@@ -5434,7 +5434,7 @@
           <w:color w:val="1F2937"/>
           <w:sz w:val="22"/>
         </w:rPr>
-        <w:t>Výslovně zakaž zapisování nebo ukazování skutečných hesel a záložních kódů.</w:t>
+        <w:t>Výslovně zakaž zapisování nebo ukazování skutečných hesel a záložních kódů.</w:t>
       </w:r>
     </w:p>
     <w:p>
@@ -5724,7 +5724,7 @@
                 <w:color w:val="1F2937"/>
                 <w:sz w:val="17"/>
               </w:rPr>
-              <w:t>Heslová fráze a správce hesel</w:t>
+              <w:t>Heslová fráze a správce hesel</w:t>
             </w:r>
           </w:p>
         </w:tc>
@@ -5757,7 +5757,7 @@
                 <w:color w:val="1F2937"/>
                 <w:sz w:val="17"/>
               </w:rPr>
-              <w:t>Zdůrazni délku, jedinečnost a nepředvídatelnost.</w:t>
+              <w:t>Zdůrazni délku, jedinečnost a nepředvídatelnost.</w:t>
             </w:r>
           </w:p>
         </w:tc>
@@ -5926,7 +5926,7 @@
                 <w:color w:val="1F2937"/>
                 <w:sz w:val="17"/>
               </w:rPr>
-              <w:t>Třídění faktorů v CSV</w:t>
+              <w:t>Třídění faktorů v CSV</w:t>
             </w:r>
           </w:p>
         </w:tc>
@@ -5959,7 +5959,7 @@
                 <w:color w:val="1F2937"/>
                 <w:sz w:val="17"/>
               </w:rPr>
-              <w:t>Dvojice přiřazují znám–mám–jsem a obhajují sporné příklady.</w:t>
+              <w:t>Dvojice přiřazují znám–mám–jsem a obhajují sporné příklady.</w:t>
             </w:r>
           </w:p>
         </w:tc>
@@ -6060,7 +6060,7 @@
                 <w:color w:val="1F2937"/>
                 <w:sz w:val="17"/>
               </w:rPr>
-              <w:t>Požaduj přihlášení, druhý faktor i způsob obnovy.</w:t>
+              <w:t>Požaduj přihlášení, druhý faktor i způsob obnovy.</w:t>
             </w:r>
           </w:p>
         </w:tc>
@@ -6161,7 +6161,7 @@
                 <w:color w:val="1F2937"/>
                 <w:sz w:val="17"/>
               </w:rPr>
-              <w:t>Uveď jednu platnou dvojici 2FA a napiš, ke kterým dvěma faktorům patří.</w:t>
+              <w:t>Uveď jednu platnou dvojici 2FA a napiš, ke kterým dvěma faktorům patří.</w:t>
             </w:r>
           </w:p>
         </w:tc>
@@ -6220,7 +6220,7 @@
                 <w:color w:val="1F2937"/>
                 <w:sz w:val="21"/>
               </w:rPr>
-              <w:t>Během práce obcházej třídu a sbírej důvody rozhodnutí. Správnou odpověď zveřejni až po krátké obhajobě skupin.</w:t>
+              <w:t>Během práce obcházej třídu a sbírej důvody rozhodnutí. Správnou odpověď zveřejni až po krátké obhajobě skupin.</w:t>
             </w:r>
           </w:p>
         </w:tc>
@@ -6247,7 +6247,7 @@
           <w:color w:val="0F9F7A"/>
           <w:sz w:val="20"/>
         </w:rPr>
-        <w:t>02  •  METODICKÉ VEDENÍ A ŘEŠENÍ</w:t>
+        <w:t>02  •  METODICKÉ VEDENÍ A ŘEŠENÍ</w:t>
       </w:r>
     </w:p>
     <w:p>
@@ -6256,7 +6256,7 @@
         <w:spacing w:before="0"/>
       </w:pPr>
       <w:r>
-        <w:t>Hesla, přihlašování a dvoufaktorové ověření – vedení</w:t>
+        <w:t>Hesla, přihlašování a dvoufaktorové ověření – vedení</w:t>
       </w:r>
     </w:p>
     <w:p>
@@ -6290,7 +6290,7 @@
           <w:color w:val="1F2937"/>
           <w:sz w:val="22"/>
         </w:rPr>
-        <w:t>Co se stane, když ztratíš telefon s autentizační aplikací?</w:t>
+        <w:t>Co se stane, když ztratíš telefon s autentizační aplikací?</w:t>
       </w:r>
     </w:p>
     <w:p>
@@ -6333,7 +6333,7 @@
           <w:color w:val="1F2937"/>
           <w:sz w:val="22"/>
         </w:rPr>
-        <w:t>Je dlouhé, unikátní a nepředvídatelné; nesmí být známým citátem ani osobním údajem.</w:t>
+        <w:t>Je dlouhé, unikátní a nepředvídatelné; nesmí být známým citátem ani osobním údajem.</w:t>
       </w:r>
     </w:p>
     <w:p>
@@ -6355,7 +6355,7 @@
           <w:color w:val="1F2937"/>
           <w:sz w:val="22"/>
         </w:rPr>
-        <w:t>Pomáhá vytvářet a ukládat odlišná hesla; hlavní účet správce musí být dobře chráněn.</w:t>
+        <w:t>Pomáhá vytvářet a ukládat odlišná hesla; hlavní účet správce musí být dobře chráněn.</w:t>
       </w:r>
     </w:p>
     <w:p>
@@ -6377,7 +6377,7 @@
           <w:color w:val="1F2937"/>
           <w:sz w:val="22"/>
         </w:rPr>
-        <w:t>Heslo a PIN.</w:t>
+        <w:t>Heslo a PIN.</w:t>
       </w:r>
     </w:p>
     <w:p>
@@ -6399,7 +6399,7 @@
           <w:color w:val="1F2937"/>
           <w:sz w:val="22"/>
         </w:rPr>
-        <w:t>Telefon s autentizační aplikací, bezpečnostní klíč nebo jiné držené zařízení.</w:t>
+        <w:t>Telefon s autentizační aplikací, bezpečnostní klíč nebo jiné držené zařízení.</w:t>
       </w:r>
     </w:p>
     <w:p>
@@ -6443,7 +6443,7 @@
           <w:color w:val="1F2937"/>
           <w:sz w:val="22"/>
         </w:rPr>
-        <w:t>Záložní kódy uložené odděleně, aktuální obnovovací údaje a známý postup poskytovatele.</w:t>
+        <w:t>Záložní kódy uložené odděleně, aktuální obnovovací údaje a známý postup poskytovatele.</w:t>
       </w:r>
     </w:p>
     <w:p>
@@ -6451,7 +6451,7 @@
         <w:pStyle w:val="Heading2"/>
       </w:pPr>
       <w:r>
-        <w:t>Časté chyby a intervence</w:t>
+        <w:t>Časté chyby a intervence</w:t>
       </w:r>
     </w:p>
     <w:tbl>
@@ -6742,7 +6742,7 @@
         <w:pStyle w:val="Heading2"/>
       </w:pPr>
       <w:r>
-        <w:t>Ověření, diferenciace a technická záloha</w:t>
+        <w:t>Ověření, diferenciace a technická záloha</w:t>
       </w:r>
     </w:p>
     <w:tbl>
@@ -6793,7 +6793,7 @@
                 <w:color w:val="1F2937"/>
                 <w:sz w:val="21"/>
               </w:rPr>
-              <w:t>Uveď jednu platnou dvojici 2FA a napiš, ke kterým dvěma faktorům patří.</w:t>
+              <w:t>Uveď jednu platnou dvojici 2FA a napiš, ke kterým dvěma faktorům patří.</w:t>
             </w:r>
           </w:p>
         </w:tc>
@@ -6823,7 +6823,7 @@
           <w:color w:val="1F2937"/>
           <w:sz w:val="22"/>
         </w:rPr>
-        <w:t>Nabídni kartičky s nadpisy znám, mám a jsem; student pouze přesouvá připravené příklady.</w:t>
+        <w:t>Nabídni kartičky s nadpisy znám, mám a jsem; student pouze přesouvá připravené příklady.</w:t>
       </w:r>
     </w:p>
     <w:p>
@@ -6845,7 +6845,7 @@
           <w:color w:val="1F2937"/>
           <w:sz w:val="22"/>
         </w:rPr>
-        <w:t>Porovnej SMS kód, autentizační aplikaci a bezpečnostní klíč z hlediska pohodlí, obnovy a odolnosti proti phishingu.</w:t>
+        <w:t>Porovnej SMS kód, autentizační aplikaci a bezpečnostní klíč z hlediska pohodlí, obnovy a odolnosti proti phishingu.</w:t>
       </w:r>
     </w:p>
     <w:p>
@@ -6867,7 +6867,7 @@
           <w:color w:val="1F2937"/>
           <w:sz w:val="22"/>
         </w:rPr>
-        <w:t>CSV lze nahradit tříděním příkladů přímo v tabulce pracovního sešitu.</w:t>
+        <w:t>CSV lze nahradit tříděním příkladů přímo v tabulce pracovního sešitu.</w:t>
       </w:r>
     </w:p>
     <w:p>
@@ -6895,7 +6895,7 @@
         <w:spacing w:before="0"/>
       </w:pPr>
       <w:r>
-        <w:t>Kybernetické hrozby a phishing</w:t>
+        <w:t>Kybernetické hrozby a phishing</w:t>
       </w:r>
     </w:p>
     <w:tbl>
@@ -6946,7 +6946,7 @@
                 <w:color w:val="1F2937"/>
                 <w:sz w:val="21"/>
               </w:rPr>
-              <w:t>Student analyzuje realistickou schránku, rozpozná phishing, smishing, QR podvod a rizikovou přílohu a stanoví reakci po chybě.</w:t>
+              <w:t>Student analyzuje realistickou schránku, rozpozná phishing, smishing, QR podvod a rizikovou přílohu a stanoví reakci po chybě.</w:t>
             </w:r>
           </w:p>
         </w:tc>
@@ -6962,7 +6962,7 @@
         <w:pStyle w:val="Heading2"/>
       </w:pPr>
       <w:r>
-        <w:t>Výstup a důkazy o učení</w:t>
+        <w:t>Výstup a důkazy o učení</w:t>
       </w:r>
     </w:p>
     <w:tbl>
@@ -7101,7 +7101,7 @@
                 <w:color w:val="1F2937"/>
                 <w:sz w:val="18"/>
               </w:rPr>
-              <w:t>3. Podezřelá schránka.html ze složky Podklady k aktivitám, digitální pracovní sešit</w:t>
+              <w:t>3. Podezřelá schránka.html ze složky Podklady k aktivitám, digitální pracovní sešit</w:t>
             </w:r>
           </w:p>
         </w:tc>
@@ -7169,7 +7169,7 @@
                 <w:color w:val="1F2937"/>
                 <w:sz w:val="18"/>
               </w:rPr>
-              <w:t>Analýza šesti zpráv a seřazený postup po zadání hesla do podvodného formuláře.</w:t>
+              <w:t>Analýza šesti zpráv a seřazený postup po zadání hesla do podvodného formuláře.</w:t>
             </w:r>
           </w:p>
         </w:tc>
@@ -7237,7 +7237,7 @@
                 <w:color w:val="1F2937"/>
                 <w:sz w:val="18"/>
               </w:rPr>
-              <w:t>Student u každé zprávy uvede nejméně dva znaky a bezpečnou reakci; nespoléhá pouze na pravopis.</w:t>
+              <w:t>Student u každé zprávy uvede nejméně dva znaky a bezpečnou reakci; nespoléhá pouze na pravopis.</w:t>
             </w:r>
           </w:p>
         </w:tc>
@@ -7266,7 +7266,7 @@
           <w:color w:val="1F2937"/>
           <w:sz w:val="22"/>
         </w:rPr>
-        <w:t>Rozbal podklady a ověř otevření souboru v prohlížeči; zprávy se rozbalují kliknutím na řádek.</w:t>
+        <w:t>Rozbal podklady a ověř otevření souboru v prohlížeči; zprávy se rozbalují kliknutím na řádek.</w:t>
       </w:r>
     </w:p>
     <w:p>
@@ -7292,7 +7292,7 @@
           <w:color w:val="1F2937"/>
           <w:sz w:val="22"/>
         </w:rPr>
-        <w:t>Připomeň, že domény .example jsou výukové a tlačítka nic neodesílají.</w:t>
+        <w:t>Připomeň, že domény .example jsou výukové a tlačítka nic neodesílají.</w:t>
       </w:r>
     </w:p>
     <w:p>
@@ -7501,7 +7501,7 @@
                 <w:color w:val="1F2937"/>
                 <w:sz w:val="17"/>
               </w:rPr>
-              <w:t>Studenti označí jednu zprávu k přednostní kontrole bez otevření detailu.</w:t>
+              <w:t>Studenti označí jednu zprávu k přednostní kontrole bez otevření detailu.</w:t>
             </w:r>
           </w:p>
         </w:tc>
@@ -7703,7 +7703,7 @@
                 <w:color w:val="1F2937"/>
                 <w:sz w:val="17"/>
               </w:rPr>
-              <w:t>Skupiny otevírají detaily a zapisují znaky, cíl útočníka a reakci.</w:t>
+              <w:t>Skupiny otevírají detaily a zapisují znaky, cíl útočníka a reakci.</w:t>
             </w:r>
           </w:p>
         </w:tc>
@@ -7771,7 +7771,7 @@
                 <w:color w:val="1F2937"/>
                 <w:sz w:val="17"/>
               </w:rPr>
-              <w:t>Porovnání s legitimní zprávou</w:t>
+              <w:t>Porovnání s legitimní zprávou</w:t>
             </w:r>
           </w:p>
         </w:tc>
@@ -8006,7 +8006,7 @@
                 <w:color w:val="1F2937"/>
                 <w:sz w:val="17"/>
               </w:rPr>
-              <w:t>Napiš tři první kroky po zadání hesla na falešné stránce v pořadí.</w:t>
+              <w:t>Napiš tři první kroky po zadání hesla na falešné stránce v pořadí.</w:t>
             </w:r>
           </w:p>
         </w:tc>
@@ -8065,7 +8065,7 @@
                 <w:color w:val="1F2937"/>
                 <w:sz w:val="21"/>
               </w:rPr>
-              <w:t>Během práce obcházej třídu a sbírej důvody rozhodnutí. Správnou odpověď zveřejni až po krátké obhajobě skupin.</w:t>
+              <w:t>Během práce obcházej třídu a sbírej důvody rozhodnutí. Správnou odpověď zveřejni až po krátké obhajobě skupin.</w:t>
             </w:r>
           </w:p>
         </w:tc>
@@ -8092,7 +8092,7 @@
           <w:color w:val="0F9F7A"/>
           <w:sz w:val="20"/>
         </w:rPr>
-        <w:t>03  •  METODICKÉ VEDENÍ A ŘEŠENÍ</w:t>
+        <w:t>03  •  METODICKÉ VEDENÍ A ŘEŠENÍ</w:t>
       </w:r>
     </w:p>
     <w:p>
@@ -8101,7 +8101,7 @@
         <w:spacing w:before="0"/>
       </w:pPr>
       <w:r>
-        <w:t>Kybernetické hrozby a phishing – vedení</w:t>
+        <w:t>Kybernetické hrozby a phishing – vedení</w:t>
       </w:r>
     </w:p>
     <w:p>
@@ -8122,7 +8122,7 @@
           <w:color w:val="1F2937"/>
           <w:sz w:val="22"/>
         </w:rPr>
-        <w:t>Shoduje se zobrazované jméno s adresou a doménou odesílatele?</w:t>
+        <w:t>Shoduje se zobrazované jméno s adresou a doménou odesílatele?</w:t>
       </w:r>
     </w:p>
     <w:p>
@@ -8135,7 +8135,7 @@
           <w:color w:val="1F2937"/>
           <w:sz w:val="22"/>
         </w:rPr>
-        <w:t>Požaduje zpráva akci, kterou lze provést v oficiální aplikaci bez jejího odkazu?</w:t>
+        <w:t>Požaduje zpráva akci, kterou lze provést v oficiální aplikaci bez jejího odkazu?</w:t>
       </w:r>
     </w:p>
     <w:p>
@@ -8178,7 +8178,7 @@
           <w:color w:val="1F2937"/>
           <w:sz w:val="22"/>
         </w:rPr>
-        <w:t>Phishing: cizí doména, hrozba blokace, časový tlak a žádost o přihlášení.</w:t>
+        <w:t>Phishing: cizí doména, hrozba blokace, časový tlak a žádost o přihlášení.</w:t>
       </w:r>
     </w:p>
     <w:p>
@@ -8200,7 +8200,7 @@
           <w:color w:val="1F2937"/>
           <w:sz w:val="22"/>
         </w:rPr>
-        <w:t>Smishing: nečekaná drobná platba a cizí doména; stav ověřit přímo u dopravce.</w:t>
+        <w:t>Smishing: nečekaná drobná platba a cizí doména; stav ověřit přímo u dopravce.</w:t>
       </w:r>
     </w:p>
     <w:p>
@@ -8222,7 +8222,7 @@
           <w:color w:val="1F2937"/>
           <w:sz w:val="22"/>
         </w:rPr>
-        <w:t>Pravděpodobně běžná zpráva v důvěryhodném školním systému; při pochybnostech ověřit rozvrh.</w:t>
+        <w:t>Pravděpodobně běžná zpráva v důvěryhodném školním systému; při pochybnostech ověřit rozvrh.</w:t>
       </w:r>
     </w:p>
     <w:p>
@@ -8266,7 +8266,7 @@
           <w:color w:val="1F2937"/>
           <w:sz w:val="22"/>
         </w:rPr>
-        <w:t>Sociální inženýrství; neinstalovat vzdálený přístup a hovor ukončit.</w:t>
+        <w:t>Sociální inženýrství; neinstalovat vzdálený přístup a hovor ukončit.</w:t>
       </w:r>
     </w:p>
     <w:p>
@@ -8288,7 +8288,7 @@
           <w:color w:val="1F2937"/>
           <w:sz w:val="22"/>
         </w:rPr>
-        <w:t>Riziková makra v neočekávaném XLSM; přílohu neotevírat a ověřit dodavatele jiným kanálem.</w:t>
+        <w:t>Riziková makra v neočekávaném XLSM; přílohu neotevírat a ověřit dodavatele jiným kanálem.</w:t>
       </w:r>
     </w:p>
     <w:p>
@@ -8296,7 +8296,7 @@
         <w:pStyle w:val="Heading2"/>
       </w:pPr>
       <w:r>
-        <w:t>Časté chyby a intervence</w:t>
+        <w:t>Časté chyby a intervence</w:t>
       </w:r>
     </w:p>
     <w:tbl>
@@ -8402,7 +8402,7 @@
                 <w:color w:val="1F2937"/>
                 <w:sz w:val="17"/>
               </w:rPr>
-              <w:t>„Podvod poznám podle chyb v češtině.“</w:t>
+              <w:t>„Podvod poznám podle chyb v češtině.“</w:t>
             </w:r>
           </w:p>
         </w:tc>
@@ -8435,7 +8435,7 @@
                 <w:color w:val="1F2937"/>
                 <w:sz w:val="17"/>
               </w:rPr>
-              <w:t>Moderní podvod může být bezchybný; vrať se ke kontextu, doméně a požadované akci.</w:t>
+              <w:t>Moderní podvod může být bezchybný; vrať se ke kontextu, doméně a požadované akci.</w:t>
             </w:r>
           </w:p>
         </w:tc>
@@ -8503,7 +8503,7 @@
                 <w:color w:val="1F2937"/>
                 <w:sz w:val="17"/>
               </w:rPr>
-              <w:t>Zdůrazni rychlé nahlášení, změnu hesla z důvěryhodného zařízení a zrušení relací.</w:t>
+              <w:t>Zdůrazni rychlé nahlášení, změnu hesla z důvěryhodného zařízení a zrušení relací.</w:t>
             </w:r>
           </w:p>
         </w:tc>
@@ -8571,7 +8571,7 @@
                 <w:color w:val="1F2937"/>
                 <w:sz w:val="17"/>
               </w:rPr>
-              <w:t>Po zadání údajů je nutné zabezpečit účet a zkontrolovat obnovu, 2FA a opakovaná hesla.</w:t>
+              <w:t>Po zadání údajů je nutné zabezpečit účet a zkontrolovat obnovu, 2FA a opakovaná hesla.</w:t>
             </w:r>
           </w:p>
         </w:tc>
@@ -8587,7 +8587,7 @@
         <w:pStyle w:val="Heading2"/>
       </w:pPr>
       <w:r>
-        <w:t>Ověření, diferenciace a technická záloha</w:t>
+        <w:t>Ověření, diferenciace a technická záloha</w:t>
       </w:r>
     </w:p>
     <w:tbl>
@@ -8638,7 +8638,7 @@
                 <w:color w:val="1F2937"/>
                 <w:sz w:val="21"/>
               </w:rPr>
-              <w:t>Napiš tři první kroky po zadání hesla na falešné stránce v pořadí.</w:t>
+              <w:t>Napiš tři první kroky po zadání hesla na falešné stránce v pořadí.</w:t>
             </w:r>
           </w:p>
         </w:tc>
@@ -8668,7 +8668,7 @@
           <w:color w:val="1F2937"/>
           <w:sz w:val="22"/>
         </w:rPr>
-        <w:t>Rozděl zprávy mezi skupiny a použij společnou šablonu: znak – možné riziko – bezpečná reakce.</w:t>
+        <w:t>Rozděl zprávy mezi skupiny a použij společnou šablonu: znak – možné riziko – bezpečná reakce.</w:t>
       </w:r>
     </w:p>
     <w:p>
@@ -8690,7 +8690,7 @@
           <w:color w:val="1F2937"/>
           <w:sz w:val="22"/>
         </w:rPr>
-        <w:t>Studenti sestaví pravidlo, které zachytí více typů podvodu, ale neoznačí automaticky každou zprávu s odkazem.</w:t>
+        <w:t>Studenti sestaví pravidlo, které zachytí více typů podvodu, ale neoznačí automaticky každou zprávu s odkazem.</w:t>
       </w:r>
     </w:p>
     <w:p>
@@ -8712,7 +8712,7 @@
           <w:color w:val="1F2937"/>
           <w:sz w:val="22"/>
         </w:rPr>
-        <w:t>Texty všech šesti situací jsou v pracovním sešitu; při problému s HTML je lze analyzovat bez prohlížeče.</w:t>
+        <w:t>Texty všech šesti situací jsou v pracovním sešitu; při problému s HTML je lze analyzovat bez prohlížeče.</w:t>
       </w:r>
     </w:p>
     <w:p>
@@ -8740,7 +8740,7 @@
         <w:spacing w:before="0"/>
       </w:pPr>
       <w:r>
-        <w:t>Šifrování, HTTPS, hash a zálohování</w:t>
+        <w:t>Šifrování, HTTPS, hash a zálohování</w:t>
       </w:r>
     </w:p>
     <w:tbl>
@@ -8791,7 +8791,7 @@
                 <w:color w:val="1F2937"/>
                 <w:sz w:val="21"/>
               </w:rPr>
-              <w:t>Student odliší šifrování od hashe, vysvětlí význam HTTPS a ověří integritu dvou souborů pomocí SHA‑256.</w:t>
+              <w:t>Student odliší šifrování od hashe, vysvětlí význam HTTPS a ověří integritu dvou souborů pomocí SHA‑256.</w:t>
             </w:r>
           </w:p>
         </w:tc>
@@ -8807,7 +8807,7 @@
         <w:pStyle w:val="Heading2"/>
       </w:pPr>
       <w:r>
-        <w:t>Výstup a důkazy o učení</w:t>
+        <w:t>Výstup a důkazy o učení</w:t>
       </w:r>
     </w:p>
     <w:tbl>
@@ -8946,7 +8946,7 @@
                 <w:color w:val="1F2937"/>
                 <w:sz w:val="18"/>
               </w:rPr>
-              <w:t>Složka Podklady k aktivitám, PowerShell, digitální pracovní sešit</w:t>
+              <w:t>Složka Podklady k aktivitám, PowerShell, digitální pracovní sešit</w:t>
             </w:r>
           </w:p>
         </w:tc>
@@ -9014,7 +9014,7 @@
                 <w:color w:val="1F2937"/>
                 <w:sz w:val="18"/>
               </w:rPr>
-              <w:t>Dva vypočtené hashe, vysvětlení rozdílu a vlastní vícevrstvý plán záloh.</w:t>
+              <w:t>Dva vypočtené hashe, vysvětlení rozdílu a vlastní vícevrstvý plán záloh.</w:t>
             </w:r>
           </w:p>
         </w:tc>
@@ -9082,7 +9082,7 @@
                 <w:color w:val="1F2937"/>
                 <w:sz w:val="18"/>
               </w:rPr>
-              <w:t>Student správně popíše, co rozdílný hash dokazuje a co z něj nelze zjistit.</w:t>
+              <w:t>Student správně popíše, co rozdílný hash dokazuje a co z něj nelze zjistit.</w:t>
             </w:r>
           </w:p>
         </w:tc>
@@ -9111,7 +9111,7 @@
           <w:color w:val="1F2937"/>
           <w:sz w:val="22"/>
         </w:rPr>
-        <w:t>Ověř dostupnost PowerShellu a příkazu Get-FileHash na školních počítačích.</w:t>
+        <w:t>Ověř dostupnost PowerShellu a příkazu Get-FileHash na školních počítačích.</w:t>
       </w:r>
     </w:p>
     <w:p>
@@ -9124,7 +9124,7 @@
           <w:color w:val="1F2937"/>
           <w:sz w:val="22"/>
         </w:rPr>
-        <w:t>Nasdílej celou složku Podklady k aktivitám, aby zůstaly soubory A a B vedle sebe.</w:t>
+        <w:t>Nasdílej celou složku Podklady k aktivitám, aby zůstaly soubory A a B vedle sebe.</w:t>
       </w:r>
     </w:p>
     <w:p>
@@ -9137,7 +9137,7 @@
           <w:color w:val="1F2937"/>
           <w:sz w:val="22"/>
         </w:rPr>
-        <w:t>Připrav krátkou analogii pohlednice, obálky a pečeti; označ ji jako model, ne technický popis algoritmu.</w:t>
+        <w:t>Připrav krátkou analogii pohlednice, obálky a pečeti; označ ji jako model, ne technický popis algoritmu.</w:t>
       </w:r>
     </w:p>
     <w:p>
@@ -9313,7 +9313,7 @@
                 <w:color w:val="1F2937"/>
                 <w:sz w:val="17"/>
               </w:rPr>
-              <w:t>Pohlednice, obálka a pečeť</w:t>
+              <w:t>Pohlednice, obálka a pečeť</w:t>
             </w:r>
           </w:p>
         </w:tc>
@@ -9346,7 +9346,7 @@
                 <w:color w:val="1F2937"/>
                 <w:sz w:val="17"/>
               </w:rPr>
-              <w:t>Nech studenty přiřadit otevřený text, šifrovaný obsah a kontrolní otisk.</w:t>
+              <w:t>Nech studenty přiřadit otevřený text, šifrovaný obsah a kontrolní otisk.</w:t>
             </w:r>
           </w:p>
         </w:tc>
@@ -9447,7 +9447,7 @@
                 <w:color w:val="1F2937"/>
                 <w:sz w:val="17"/>
               </w:rPr>
-              <w:t>Odliš důvěrnost, integritu a dostupnost.</w:t>
+              <w:t>Odliš důvěrnost, integritu a dostupnost.</w:t>
             </w:r>
           </w:p>
         </w:tc>
@@ -9548,7 +9548,7 @@
                 <w:color w:val="1F2937"/>
                 <w:sz w:val="17"/>
               </w:rPr>
-              <w:t>Dvojice zašifrují a obnoví slovo; ihned vysvětli slabost modelu.</w:t>
+              <w:t>Dvojice zašifrují a obnoví slovo; ihned vysvětli slabost modelu.</w:t>
             </w:r>
           </w:p>
         </w:tc>
@@ -9750,7 +9750,7 @@
                 <w:color w:val="1F2937"/>
                 <w:sz w:val="17"/>
               </w:rPr>
-              <w:t>Studenti porovnají SHA‑256 souborů 4. Kontrola integrity - projekt A.txt a 4. Kontrola integrity - projekt B.txt.</w:t>
+              <w:t>Studenti porovnají SHA‑256 souborů 4. Kontrola integrity - projekt A.txt a 4. Kontrola integrity - projekt B.txt.</w:t>
             </w:r>
           </w:p>
         </w:tc>
@@ -9851,7 +9851,7 @@
                 <w:color w:val="1F2937"/>
                 <w:sz w:val="17"/>
               </w:rPr>
-              <w:t>Požaduj oddělené kopie a ověření obnovitelnosti.</w:t>
+              <w:t>Požaduj oddělené kopie a ověření obnovitelnosti.</w:t>
             </w:r>
           </w:p>
         </w:tc>
@@ -10011,7 +10011,7 @@
                 <w:color w:val="1F2937"/>
                 <w:sz w:val="21"/>
               </w:rPr>
-              <w:t>Během práce obcházej třídu a sbírej důvody rozhodnutí. Správnou odpověď zveřejni až po krátké obhajobě skupin.</w:t>
+              <w:t>Během práce obcházej třídu a sbírej důvody rozhodnutí. Správnou odpověď zveřejni až po krátké obhajobě skupin.</w:t>
             </w:r>
           </w:p>
         </w:tc>
@@ -10038,7 +10038,7 @@
           <w:color w:val="0F9F7A"/>
           <w:sz w:val="20"/>
         </w:rPr>
-        <w:t>04  •  METODICKÉ VEDENÍ A ŘEŠENÍ</w:t>
+        <w:t>04  •  METODICKÉ VEDENÍ A ŘEŠENÍ</w:t>
       </w:r>
     </w:p>
     <w:p>
@@ -10047,7 +10047,7 @@
         <w:spacing w:before="0"/>
       </w:pPr>
       <w:r>
-        <w:t>Šifrování, HTTPS, hash a zálohování – vedení</w:t>
+        <w:t>Šifrování, HTTPS, hash a zálohování – vedení</w:t>
       </w:r>
     </w:p>
     <w:p>
@@ -10068,7 +10068,7 @@
           <w:color w:val="1F2937"/>
           <w:sz w:val="22"/>
         </w:rPr>
-        <w:t>Jaký problém řeší šifrování a jaký hash?</w:t>
+        <w:t>Jaký problém řeší šifrování a jaký hash?</w:t>
       </w:r>
     </w:p>
     <w:p>
@@ -10081,7 +10081,7 @@
           <w:color w:val="1F2937"/>
           <w:sz w:val="22"/>
         </w:rPr>
-        <w:t>Co přesně znamená zámek v adresním řádku a co neznamená?</w:t>
+        <w:t>Co přesně znamená zámek v adresním řádku a co neznamená?</w:t>
       </w:r>
     </w:p>
     <w:p>
@@ -10124,7 +10124,7 @@
           <w:color w:val="1F2937"/>
           <w:sz w:val="22"/>
         </w:rPr>
-        <w:t>Mění čitelná data na podobu, kterou lze s odpovídajícím klíčem obnovit.</w:t>
+        <w:t>Mění čitelná data na podobu, kterou lze s odpovídajícím klíčem obnovit.</w:t>
       </w:r>
     </w:p>
     <w:p>
@@ -10146,7 +10146,7 @@
           <w:color w:val="1F2937"/>
           <w:sz w:val="22"/>
         </w:rPr>
-        <w:t>Jednosměrný otisk pro kontrolu shody nebo změny; není určen k dešifrování původního obsahu.</w:t>
+        <w:t>Jednosměrný otisk pro kontrolu shody nebo změny; není určen k dešifrování původního obsahu.</w:t>
       </w:r>
     </w:p>
     <w:p>
@@ -10168,7 +10168,7 @@
           <w:color w:val="1F2937"/>
           <w:sz w:val="22"/>
         </w:rPr>
-        <w:t>Chrání přenos mezi prohlížečem a konkrétní doménou; nezaručuje pravdivost či poctivost obsahu.</w:t>
+        <w:t>Chrání přenos mezi prohlížečem a konkrétní doménou; nezaručuje pravdivost či poctivost obsahu.</w:t>
       </w:r>
     </w:p>
     <w:p>
@@ -10220,7 +10220,7 @@
         <w:pStyle w:val="Heading2"/>
       </w:pPr>
       <w:r>
-        <w:t>Časté chyby a intervence</w:t>
+        <w:t>Časté chyby a intervence</w:t>
       </w:r>
     </w:p>
     <w:tbl>
@@ -10359,7 +10359,7 @@
                 <w:color w:val="1F2937"/>
                 <w:sz w:val="17"/>
               </w:rPr>
-              <w:t>Vrať se k rozdílu mezi vratnou transformací s klíčem a jednosměrným otiskem.</w:t>
+              <w:t>Vrať se k rozdílu mezi vratnou transformací s klíčem a jednosměrným otiskem.</w:t>
             </w:r>
           </w:p>
         </w:tc>
@@ -10495,7 +10495,7 @@
                 <w:color w:val="1F2937"/>
                 <w:sz w:val="17"/>
               </w:rPr>
-              <w:t>Synchronizace může přenést smazání či poškození; důležitá je historie verzí a oddělená kopie.</w:t>
+              <w:t>Synchronizace může přenést smazání či poškození; důležitá je historie verzí a oddělená kopie.</w:t>
             </w:r>
           </w:p>
         </w:tc>
@@ -10511,7 +10511,7 @@
         <w:pStyle w:val="Heading2"/>
       </w:pPr>
       <w:r>
-        <w:t>Ověření, diferenciace a technická záloha</w:t>
+        <w:t>Ověření, diferenciace a technická záloha</w:t>
       </w:r>
     </w:p>
     <w:tbl>
@@ -10614,7 +10614,7 @@
           <w:color w:val="1F2937"/>
           <w:sz w:val="22"/>
         </w:rPr>
-        <w:t>Studenti upraví v kopii jeden znak a sledují změnu hashe; vysvětlí lavinový efekt bez matematických detailů.</w:t>
+        <w:t>Studenti upraví v kopii jeden znak a sledují změnu hashe; vysvětlí lavinový efekt bez matematických detailů.</w:t>
       </w:r>
     </w:p>
     <w:p>
@@ -10636,7 +10636,7 @@
           <w:color w:val="1F2937"/>
           <w:sz w:val="22"/>
         </w:rPr>
-        <w:t>Pokud je PowerShell blokovaný, hash vypočítá učitel na projekci a studenti interpretují dva výsledky.</w:t>
+        <w:t>Pokud je PowerShell blokovaný, hash vypočítá učitel na projekci a studenti interpretují dva výsledky.</w:t>
       </w:r>
     </w:p>
     <w:p>
@@ -10715,7 +10715,7 @@
                 <w:color w:val="1F2937"/>
                 <w:sz w:val="21"/>
               </w:rPr>
-              <w:t>Student převede informační potřebu na přesný dotaz, použije operátory a zaznamená cestu k vybranému zdroji.</w:t>
+              <w:t>Student převede informační potřebu na přesný dotaz, použije operátory a zaznamená cestu k vybranému zdroji.</w:t>
             </w:r>
           </w:p>
         </w:tc>
@@ -10731,7 +10731,7 @@
         <w:pStyle w:val="Heading2"/>
       </w:pPr>
       <w:r>
-        <w:t>Výstup a důkazy o učení</w:t>
+        <w:t>Výstup a důkazy o učení</w:t>
       </w:r>
     </w:p>
     <w:tbl>
@@ -10938,7 +10938,7 @@
                 <w:color w:val="1F2937"/>
                 <w:sz w:val="18"/>
               </w:rPr>
-              <w:t>Záznam šesti dotazů, vybraných URL, původců a důvodů výběru.</w:t>
+              <w:t>Záznam šesti dotazů, vybraných URL, původců a důvodů výběru.</w:t>
             </w:r>
           </w:p>
         </w:tc>
@@ -11006,7 +11006,7 @@
                 <w:color w:val="1F2937"/>
                 <w:sz w:val="18"/>
               </w:rPr>
-              <w:t>Student doloží alespoň čtyři úkoly dotazem, zdrojem a vysvětlením vhodnosti.</w:t>
+              <w:t>Student doloží alespoň čtyři úkoly dotazem, zdrojem a vysvětlením vhodnosti.</w:t>
             </w:r>
           </w:p>
         </w:tc>
@@ -11035,7 +11035,7 @@
           <w:color w:val="1F2937"/>
           <w:sz w:val="22"/>
         </w:rPr>
-        <w:t>Ověř připojení, povolené vyhledávače a přístup k doménám NÚKIB, ÚOOÚ a webu školy.</w:t>
+        <w:t>Ověř připojení, povolené vyhledávače a přístup k doménám NÚKIB, ÚOOÚ a webu školy.</w:t>
       </w:r>
     </w:p>
     <w:p>
@@ -11048,7 +11048,7 @@
           <w:color w:val="1F2937"/>
           <w:sz w:val="22"/>
         </w:rPr>
-        <w:t>Připrav ukázku obecného a zpřesněného dotazu; nezobrazuj předem konečné odpovědi.</w:t>
+        <w:t>Připrav ukázku obecného a zpřesněného dotazu; nezobrazuj předem konečné odpovědi.</w:t>
       </w:r>
     </w:p>
     <w:p>
@@ -11061,7 +11061,7 @@
           <w:color w:val="1F2937"/>
           <w:sz w:val="22"/>
         </w:rPr>
-        <w:t>Upozorni, že pořadí výsledků a reklamní bloky se mohou v čase a mezi studenty lišit.</w:t>
+        <w:t>Upozorni, že pořadí výsledků a reklamní bloky se mohou v čase a mezi studenty lišit.</w:t>
       </w:r>
     </w:p>
     <w:p>
@@ -11270,7 +11270,7 @@
                 <w:color w:val="1F2937"/>
                 <w:sz w:val="17"/>
               </w:rPr>
-              <w:t>Nech studenty přepsat neurčitý dotaz na otázku s účelem.</w:t>
+              <w:t>Nech studenty přepsat neurčitý dotaz na otázku s účelem.</w:t>
             </w:r>
           </w:p>
         </w:tc>
@@ -11338,7 +11338,7 @@
                 <w:color w:val="1F2937"/>
                 <w:sz w:val="17"/>
               </w:rPr>
-              <w:t>Operátory a filtry</w:t>
+              <w:t>Operátory a filtry</w:t>
             </w:r>
           </w:p>
         </w:tc>
@@ -11371,7 +11371,7 @@
                 <w:color w:val="1F2937"/>
                 <w:sz w:val="17"/>
               </w:rPr>
-              <w:t>Demonstruj uvozovky, site:, filetype: a vyloučení slov.</w:t>
+              <w:t>Demonstruj uvozovky, site:, filetype: a vyloučení slov.</w:t>
             </w:r>
           </w:p>
         </w:tc>
@@ -11573,7 +11573,7 @@
                 <w:color w:val="1F2937"/>
                 <w:sz w:val="17"/>
               </w:rPr>
-              <w:t>Dvojice srovnají rozdílné dotazy vedoucí k témuž zdroji.</w:t>
+              <w:t>Dvojice srovnají rozdílné dotazy vedoucí k témuž zdroji.</w:t>
             </w:r>
           </w:p>
         </w:tc>
@@ -11674,7 +11674,7 @@
                 <w:color w:val="1F2937"/>
                 <w:sz w:val="17"/>
               </w:rPr>
-              <w:t>Odděl relevanci, autoritu a aktuálnost.</w:t>
+              <w:t>Odděl relevanci, autoritu a aktuálnost.</w:t>
             </w:r>
           </w:p>
         </w:tc>
@@ -11775,7 +11775,7 @@
                 <w:color w:val="1F2937"/>
                 <w:sz w:val="17"/>
               </w:rPr>
-              <w:t>Napiš původní a vylepšený dotaz a jednou větou popiš rozdíl ve výsledcích.</w:t>
+              <w:t>Napiš původní a vylepšený dotaz a jednou větou popiš rozdíl ve výsledcích.</w:t>
             </w:r>
           </w:p>
         </w:tc>
@@ -11834,7 +11834,7 @@
                 <w:color w:val="1F2937"/>
                 <w:sz w:val="21"/>
               </w:rPr>
-              <w:t>Během práce obcházej třídu a sbírej důvody rozhodnutí. Správnou odpověď zveřejni až po krátké obhajobě skupin.</w:t>
+              <w:t>Během práce obcházej třídu a sbírej důvody rozhodnutí. Správnou odpověď zveřejni až po krátké obhajobě skupin.</w:t>
             </w:r>
           </w:p>
         </w:tc>
@@ -11861,7 +11861,7 @@
           <w:color w:val="0F9F7A"/>
           <w:sz w:val="20"/>
         </w:rPr>
-        <w:t>05  •  METODICKÉ VEDENÍ A ŘEŠENÍ</w:t>
+        <w:t>05  •  METODICKÉ VEDENÍ A ŘEŠENÍ</w:t>
       </w:r>
     </w:p>
     <w:p>
@@ -11891,7 +11891,7 @@
           <w:color w:val="1F2937"/>
           <w:sz w:val="22"/>
         </w:rPr>
-        <w:t>Které slovo v dotazu je příliš obecné a čím ho nahradíš?</w:t>
+        <w:t>Které slovo v dotazu je příliš obecné a čím ho nahradíš?</w:t>
       </w:r>
     </w:p>
     <w:p>
@@ -11917,7 +11917,7 @@
           <w:color w:val="1F2937"/>
           <w:sz w:val="22"/>
         </w:rPr>
-        <w:t>Jak poznáš reklamní výsledek a proč nemusí být první výsledek nejlepší?</w:t>
+        <w:t>Jak poznáš reklamní výsledek a proč nemusí být první výsledek nejlepší?</w:t>
       </w:r>
     </w:p>
     <w:p>
@@ -11969,7 +11969,7 @@
           <w:color w:val="1F2937"/>
           <w:sz w:val="22"/>
         </w:rPr>
-        <w:t>Např. přesný název vaší školy a operátor site: s doménou školního webu.</w:t>
+        <w:t>Např. přesný název vaší školy a operátor site: s doménou školního webu.</w:t>
       </w:r>
     </w:p>
     <w:p>
@@ -12013,7 +12013,7 @@
           <w:color w:val="1F2937"/>
           <w:sz w:val="22"/>
         </w:rPr>
-        <w:t>Odborný dotaz s termínem dvoufaktorová autentizace a identifikovanou institucí či autorem.</w:t>
+        <w:t>Odborný dotaz s termínem dvoufaktorová autentizace a identifikovanou institucí či autorem.</w:t>
       </w:r>
     </w:p>
     <w:p>
@@ -12043,7 +12043,7 @@
         <w:pStyle w:val="Heading2"/>
       </w:pPr>
       <w:r>
-        <w:t>Časté chyby a intervence</w:t>
+        <w:t>Časté chyby a intervence</w:t>
       </w:r>
     </w:p>
     <w:tbl>
@@ -12182,7 +12182,7 @@
                 <w:color w:val="1F2937"/>
                 <w:sz w:val="17"/>
               </w:rPr>
-              <w:t>Vrať úkol k dohledatelné cestě: dotaz – URL – původce – důvod výběru.</w:t>
+              <w:t>Vrať úkol k dohledatelné cestě: dotaz – URL – původce – důvod výběru.</w:t>
             </w:r>
           </w:p>
         </w:tc>
@@ -12318,7 +12318,7 @@
                 <w:color w:val="1F2937"/>
                 <w:sz w:val="17"/>
               </w:rPr>
-              <w:t>Nech zachovat alespoň první a poslední verzi, aby byl postup viditelný.</w:t>
+              <w:t>Nech zachovat alespoň první a poslední verzi, aby byl postup viditelný.</w:t>
             </w:r>
           </w:p>
         </w:tc>
@@ -12334,7 +12334,7 @@
         <w:pStyle w:val="Heading2"/>
       </w:pPr>
       <w:r>
-        <w:t>Ověření, diferenciace a technická záloha</w:t>
+        <w:t>Ověření, diferenciace a technická záloha</w:t>
       </w:r>
     </w:p>
     <w:tbl>
@@ -12385,7 +12385,7 @@
                 <w:color w:val="1F2937"/>
                 <w:sz w:val="21"/>
               </w:rPr>
-              <w:t>Napiš původní a vylepšený dotaz a jednou větou popiš rozdíl ve výsledcích.</w:t>
+              <w:t>Napiš původní a vylepšený dotaz a jednou větou popiš rozdíl ve výsledcích.</w:t>
             </w:r>
           </w:p>
         </w:tc>
@@ -12437,7 +12437,7 @@
           <w:color w:val="1F2937"/>
           <w:sz w:val="22"/>
         </w:rPr>
-        <w:t>Student porovná výsledky dvou vyhledávačů nebo český a anglický odborný termín.</w:t>
+        <w:t>Student porovná výsledky dvou vyhledávačů nebo český a anglický odborný termín.</w:t>
       </w:r>
     </w:p>
     <w:p>
@@ -12459,7 +12459,7 @@
           <w:color w:val="1F2937"/>
           <w:sz w:val="22"/>
         </w:rPr>
-        <w:t>Bez internetu studenti vytvoří a obhájí dotazy pro všech šest úkolů; výsledky doplní v další hodině.</w:t>
+        <w:t>Bez internetu studenti vytvoří a obhájí dotazy pro všech šest úkolů; výsledky doplní v další hodině.</w:t>
       </w:r>
     </w:p>
     <w:p>
@@ -12538,7 +12538,7 @@
                 <w:color w:val="1F2937"/>
                 <w:sz w:val="21"/>
               </w:rPr>
-              <w:t>Student postupně porovná clickbaitový web, univerzitní zprávu a původní studii a vytvoří přiměřený závěr.</w:t>
+              <w:t>Student postupně porovná clickbaitový web, univerzitní zprávu a původní studii a vytvoří přiměřený závěr.</w:t>
             </w:r>
           </w:p>
         </w:tc>
@@ -12554,7 +12554,7 @@
         <w:pStyle w:val="Heading2"/>
       </w:pPr>
       <w:r>
-        <w:t>Výstup a důkazy o učení</w:t>
+        <w:t>Výstup a důkazy o učení</w:t>
       </w:r>
     </w:p>
     <w:tbl>
@@ -12693,7 +12693,7 @@
                 <w:color w:val="1F2937"/>
                 <w:sz w:val="18"/>
               </w:rPr>
-              <w:t>Zdroj A.html, Zdroj B.html, Zdroj C.html ze složky Podklady k aktivitám</w:t>
+              <w:t>Zdroj A.html, Zdroj B.html, Zdroj C.html ze složky Podklady k aktivitám</w:t>
             </w:r>
           </w:p>
         </w:tc>
@@ -12761,7 +12761,7 @@
                 <w:color w:val="1F2937"/>
                 <w:sz w:val="18"/>
               </w:rPr>
-              <w:t>Protokol 5P, opravený titulek a závěr s vyjádřenou mírou jistoty.</w:t>
+              <w:t>Protokol 5P, opravený titulek a závěr s vyjádřenou mírou jistoty.</w:t>
             </w:r>
           </w:p>
         </w:tc>
@@ -12829,7 +12829,7 @@
                 <w:color w:val="1F2937"/>
                 <w:sz w:val="18"/>
               </w:rPr>
-              <w:t>Student dohledá původní zdroj, uvede omezení studie a odliší data od obchodního tvrzení.</w:t>
+              <w:t>Student dohledá původní zdroj, uvede omezení studie a odliší data od obchodního tvrzení.</w:t>
             </w:r>
           </w:p>
         </w:tc>
@@ -12871,7 +12871,7 @@
           <w:color w:val="1F2937"/>
           <w:sz w:val="22"/>
         </w:rPr>
-        <w:t>Zdůrazni, že všechny instituce, autoři i data v ukázkách jsou fiktivní a slouží pouze k nácviku postupu.</w:t>
+        <w:t>Zdůrazni, že všechny instituce, autoři i data v ukázkách jsou fiktivní a slouží pouze k nácviku postupu.</w:t>
       </w:r>
     </w:p>
     <w:p>
@@ -13093,7 +13093,7 @@
                 <w:color w:val="1F2937"/>
                 <w:sz w:val="17"/>
               </w:rPr>
-              <w:t>Studenti samostatně zapíší, čemu článek chce, aby věřili a co udělali.</w:t>
+              <w:t>Studenti samostatně zapíší, čemu článek chce, aby věřili a co udělali.</w:t>
             </w:r>
           </w:p>
         </w:tc>
@@ -13295,7 +13295,7 @@
                 <w:color w:val="1F2937"/>
                 <w:sz w:val="17"/>
               </w:rPr>
-              <w:t>Porovnej přesnost titulku, velikost vzorku a uvedená omezení.</w:t>
+              <w:t>Porovnej přesnost titulku, velikost vzorku a uvedená omezení.</w:t>
             </w:r>
           </w:p>
         </w:tc>
@@ -13396,7 +13396,7 @@
                 <w:color w:val="1F2937"/>
                 <w:sz w:val="17"/>
               </w:rPr>
-              <w:t>Dohledávej původní tvrzení, metodu, výsledek a limity.</w:t>
+              <w:t>Dohledávej původní tvrzení, metodu, výsledek a limity.</w:t>
             </w:r>
           </w:p>
         </w:tc>
@@ -13464,7 +13464,7 @@
                 <w:color w:val="1F2937"/>
                 <w:sz w:val="17"/>
               </w:rPr>
-              <w:t>Protokol a nový titulek</w:t>
+              <w:t>Protokol a nový titulek</w:t>
             </w:r>
           </w:p>
         </w:tc>
@@ -13699,7 +13699,7 @@
                 <w:color w:val="1F2937"/>
                 <w:sz w:val="17"/>
               </w:rPr>
-              <w:t>Který jeden detail ze zdroje C nejvíce změnil tvé hodnocení titulku A a proč?</w:t>
+              <w:t>Který jeden detail ze zdroje C nejvíce změnil tvé hodnocení titulku A a proč?</w:t>
             </w:r>
           </w:p>
         </w:tc>
@@ -13758,7 +13758,7 @@
                 <w:color w:val="1F2937"/>
                 <w:sz w:val="21"/>
               </w:rPr>
-              <w:t>Během práce obcházej třídu a sbírej důvody rozhodnutí. Správnou odpověď zveřejni až po krátké obhajobě skupin.</w:t>
+              <w:t>Během práce obcházej třídu a sbírej důvody rozhodnutí. Správnou odpověď zveřejni až po krátké obhajobě skupin.</w:t>
             </w:r>
           </w:p>
         </w:tc>
@@ -13785,7 +13785,7 @@
           <w:color w:val="0F9F7A"/>
           <w:sz w:val="20"/>
         </w:rPr>
-        <w:t>06  •  METODICKÉ VEDENÍ A ŘEŠENÍ</w:t>
+        <w:t>06  •  METODICKÉ VEDENÍ A ŘEŠENÍ</w:t>
       </w:r>
     </w:p>
     <w:p>
@@ -13815,7 +13815,7 @@
           <w:color w:val="1F2937"/>
           <w:sz w:val="22"/>
         </w:rPr>
-        <w:t>Kdo obsah vytvořil a jaký má vztah k tvrzení?</w:t>
+        <w:t>Kdo obsah vytvořil a jaký má vztah k tvrzení?</w:t>
       </w:r>
     </w:p>
     <w:p>
@@ -13828,7 +13828,7 @@
           <w:color w:val="1F2937"/>
           <w:sz w:val="22"/>
         </w:rPr>
-        <w:t>Kde je původní studie a co skutečně měřila?</w:t>
+        <w:t>Kde je původní studie a co skutečně měřila?</w:t>
       </w:r>
     </w:p>
     <w:p>
@@ -13871,7 +13871,7 @@
           <w:color w:val="1F2937"/>
           <w:sz w:val="22"/>
         </w:rPr>
-        <w:t>A je komerční web prodávající playlist, B univerzitní komunikace, C původní fiktivní odborná studie.</w:t>
+        <w:t>A je komerční web prodávající playlist, B univerzitní komunikace, C původní fiktivní odborná studie.</w:t>
       </w:r>
     </w:p>
     <w:p>
@@ -13893,7 +13893,7 @@
           <w:color w:val="1F2937"/>
           <w:sz w:val="22"/>
         </w:rPr>
-        <w:t>Zdroj C s popisem metody, dat a omezení.</w:t>
+        <w:t>Zdroj C s popisem metody, dat a omezení.</w:t>
       </w:r>
     </w:p>
     <w:p>
@@ -13915,7 +13915,7 @@
           <w:color w:val="1F2937"/>
           <w:sz w:val="22"/>
         </w:rPr>
-        <w:t>32 účastníků, tři podmínky a tři krátké úlohy; rozdíl se projevil pouze v jedné úloze.</w:t>
+        <w:t>32 účastníků, tři podmínky a tři krátké úlohy; rozdíl se projevil pouze v jedné úloze.</w:t>
       </w:r>
     </w:p>
     <w:p>
@@ -13937,7 +13937,7 @@
           <w:color w:val="1F2937"/>
           <w:sz w:val="22"/>
         </w:rPr>
-        <w:t>Zdroj A zobecňuje dílčí výsledek a uvádí 40 %, které studie jako univerzální efekt nepotvrzuje.</w:t>
+        <w:t>Zdroj A zobecňuje dílčí výsledek a uvádí 40 %, které studie jako univerzální efekt nepotvrzuje.</w:t>
       </w:r>
     </w:p>
     <w:p>
@@ -13959,7 +13959,7 @@
           <w:color w:val="1F2937"/>
           <w:sz w:val="22"/>
         </w:rPr>
-        <w:t>Zdroj A používá naléhavý titulek a partnerský prodej; B informuje, C dokumentuje výzkum.</w:t>
+        <w:t>Zdroj A používá naléhavý titulek a partnerský prodej; B informuje, C dokumentuje výzkum.</w:t>
       </w:r>
     </w:p>
     <w:p>
@@ -13981,7 +13981,7 @@
           <w:color w:val="1F2937"/>
           <w:sz w:val="22"/>
         </w:rPr>
-        <w:t>Malá pilotní studie zjistila dílčí rozdíl v jedné paměťové úloze; nelze tvrdit, že hudba zlepší paměť všem o 40 %.</w:t>
+        <w:t>Malá pilotní studie zjistila dílčí rozdíl v jedné paměťové úloze; nelze tvrdit, že hudba zlepší paměť všem o 40 %.</w:t>
       </w:r>
     </w:p>
     <w:p>
@@ -13989,7 +13989,7 @@
         <w:pStyle w:val="Heading2"/>
       </w:pPr>
       <w:r>
-        <w:t>Časté chyby a intervence</w:t>
+        <w:t>Časté chyby a intervence</w:t>
       </w:r>
     </w:p>
     <w:tbl>
@@ -14128,7 +14128,7 @@
                 <w:color w:val="1F2937"/>
                 <w:sz w:val="17"/>
               </w:rPr>
-              <w:t>Design je pouze signál; rozhodují původ, podklady, transparentnost a nezávislé potvrzení.</w:t>
+              <w:t>Design je pouze signál; rozhodují původ, podklady, transparentnost a nezávislé potvrzení.</w:t>
             </w:r>
           </w:p>
         </w:tc>
@@ -14196,7 +14196,7 @@
                 <w:color w:val="1F2937"/>
                 <w:sz w:val="17"/>
               </w:rPr>
-              <w:t>Univerzitní zpráva výzkum shrnuje; původní metoda a omezení jsou až ve zdroji C.</w:t>
+              <w:t>Univerzitní zpráva výzkum shrnuje; původní metoda a omezení jsou až ve zdroji C.</w:t>
             </w:r>
           </w:p>
         </w:tc>
@@ -14264,7 +14264,7 @@
                 <w:color w:val="1F2937"/>
                 <w:sz w:val="17"/>
               </w:rPr>
-              <w:t>Požaduj přesnější formulaci a míru jistoty: potvrzeno, vyvráceno, nebo nelze rozhodnout.</w:t>
+              <w:t>Požaduj přesnější formulaci a míru jistoty: potvrzeno, vyvráceno, nebo nelze rozhodnout.</w:t>
             </w:r>
           </w:p>
         </w:tc>
@@ -14280,7 +14280,7 @@
         <w:pStyle w:val="Heading2"/>
       </w:pPr>
       <w:r>
-        <w:t>Ověření, diferenciace a technická záloha</w:t>
+        <w:t>Ověření, diferenciace a technická záloha</w:t>
       </w:r>
     </w:p>
     <w:tbl>
@@ -14331,7 +14331,7 @@
                 <w:color w:val="1F2937"/>
                 <w:sz w:val="21"/>
               </w:rPr>
-              <w:t>Který jeden detail ze zdroje C nejvíce změnil tvé hodnocení titulku A a proč?</w:t>
+              <w:t>Který jeden detail ze zdroje C nejvíce změnil tvé hodnocení titulku A a proč?</w:t>
             </w:r>
           </w:p>
         </w:tc>
@@ -14361,7 +14361,7 @@
           <w:color w:val="1F2937"/>
           <w:sz w:val="22"/>
         </w:rPr>
-        <w:t>Rozděl protokol na pět barevně označených polí a každé skupině přiděl nejprve jedno P.</w:t>
+        <w:t>Rozděl protokol na pět barevně označených polí a každé skupině přiděl nejprve jedno P.</w:t>
       </w:r>
     </w:p>
     <w:p>
@@ -14383,7 +14383,7 @@
           <w:color w:val="1F2937"/>
           <w:sz w:val="22"/>
         </w:rPr>
-        <w:t>Studenti vytvoří dva titulky: přesný populárně-naučný a stále přitažlivý, ale nepřehánějící.</w:t>
+        <w:t>Studenti vytvoří dva titulky: přesný populárně-naučný a stále přitažlivý, ale nepřehánějící.</w:t>
       </w:r>
     </w:p>
     <w:p>
@@ -14405,7 +14405,7 @@
           <w:color w:val="1F2937"/>
           <w:sz w:val="22"/>
         </w:rPr>
-        <w:t>Všechny tři zdroje jsou offline; při problému s prohlížečem použij jejich shrnutí v pracovním sešitu.</w:t>
+        <w:t>Všechny tři zdroje jsou offline; při problému s prohlížečem použij jejich shrnutí v pracovním sešitu.</w:t>
       </w:r>
     </w:p>
     <w:p>
@@ -14433,7 +14433,7 @@
         <w:spacing w:before="0"/>
       </w:pPr>
       <w:r>
-        <w:t>Fake news, manipulace a obsah vytvořený AI</w:t>
+        <w:t>Fake news, manipulace a obsah vytvořený AI</w:t>
       </w:r>
     </w:p>
     <w:tbl>
@@ -14484,7 +14484,7 @@
                 <w:color w:val="1F2937"/>
                 <w:sz w:val="21"/>
               </w:rPr>
-              <w:t>Student oddělí tvrzení, emoci a důkaz v realistickém sociálním příspěvku a navrhne ověření fotografie bez ukvapeného závěru.</w:t>
+              <w:t>Student oddělí tvrzení, emoci a důkaz v realistickém sociálním příspěvku a navrhne ověření fotografie bez ukvapeného závěru.</w:t>
             </w:r>
           </w:p>
         </w:tc>
@@ -14500,7 +14500,7 @@
         <w:pStyle w:val="Heading2"/>
       </w:pPr>
       <w:r>
-        <w:t>Výstup a důkazy o učení</w:t>
+        <w:t>Výstup a důkazy o učení</w:t>
       </w:r>
     </w:p>
     <w:tbl>
@@ -14639,7 +14639,7 @@
                 <w:color w:val="1F2937"/>
                 <w:sz w:val="18"/>
               </w:rPr>
-              <w:t>Neověřený příspěvek.html ze složky Podklady k aktivitám, digitální pracovní sešit</w:t>
+              <w:t>Neověřený příspěvek.html ze složky Podklady k aktivitám, digitální pracovní sešit</w:t>
             </w:r>
           </w:p>
         </w:tc>
@@ -14707,7 +14707,7 @@
                 <w:color w:val="1F2937"/>
                 <w:sz w:val="18"/>
               </w:rPr>
-              <w:t>Barevná analýza příspěvku, ověřovací postup a neutrální přepis.</w:t>
+              <w:t>Barevná analýza příspěvku, ověřovací postup a neutrální přepis.</w:t>
             </w:r>
           </w:p>
         </w:tc>
@@ -14775,7 +14775,7 @@
                 <w:color w:val="1F2937"/>
                 <w:sz w:val="18"/>
               </w:rPr>
-              <w:t>Student označí nejméně tři manipulační prvky a uvede dva nezávislé kroky ověření.</w:t>
+              <w:t>Student označí nejméně tři manipulační prvky a uvede dva nezávislé kroky ověření.</w:t>
             </w:r>
           </w:p>
         </w:tc>
@@ -14804,7 +14804,7 @@
           <w:color w:val="1F2937"/>
           <w:sz w:val="22"/>
         </w:rPr>
-        <w:t>Otevři příspěvek na celé obrazovce; fotografie jídelny je lokální a záměrně neprokazuje tvrzení v popisku.</w:t>
+        <w:t>Otevři příspěvek na celé obrazovce; fotografie jídelny je lokální a záměrně neprokazuje tvrzení v popisku.</w:t>
       </w:r>
     </w:p>
     <w:p>
@@ -14817,7 +14817,7 @@
           <w:color w:val="1F2937"/>
           <w:sz w:val="22"/>
         </w:rPr>
-        <w:t>Připrav barevný klíč: tvrzení, emoce, údajné důkazy, výzva k akci a chybějící informace.</w:t>
+        <w:t>Připrav barevný klíč: tvrzení, emoce, údajné důkazy, výzva k akci a chybějící informace.</w:t>
       </w:r>
     </w:p>
     <w:p>
@@ -14830,7 +14830,7 @@
           <w:color w:val="1F2937"/>
           <w:sz w:val="22"/>
         </w:rPr>
-        <w:t>Nepoužívej jako úvod politický příklad; cílem je postup, nikoli spor o postoj.</w:t>
+        <w:t>Nepoužívej jako úvod politický příklad; cílem je postup, nikoli spor o postoj.</w:t>
       </w:r>
     </w:p>
     <w:p>
@@ -15039,7 +15039,7 @@
                 <w:color w:val="1F2937"/>
                 <w:sz w:val="17"/>
               </w:rPr>
-              <w:t>Studenti zapíší emoci a první rozhodnutí bez komentáře spolužáků.</w:t>
+              <w:t>Studenti zapíší emoci a první rozhodnutí bez komentáře spolužáků.</w:t>
             </w:r>
           </w:p>
         </w:tc>
@@ -15140,7 +15140,7 @@
                 <w:color w:val="1F2937"/>
                 <w:sz w:val="17"/>
               </w:rPr>
-              <w:t>Odděl, co příspěvek tvrdí, čím to dokládá a k čemu vyzývá.</w:t>
+              <w:t>Odděl, co příspěvek tvrdí, čím to dokládá a k čemu vyzývá.</w:t>
             </w:r>
           </w:p>
         </w:tc>
@@ -15241,7 +15241,7 @@
                 <w:color w:val="1F2937"/>
                 <w:sz w:val="17"/>
               </w:rPr>
-              <w:t>Dvojice zvýrazní text a vysvětlí, proč fotografie sama tvrzení nepotvrzuje.</w:t>
+              <w:t>Dvojice zvýrazní text a vysvětlí, proč fotografie sama tvrzení nepotvrzuje.</w:t>
             </w:r>
           </w:p>
         </w:tc>
@@ -15342,7 +15342,7 @@
                 <w:color w:val="1F2937"/>
                 <w:sz w:val="17"/>
               </w:rPr>
-              <w:t>Vyžaduj původ snímku, datum, vyjádření školy/jídelny a nezávislý zdroj.</w:t>
+              <w:t>Vyžaduj původ snímku, datum, vyjádření školy/jídelny a nezávislý zdroj.</w:t>
             </w:r>
           </w:p>
         </w:tc>
@@ -15410,7 +15410,7 @@
                 <w:color w:val="1F2937"/>
                 <w:sz w:val="17"/>
               </w:rPr>
-              <w:t>AI a multimédia</w:t>
+              <w:t>AI a multimédia</w:t>
             </w:r>
           </w:p>
         </w:tc>
@@ -15443,7 +15443,7 @@
                 <w:color w:val="1F2937"/>
                 <w:sz w:val="17"/>
               </w:rPr>
-              <w:t>Učte kontrolu původu a kontextu, ne seznam údajných vizuálních vad.</w:t>
+              <w:t>Učte kontrolu původu a kontextu, ne seznam údajných vizuálních vad.</w:t>
             </w:r>
           </w:p>
         </w:tc>
@@ -15544,7 +15544,7 @@
                 <w:color w:val="1F2937"/>
                 <w:sz w:val="17"/>
               </w:rPr>
-              <w:t>Bez nátlaku na sdílení a s jasným označením nejistoty.</w:t>
+              <w:t>Bez nátlaku na sdílení a s jasným označením nejistoty.</w:t>
             </w:r>
           </w:p>
         </w:tc>
@@ -15704,7 +15704,7 @@
                 <w:color w:val="1F2937"/>
                 <w:sz w:val="21"/>
               </w:rPr>
-              <w:t>Během práce obcházej třídu a sbírej důvody rozhodnutí. Správnou odpověď zveřejni až po krátké obhajobě skupin.</w:t>
+              <w:t>Během práce obcházej třídu a sbírej důvody rozhodnutí. Správnou odpověď zveřejni až po krátké obhajobě skupin.</w:t>
             </w:r>
           </w:p>
         </w:tc>
@@ -15731,7 +15731,7 @@
           <w:color w:val="0F9F7A"/>
           <w:sz w:val="20"/>
         </w:rPr>
-        <w:t>07  •  METODICKÉ VEDENÍ A ŘEŠENÍ</w:t>
+        <w:t>07  •  METODICKÉ VEDENÍ A ŘEŠENÍ</w:t>
       </w:r>
     </w:p>
     <w:p>
@@ -15740,7 +15740,7 @@
         <w:spacing w:before="0"/>
       </w:pPr>
       <w:r>
-        <w:t>Fake news, manipulace a obsah vytvořený AI – vedení</w:t>
+        <w:t>Fake news, manipulace a obsah vytvořený AI – vedení</w:t>
       </w:r>
     </w:p>
     <w:p>
@@ -15761,7 +15761,7 @@
           <w:color w:val="1F2937"/>
           <w:sz w:val="22"/>
         </w:rPr>
-        <w:t>Co přesně fotografie ukazuje a co už do ní vkládá popisek?</w:t>
+        <w:t>Co přesně fotografie ukazuje a co už do ní vkládá popisek?</w:t>
       </w:r>
     </w:p>
     <w:p>
@@ -15817,7 +15817,7 @@
           <w:color w:val="1F2937"/>
           <w:sz w:val="22"/>
         </w:rPr>
-        <w:t>Výrazy okamžitě, celý měsíc, média mlčí a kdo nesdílí, tomu nezáleží.</w:t>
+        <w:t>Výrazy okamžitě, celý měsíc, média mlčí a kdo nesdílí, tomu nezáleží.</w:t>
       </w:r>
     </w:p>
     <w:p>
@@ -15905,7 +15905,7 @@
           <w:color w:val="1F2937"/>
           <w:sz w:val="22"/>
         </w:rPr>
-        <w:t>Posuzovat původ, datum, kontext, návaznost verzí a nezávislé potvrzení; vizuální zvláštnost není sama o sobě důkaz.</w:t>
+        <w:t>Posuzovat původ, datum, kontext, návaznost verzí a nezávislé potvrzení; vizuální zvláštnost není sama o sobě důkaz.</w:t>
       </w:r>
     </w:p>
     <w:p>
@@ -15927,7 +15927,7 @@
           <w:color w:val="1F2937"/>
           <w:sz w:val="22"/>
         </w:rPr>
-        <w:t>Na sociální síti se šíří neověřené tvrzení; původ fotografie ani údajné svědectví zatím nejsou doložené a informaci je třeba ověřit.</w:t>
+        <w:t>Na sociální síti se šíří neověřené tvrzení; původ fotografie ani údajné svědectví zatím nejsou doložené a informaci je třeba ověřit.</w:t>
       </w:r>
     </w:p>
     <w:p>
@@ -15935,7 +15935,7 @@
         <w:pStyle w:val="Heading2"/>
       </w:pPr>
       <w:r>
-        <w:t>Časté chyby a intervence</w:t>
+        <w:t>Časté chyby a intervence</w:t>
       </w:r>
     </w:p>
     <w:tbl>
@@ -16074,7 +16074,7 @@
                 <w:color w:val="1F2937"/>
                 <w:sz w:val="17"/>
               </w:rPr>
-              <w:t>Realističnost neprokazuje místo, datum ani souvislost s tvrzením.</w:t>
+              <w:t>Realističnost neprokazuje místo, datum ani souvislost s tvrzením.</w:t>
             </w:r>
           </w:p>
         </w:tc>
@@ -16142,7 +16142,7 @@
                 <w:color w:val="1F2937"/>
                 <w:sz w:val="17"/>
               </w:rPr>
-              <w:t>Bez podkladů nepřidávej nové tvrzení; zaměř se na dohledatelný původ a kontext.</w:t>
+              <w:t>Bez podkladů nepřidávej nové tvrzení; zaměř se na dohledatelný původ a kontext.</w:t>
             </w:r>
           </w:p>
         </w:tc>
@@ -16226,7 +16226,7 @@
         <w:pStyle w:val="Heading2"/>
       </w:pPr>
       <w:r>
-        <w:t>Ověření, diferenciace a technická záloha</w:t>
+        <w:t>Ověření, diferenciace a technická záloha</w:t>
       </w:r>
     </w:p>
     <w:tbl>
@@ -16329,7 +16329,7 @@
           <w:color w:val="1F2937"/>
           <w:sz w:val="22"/>
         </w:rPr>
-        <w:t>Studenti navrhnou komunitní poznámku pod příspěvek v rozsahu nejvýše 300 znaků.</w:t>
+        <w:t>Studenti navrhnou komunitní poznámku pod příspěvek v rozsahu nejvýše 300 znaků.</w:t>
       </w:r>
     </w:p>
     <w:p>
@@ -16351,7 +16351,7 @@
           <w:color w:val="1F2937"/>
           <w:sz w:val="22"/>
         </w:rPr>
-        <w:t>Ukázka je offline; pokud nefunguje HTML, použij text a popis fotografie v pracovním sešitu.</w:t>
+        <w:t>Ukázka je offline; pokud nefunguje HTML, použij text a popis fotografie v pracovním sešitu.</w:t>
       </w:r>
     </w:p>
     <w:p>
@@ -16379,7 +16379,7 @@
         <w:spacing w:before="0"/>
       </w:pPr>
       <w:r>
-        <w:t>Sociální sítě a digitální stopa</w:t>
+        <w:t>Sociální sítě a digitální stopa</w:t>
       </w:r>
     </w:p>
     <w:tbl>
@@ -16430,7 +16430,7 @@
                 <w:color w:val="1F2937"/>
                 <w:sz w:val="21"/>
               </w:rPr>
-              <w:t>Student propojí zdánlivě drobné údaje z veřejného profilu, určí riziko a navrhne konkrétní omezení sdílení.</w:t>
+              <w:t>Student propojí zdánlivě drobné údaje z veřejného profilu, určí riziko a navrhne konkrétní omezení sdílení.</w:t>
             </w:r>
           </w:p>
         </w:tc>
@@ -16446,7 +16446,7 @@
         <w:pStyle w:val="Heading2"/>
       </w:pPr>
       <w:r>
-        <w:t>Výstup a důkazy o učení</w:t>
+        <w:t>Výstup a důkazy o učení</w:t>
       </w:r>
     </w:p>
     <w:tbl>
@@ -16585,7 +16585,7 @@
                 <w:color w:val="1F2937"/>
                 <w:sz w:val="18"/>
               </w:rPr>
-              <w:t>Profil Alex.html ze složky Podklady k aktivitám, digitální pracovní sešit</w:t>
+              <w:t>Profil Alex.html ze složky Podklady k aktivitám, digitální pracovní sešit</w:t>
             </w:r>
           </w:p>
         </w:tc>
@@ -16653,7 +16653,7 @@
                 <w:color w:val="1F2937"/>
                 <w:sz w:val="18"/>
               </w:rPr>
-              <w:t>Tabulka zjištění–podklad–riziko–doporučení a soukromý osobní audit.</w:t>
+              <w:t>Tabulka zjištění–podklad–riziko–doporučení a soukromý osobní audit.</w:t>
             </w:r>
           </w:p>
         </w:tc>
@@ -16721,7 +16721,7 @@
                 <w:color w:val="1F2937"/>
                 <w:sz w:val="18"/>
               </w:rPr>
-              <w:t>Student vytvoří nejméně čtyři odvození z kombinace příspěvků a ke každému navrhne přiměřené opatření.</w:t>
+              <w:t>Student vytvoří nejméně čtyři odvození z kombinace příspěvků a ke každému navrhne přiměřené opatření.</w:t>
             </w:r>
           </w:p>
         </w:tc>
@@ -16750,7 +16750,7 @@
           <w:color w:val="1F2937"/>
           <w:sz w:val="22"/>
         </w:rPr>
-        <w:t>Výslovně označ Alexe, fotografie i všechny údaje jako fiktivní výukový profil.</w:t>
+        <w:t>Výslovně označ Alexe, fotografie i všechny údaje jako fiktivní výukový profil.</w:t>
       </w:r>
     </w:p>
     <w:p>
@@ -16763,7 +16763,7 @@
           <w:color w:val="1F2937"/>
           <w:sz w:val="22"/>
         </w:rPr>
-        <w:t>Stanov pravidlo: analyzujeme vzorec sdílení, ne charakter člověka a ne účty spolužáků.</w:t>
+        <w:t>Stanov pravidlo: analyzujeme vzorec sdílení, ne charakter člověka a ne účty spolužáků.</w:t>
       </w:r>
     </w:p>
     <w:p>
@@ -16776,7 +16776,7 @@
           <w:color w:val="1F2937"/>
           <w:sz w:val="22"/>
         </w:rPr>
-        <w:t>Soukromý audit v sešitu se neodevzdává, nefotografuje a učitel jej nekontroluje.</w:t>
+        <w:t>Soukromý audit v sešitu se neodevzdává, nefotografuje a učitel jej nekontroluje.</w:t>
       </w:r>
     </w:p>
     <w:p>
@@ -16952,7 +16952,7 @@
                 <w:color w:val="1F2937"/>
                 <w:sz w:val="17"/>
               </w:rPr>
-              <w:t>Aktivní a pasivní stopa</w:t>
+              <w:t>Aktivní a pasivní stopa</w:t>
             </w:r>
           </w:p>
         </w:tc>
@@ -16985,7 +16985,7 @@
                 <w:color w:val="1F2937"/>
                 <w:sz w:val="17"/>
               </w:rPr>
-              <w:t>Uveď jeden příklad vědomého příspěvku a jednoho automatického záznamu.</w:t>
+              <w:t>Uveď jeden příklad vědomého příspěvku a jednoho automatického záznamu.</w:t>
             </w:r>
           </w:p>
         </w:tc>
@@ -17154,7 +17154,7 @@
                 <w:color w:val="1F2937"/>
                 <w:sz w:val="17"/>
               </w:rPr>
-              <w:t>Riziko a doporučení</w:t>
+              <w:t>Riziko a doporučení</w:t>
             </w:r>
           </w:p>
         </w:tc>
@@ -17549,7 +17549,7 @@
                 <w:color w:val="1F2937"/>
                 <w:sz w:val="21"/>
               </w:rPr>
-              <w:t>Během práce obcházej třídu a sbírej důvody rozhodnutí. Správnou odpověď zveřejni až po krátké obhajobě skupin.</w:t>
+              <w:t>Během práce obcházej třídu a sbírej důvody rozhodnutí. Správnou odpověď zveřejni až po krátké obhajobě skupin.</w:t>
             </w:r>
           </w:p>
         </w:tc>
@@ -17576,7 +17576,7 @@
           <w:color w:val="0F9F7A"/>
           <w:sz w:val="20"/>
         </w:rPr>
-        <w:t>08  •  METODICKÉ VEDENÍ A ŘEŠENÍ</w:t>
+        <w:t>08  •  METODICKÉ VEDENÍ A ŘEŠENÍ</w:t>
       </w:r>
     </w:p>
     <w:p>
@@ -17585,7 +17585,7 @@
         <w:spacing w:before="0"/>
       </w:pPr>
       <w:r>
-        <w:t>Sociální sítě a digitální stopa – vedení</w:t>
+        <w:t>Sociální sítě a digitální stopa – vedení</w:t>
       </w:r>
     </w:p>
     <w:p>
@@ -17632,7 +17632,7 @@
           <w:color w:val="1F2937"/>
           <w:sz w:val="22"/>
         </w:rPr>
-        <w:t>Jak lze zachovat smysl příspěvku a přitom snížit množství zveřejněných informací?</w:t>
+        <w:t>Jak lze zachovat smysl příspěvku a přitom snížit množství zveřejněných informací?</w:t>
       </w:r>
     </w:p>
     <w:p>
@@ -17654,7 +17654,7 @@
           <w:color w:val="076B55"/>
           <w:sz w:val="22"/>
         </w:rPr>
-        <w:t xml:space="preserve">Škola a třída: </w:t>
+        <w:t xml:space="preserve">Škola a třída: </w:t>
       </w:r>
       <w:r>
         <w:rPr>
@@ -17662,7 +17662,7 @@
           <w:color w:val="1F2937"/>
           <w:sz w:val="22"/>
         </w:rPr>
-        <w:t>Popis profilu a fotografie z počítačové učebny umožňují odhadnout školní prostředí.</w:t>
+        <w:t>Popis profilu a fotografie z počítačové učebny umožňují odhadnout školní prostředí.</w:t>
       </w:r>
     </w:p>
     <w:p>
@@ -17684,7 +17684,7 @@
           <w:color w:val="1F2937"/>
           <w:sz w:val="22"/>
         </w:rPr>
-        <w:t>Úterní bowling a ranní cesta ukazují rutinu a časy.</w:t>
+        <w:t>Úterní bowling a ranní cesta ukazují rutinu a časy.</w:t>
       </w:r>
     </w:p>
     <w:p>
@@ -17698,7 +17698,7 @@
           <w:color w:val="076B55"/>
           <w:sz w:val="22"/>
         </w:rPr>
-        <w:t xml:space="preserve">Bydliště a nepřítomnost: </w:t>
+        <w:t xml:space="preserve">Bydliště a nepřítomnost: </w:t>
       </w:r>
       <w:r>
         <w:rPr>
@@ -17706,7 +17706,7 @@
           <w:color w:val="1F2937"/>
           <w:sz w:val="22"/>
         </w:rPr>
-        <w:t>Vchod domu v kombinaci s příspěvkem o prázdném bytě zvyšuje bezpečnostní riziko.</w:t>
+        <w:t>Vchod domu v kombinaci s příspěvkem o prázdném bytě zvyšuje bezpečnostní riziko.</w:t>
       </w:r>
     </w:p>
     <w:p>
@@ -17728,7 +17728,7 @@
           <w:color w:val="1F2937"/>
           <w:sz w:val="22"/>
         </w:rPr>
-        <w:t>Dort s číslem 16 a datum příspěvku umožňují odvodit část data narození.</w:t>
+        <w:t>Dort s číslem 16 a datum příspěvku umožňují odvodit část data narození.</w:t>
       </w:r>
     </w:p>
     <w:p>
@@ -17772,7 +17772,7 @@
           <w:color w:val="1F2937"/>
           <w:sz w:val="22"/>
         </w:rPr>
-        <w:t>Skupinová fotografie může zveřejnit podobu, místo a sociální vazby lidí, kteří s tím nepočítali.</w:t>
+        <w:t>Skupinová fotografie může zveřejnit podobu, místo a sociální vazby lidí, kteří s tím nepočítali.</w:t>
       </w:r>
     </w:p>
     <w:p>
@@ -17780,7 +17780,7 @@
         <w:pStyle w:val="Heading2"/>
       </w:pPr>
       <w:r>
-        <w:t>Časté chyby a intervence</w:t>
+        <w:t>Časté chyby a intervence</w:t>
       </w:r>
     </w:p>
     <w:tbl>
@@ -17919,7 +17919,7 @@
                 <w:color w:val="1F2937"/>
                 <w:sz w:val="17"/>
               </w:rPr>
-              <w:t>Vrať diskusi k návrhu bezpečnějšího sdílení; cílem není hodnotit osobu.</w:t>
+              <w:t>Vrať diskusi k návrhu bezpečnějšího sdílení; cílem není hodnotit osobu.</w:t>
             </w:r>
           </w:p>
         </w:tc>
@@ -17987,7 +17987,7 @@
                 <w:color w:val="1F2937"/>
                 <w:sz w:val="17"/>
               </w:rPr>
-              <w:t>Hledej přiměřená opatření: publikum, načasování, ořez, odstranění identifikátorů a souhlas ostatních.</w:t>
+              <w:t>Hledej přiměřená opatření: publikum, načasování, ořez, odstranění identifikátorů a souhlas ostatních.</w:t>
             </w:r>
           </w:p>
         </w:tc>
@@ -18055,7 +18055,7 @@
                 <w:color w:val="1F2937"/>
                 <w:sz w:val="17"/>
               </w:rPr>
-              <w:t>Okamžitě se vrať k fiktivnímu podkladu; nepodporuj dohledávání spolužáků.</w:t>
+              <w:t>Okamžitě se vrať k fiktivnímu podkladu; nepodporuj dohledávání spolužáků.</w:t>
             </w:r>
           </w:p>
         </w:tc>
@@ -18071,7 +18071,7 @@
         <w:pStyle w:val="Heading2"/>
       </w:pPr>
       <w:r>
-        <w:t>Ověření, diferenciace a technická záloha</w:t>
+        <w:t>Ověření, diferenciace a technická záloha</w:t>
       </w:r>
     </w:p>
     <w:tbl>
@@ -18152,7 +18152,7 @@
           <w:color w:val="1F2937"/>
           <w:sz w:val="22"/>
         </w:rPr>
-        <w:t>Přiděl skupinám vždy tři konkrétní dlaždice profilu a nech je hledat vazby pouze mezi nimi.</w:t>
+        <w:t>Přiděl skupinám vždy tři konkrétní dlaždice profilu a nech je hledat vazby pouze mezi nimi.</w:t>
       </w:r>
     </w:p>
     <w:p>
@@ -18196,7 +18196,7 @@
           <w:color w:val="1F2937"/>
           <w:sz w:val="22"/>
         </w:rPr>
-        <w:t>Fotografická mřížka je vložená lokálně; při problému s prohlížečem použij seznam příspěvků v pracovním sešitu.</w:t>
+        <w:t>Fotografická mřížka je vložená lokálně; při problému s prohlížečem použij seznam příspěvků v pracovním sešitu.</w:t>
       </w:r>
     </w:p>
     <w:p>
@@ -18227,7 +18227,7 @@
         <w:rPr>
           <w:sz w:val="40"/>
         </w:rPr>
-        <w:t>Soukromí, GDPR a autorská práva</w:t>
+        <w:t>Soukromí, GDPR a autorská práva</w:t>
       </w:r>
     </w:p>
     <w:tbl>
@@ -18278,7 +18278,7 @@
                 <w:color w:val="1F2937"/>
                 <w:sz w:val="21"/>
               </w:rPr>
-              <w:t>Student rozpozná osobní údaj, posoudí přiměřenost jeho zpracování a zvolí legální a etický způsob použití cizího díla.</w:t>
+              <w:t>Student rozpozná osobní údaj, posoudí přiměřenost jeho zpracování a zvolí legální a etický způsob použití cizího díla.</w:t>
             </w:r>
           </w:p>
         </w:tc>
@@ -18294,7 +18294,7 @@
         <w:pStyle w:val="Heading2"/>
       </w:pPr>
       <w:r>
-        <w:t>Výstup a důkazy o učení</w:t>
+        <w:t>Výstup a důkazy o učení</w:t>
       </w:r>
     </w:p>
     <w:tbl>
@@ -18433,7 +18433,7 @@
                 <w:color w:val="1F2937"/>
                 <w:sz w:val="18"/>
               </w:rPr>
-              <w:t>9. Díla a licence.csv, digitální pracovní sešit</w:t>
+              <w:t>9. Díla a licence.csv, digitální pracovní sešit</w:t>
             </w:r>
           </w:p>
         </w:tc>
@@ -18501,7 +18501,7 @@
                 <w:color w:val="1F2937"/>
                 <w:sz w:val="18"/>
               </w:rPr>
-              <w:t>Rozhodnutí k modelovým údajům a licencím včetně správného uvedení díla.</w:t>
+              <w:t>Rozhodnutí k modelovým údajům a licencím včetně správného uvedení díla.</w:t>
             </w:r>
           </w:p>
         </w:tc>
@@ -18569,7 +18569,7 @@
                 <w:color w:val="1F2937"/>
                 <w:sz w:val="18"/>
               </w:rPr>
-              <w:t>Student odliší osobní údaj od anonymního údaje a u díla uvede původ, oprávnění a podmínky použití.</w:t>
+              <w:t>Student odliší osobní údaj od anonymního údaje a u díla uvede původ, oprávnění a podmínky použití.</w:t>
             </w:r>
           </w:p>
         </w:tc>
@@ -18598,7 +18598,7 @@
           <w:color w:val="1F2937"/>
           <w:sz w:val="22"/>
         </w:rPr>
-        <w:t>Otevři CSV a ověř správné zobrazení českých znaků a středníkového oddělovače.</w:t>
+        <w:t>Otevři CSV a ověř správné zobrazení českých znaků a středníkového oddělovače.</w:t>
       </w:r>
     </w:p>
     <w:p>
@@ -18611,7 +18611,7 @@
           <w:color w:val="1F2937"/>
           <w:sz w:val="22"/>
         </w:rPr>
-        <w:t>Připrav jeden legálně použitelný obrázek s jasnou licencí jako demonstraci, pokud je dostupný internet.</w:t>
+        <w:t>Připrav jeden legálně použitelný obrázek s jasnou licencí jako demonstraci, pokud je dostupný internet.</w:t>
       </w:r>
     </w:p>
     <w:p>
@@ -18624,7 +18624,7 @@
           <w:color w:val="1F2937"/>
           <w:sz w:val="22"/>
         </w:rPr>
-        <w:t>Vyhni se detailnímu právnímu poradenství; učte praktické otázky účelu, rozsahu, zabezpečení a oprávnění.</w:t>
+        <w:t>Vyhni se detailnímu právnímu poradenství; učte praktické otázky účelu, rozsahu, zabezpečení a oprávnění.</w:t>
       </w:r>
     </w:p>
     <w:p>
@@ -18833,7 +18833,7 @@
                 <w:color w:val="1F2937"/>
                 <w:sz w:val="17"/>
               </w:rPr>
-              <w:t>Třiď běžné příklady a ptej se, zda lze určit konkrétní osobu.</w:t>
+              <w:t>Třiď běžné příklady a ptej se, zda lze určit konkrétní osobu.</w:t>
             </w:r>
           </w:p>
         </w:tc>
@@ -18934,7 +18934,7 @@
                 <w:color w:val="1F2937"/>
                 <w:sz w:val="17"/>
               </w:rPr>
-              <w:t>Požaduj účel, nezbytnost, rozsah a zabezpečení.</w:t>
+              <w:t>Požaduj účel, nezbytnost, rozsah a zabezpečení.</w:t>
             </w:r>
           </w:p>
         </w:tc>
@@ -19002,7 +19002,7 @@
                 <w:color w:val="1F2937"/>
                 <w:sz w:val="17"/>
               </w:rPr>
-              <w:t>Mýtus o souhlasu</w:t>
+              <w:t>Mýtus o souhlasu</w:t>
             </w:r>
           </w:p>
         </w:tc>
@@ -19035,7 +19035,7 @@
                 <w:color w:val="1F2937"/>
                 <w:sz w:val="17"/>
               </w:rPr>
-              <w:t>Vysvětli, že souhlas není jediný právní základ a nemusí být vždy vhodný.</w:t>
+              <w:t>Vysvětli, že souhlas není jediný právní základ a nemusí být vždy vhodný.</w:t>
             </w:r>
           </w:p>
         </w:tc>
@@ -19103,7 +19103,7 @@
                 <w:color w:val="1F2937"/>
                 <w:sz w:val="17"/>
               </w:rPr>
-              <w:t>Licence a použití děl v CSV</w:t>
+              <w:t>Licence a použití děl v CSV</w:t>
             </w:r>
           </w:p>
         </w:tc>
@@ -19136,7 +19136,7 @@
                 <w:color w:val="1F2937"/>
                 <w:sz w:val="17"/>
               </w:rPr>
-              <w:t>Rozliš nalezení obrázku, licenci, citaci a souhlas osob na fotografii.</w:t>
+              <w:t>Rozliš nalezení obrázku, licenci, citaci a souhlas osob na fotografii.</w:t>
             </w:r>
           </w:p>
         </w:tc>
@@ -19397,7 +19397,7 @@
                 <w:color w:val="1F2937"/>
                 <w:sz w:val="21"/>
               </w:rPr>
-              <w:t>Během práce obcházej třídu a sbírej důvody rozhodnutí. Správnou odpověď zveřejni až po krátké obhajobě skupin.</w:t>
+              <w:t>Během práce obcházej třídu a sbírej důvody rozhodnutí. Správnou odpověď zveřejni až po krátké obhajobě skupin.</w:t>
             </w:r>
           </w:p>
         </w:tc>
@@ -19424,7 +19424,7 @@
           <w:color w:val="0F9F7A"/>
           <w:sz w:val="20"/>
         </w:rPr>
-        <w:t>09  •  METODICKÉ VEDENÍ A ŘEŠENÍ</w:t>
+        <w:t>09  •  METODICKÉ VEDENÍ A ŘEŠENÍ</w:t>
       </w:r>
     </w:p>
     <w:p>
@@ -19433,7 +19433,7 @@
         <w:spacing w:before="0"/>
       </w:pPr>
       <w:r>
-        <w:t>Soukromí, GDPR a autorská práva – vedení</w:t>
+        <w:t>Soukromí, GDPR a autorská práva – vedení</w:t>
       </w:r>
     </w:p>
     <w:p>
@@ -19454,7 +19454,7 @@
           <w:color w:val="1F2937"/>
           <w:sz w:val="22"/>
         </w:rPr>
-        <w:t>Lze údaj spojit s konkrétní osobou přímo nebo kombinací s jinými údaji?</w:t>
+        <w:t>Lze údaj spojit s konkrétní osobou přímo nebo kombinací s jinými údaji?</w:t>
       </w:r>
     </w:p>
     <w:p>
@@ -19480,7 +19480,7 @@
           <w:color w:val="1F2937"/>
           <w:sz w:val="22"/>
         </w:rPr>
-        <w:t>Kde je uvedeno oprávnění dílo použít a jaké má podmínky?</w:t>
+        <w:t>Kde je uvedeno oprávnění dílo použít a jaké má podmínky?</w:t>
       </w:r>
     </w:p>
     <w:p>
@@ -19510,7 +19510,7 @@
           <w:color w:val="1F2937"/>
           <w:sz w:val="22"/>
         </w:rPr>
-        <w:t>Jméno, datum narození, školní e-mail, rozpoznatelná fotografie a poloha se vztahují k identifikované či identifikovatelné osobě.</w:t>
+        <w:t>Jméno, datum narození, školní e-mail, rozpoznatelná fotografie a poloha se vztahují k identifikované či identifikovatelné osobě.</w:t>
       </w:r>
     </w:p>
     <w:p>
@@ -19576,7 +19576,7 @@
           <w:color w:val="1F2937"/>
           <w:sz w:val="22"/>
         </w:rPr>
-        <w:t>Není univerzální odpověď; řeší se také jiný právní základ, účel, transparentnost, minimalizace a zabezpečení.</w:t>
+        <w:t>Není univerzální odpověď; řeší se také jiný právní základ, účel, transparentnost, minimalizace a zabezpečení.</w:t>
       </w:r>
     </w:p>
     <w:p>
@@ -19598,7 +19598,7 @@
           <w:color w:val="1F2937"/>
           <w:sz w:val="22"/>
         </w:rPr>
-        <w:t>Není zdrojem licence; je nutné otevřít původní stránku a zjistit autora a oprávnění.</w:t>
+        <w:t>Není zdrojem licence; je nutné otevřít původní stránku a zjistit autora a oprávnění.</w:t>
       </w:r>
     </w:p>
     <w:p>
@@ -19620,7 +19620,7 @@
           <w:color w:val="1F2937"/>
           <w:sz w:val="22"/>
         </w:rPr>
-        <w:t>Při dodržení licence uvést autora, název, zdroj a licenci; zkontrolovat případné úpravy a další podmínky.</w:t>
+        <w:t>Při dodržení licence uvést autora, název, zdroj a licenci; zkontrolovat případné úpravy a další podmínky.</w:t>
       </w:r>
     </w:p>
     <w:p>
@@ -19628,7 +19628,7 @@
         <w:pStyle w:val="Heading2"/>
       </w:pPr>
       <w:r>
-        <w:t>Časté chyby a intervence</w:t>
+        <w:t>Časté chyby a intervence</w:t>
       </w:r>
     </w:p>
     <w:tbl>
@@ -19767,7 +19767,7 @@
                 <w:color w:val="1F2937"/>
                 <w:sz w:val="17"/>
               </w:rPr>
-              <w:t>Ptej se na účel a právní základ; ve vztahu školy a žáka může být souhlas problematický.</w:t>
+              <w:t>Ptej se na účel a právní základ; ve vztahu školy a žáka může být souhlas problematický.</w:t>
             </w:r>
           </w:p>
         </w:tc>
@@ -19870,7 +19870,7 @@
                 <w:color w:val="1F2937"/>
                 <w:sz w:val="17"/>
               </w:rPr>
-              <w:t>„Obrázek z internetu je veřejný.“</w:t>
+              <w:t>„Obrázek z internetu je veřejný.“</w:t>
             </w:r>
           </w:p>
         </w:tc>
@@ -19903,7 +19903,7 @@
                 <w:color w:val="1F2937"/>
                 <w:sz w:val="17"/>
               </w:rPr>
-              <w:t>Veřejně dostupný neznamená volně použitelný; dohledávej původ a podmínky.</w:t>
+              <w:t>Veřejně dostupný neznamená volně použitelný; dohledávej původ a podmínky.</w:t>
             </w:r>
           </w:p>
         </w:tc>
@@ -19919,7 +19919,7 @@
         <w:pStyle w:val="Heading2"/>
       </w:pPr>
       <w:r>
-        <w:t>Ověření, diferenciace a technická záloha</w:t>
+        <w:t>Ověření, diferenciace a technická záloha</w:t>
       </w:r>
     </w:p>
     <w:tbl>
@@ -20022,7 +20022,7 @@
           <w:color w:val="1F2937"/>
           <w:sz w:val="22"/>
         </w:rPr>
-        <w:t>Student porovná CC0, CC BY a běžné autorské dílo z hlediska povinností uživatele.</w:t>
+        <w:t>Student porovná CC0, CC BY a běžné autorské dílo z hlediska povinností uživatele.</w:t>
       </w:r>
     </w:p>
     <w:p>
@@ -20044,7 +20044,7 @@
           <w:color w:val="1F2937"/>
           <w:sz w:val="22"/>
         </w:rPr>
-        <w:t>CSV lze otevřít jako textový soubor; hodnoty jsou oddělené středníkem a stejné situace obsahuje sešit.</w:t>
+        <w:t>CSV lze otevřít jako textový soubor; hodnoty jsou oddělené středníkem a stejné situace obsahuje sešit.</w:t>
       </w:r>
     </w:p>
     <w:p>
@@ -20123,7 +20123,7 @@
                 <w:color w:val="1F2937"/>
                 <w:sz w:val="21"/>
               </w:rPr>
-              <w:t>Student v týmu stanoví priority při kombinovaném incidentu a následně samostatně prokáže zvládnutí celého bloku.</w:t>
+              <w:t>Student v týmu stanoví priority při kombinovaném incidentu a následně samostatně prokáže zvládnutí celého bloku.</w:t>
             </w:r>
           </w:p>
         </w:tc>
@@ -20139,7 +20139,7 @@
         <w:pStyle w:val="Heading2"/>
       </w:pPr>
       <w:r>
-        <w:t>Výstup a důkazy o učení</w:t>
+        <w:t>Výstup a důkazy o učení</w:t>
       </w:r>
     </w:p>
     <w:tbl>
@@ -20278,7 +20278,7 @@
                 <w:color w:val="1F2937"/>
                 <w:sz w:val="18"/>
               </w:rPr>
-              <w:t>Incident mediálního klubu.html, Testy A a B.docx, digitální pracovní sešit</w:t>
+              <w:t>Incident mediálního klubu.html, Testy A a B.docx, digitální pracovní sešit</w:t>
             </w:r>
           </w:p>
         </w:tc>
@@ -20346,7 +20346,7 @@
                 <w:color w:val="1F2937"/>
                 <w:sz w:val="18"/>
               </w:rPr>
-              <w:t>Týmový akční plán k incidentu, individuální test a závěrečné sebehodnocení.</w:t>
+              <w:t>Týmový akční plán k incidentu, individuální test a závěrečné sebehodnocení.</w:t>
             </w:r>
           </w:p>
         </w:tc>
@@ -20414,7 +20414,7 @@
                 <w:color w:val="1F2937"/>
                 <w:sz w:val="18"/>
               </w:rPr>
-              <w:t>Tým nejprve omezí škodu a zabezpečí účty; jednotlivec v testu získá podle zvolené hranice alespoň 45 %.</w:t>
+              <w:t>Tým nejprve omezí škodu a zabezpečí účty; jednotlivec v testu získá podle zvolené hranice alespoň 45 %.</w:t>
             </w:r>
           </w:p>
         </w:tc>
@@ -20443,7 +20443,7 @@
           <w:color w:val="1F2937"/>
           <w:sz w:val="22"/>
         </w:rPr>
-        <w:t>Rozděl týmy po 3–4 a každému přiděl role: koordinátor, zapisovatel, ověřovatel a mluvčí.</w:t>
+        <w:t>Rozděl týmy po 3–4 a každému přiděl role: koordinátor, zapisovatel, ověřovatel a mluvčí.</w:t>
       </w:r>
     </w:p>
     <w:p>
@@ -20469,7 +20469,7 @@
           <w:color w:val="1F2937"/>
           <w:sz w:val="22"/>
         </w:rPr>
-        <w:t>Nastav viditelný časovač na 20 minut a připrav způsob odevzdání týmového i individuálního výstupu.</w:t>
+        <w:t>Nastav viditelný časovač na 20 minut a připrav způsob odevzdání týmového i individuálního výstupu.</w:t>
       </w:r>
     </w:p>
     <w:p>
@@ -20645,7 +20645,7 @@
                 <w:color w:val="1F2937"/>
                 <w:sz w:val="17"/>
               </w:rPr>
-              <w:t>Zadání a role</w:t>
+              <w:t>Zadání a role</w:t>
             </w:r>
           </w:p>
         </w:tc>
@@ -20779,7 +20779,7 @@
                 <w:color w:val="1F2937"/>
                 <w:sz w:val="17"/>
               </w:rPr>
-              <w:t>Týmy řeší účet, příspěvek, soukromí, důkazy a autorská práva.</w:t>
+              <w:t>Týmy řeší účet, příspěvek, soukromí, důkazy a autorská práva.</w:t>
             </w:r>
           </w:p>
         </w:tc>
@@ -20880,7 +20880,7 @@
                 <w:color w:val="1F2937"/>
                 <w:sz w:val="17"/>
               </w:rPr>
-              <w:t>Nech týmy seřadit pět prvních kroků a označit vlastníka každého kroku.</w:t>
+              <w:t>Nech týmy seřadit pět prvních kroků a označit vlastníka každého kroku.</w:t>
             </w:r>
           </w:p>
         </w:tc>
@@ -20981,7 +20981,7 @@
                 <w:color w:val="1F2937"/>
                 <w:sz w:val="17"/>
               </w:rPr>
-              <w:t>Studenti pracují bez pracovního sešitu a bez týmové pomoci.</w:t>
+              <w:t>Studenti pracují bez pracovního sešitu a bez týmové pomoci.</w:t>
             </w:r>
           </w:p>
         </w:tc>
@@ -21150,7 +21150,7 @@
                 <w:color w:val="1F2937"/>
                 <w:sz w:val="17"/>
               </w:rPr>
-              <w:t>Sebehodnocení a exit ticket</w:t>
+              <w:t>Sebehodnocení a exit ticket</w:t>
             </w:r>
           </w:p>
         </w:tc>
@@ -21183,7 +21183,7 @@
                 <w:color w:val="1F2937"/>
                 <w:sz w:val="17"/>
               </w:rPr>
-              <w:t>Každý zapíše jednu změnu procesu, která sníží dopad budoucí lidské chyby, a jedno téma k procvičení.</w:t>
+              <w:t>Každý zapíše jednu změnu procesu, která sníží dopad budoucí lidské chyby, a jedno téma k procvičení.</w:t>
             </w:r>
           </w:p>
         </w:tc>
@@ -21242,7 +21242,7 @@
                 <w:color w:val="1F2937"/>
                 <w:sz w:val="21"/>
               </w:rPr>
-              <w:t>Během práce obcházej třídu a sbírej důvody rozhodnutí. Správnou odpověď zveřejni až po krátké obhajobě skupin.</w:t>
+              <w:t>Během práce obcházej třídu a sbírej důvody rozhodnutí. Správnou odpověď zveřejni až po krátké obhajobě skupin.</w:t>
             </w:r>
           </w:p>
         </w:tc>
@@ -21269,7 +21269,7 @@
           <w:color w:val="0F9F7A"/>
           <w:sz w:val="20"/>
         </w:rPr>
-        <w:t>10  •  METODICKÉ VEDENÍ A ŘEŠENÍ</w:t>
+        <w:t>10  •  METODICKÉ VEDENÍ A ŘEŠENÍ</w:t>
       </w:r>
     </w:p>
     <w:p>
@@ -21312,7 +21312,7 @@
           <w:color w:val="1F2937"/>
           <w:sz w:val="22"/>
         </w:rPr>
-        <w:t>Které důkazy je vhodné uchovat a které citlivé údaje nesmíme dále šířit?</w:t>
+        <w:t>Které důkazy je vhodné uchovat a které citlivé údaje nesmíme dále šířit?</w:t>
       </w:r>
     </w:p>
     <w:p>
@@ -21325,7 +21325,7 @@
           <w:color w:val="1F2937"/>
           <w:sz w:val="22"/>
         </w:rPr>
-        <w:t>Jaká změna procesu zabrání opakování, i když člověk znovu udělá chybu?</w:t>
+        <w:t>Jaká změna procesu zabrání opakování, i když člověk znovu udělá chybu?</w:t>
       </w:r>
     </w:p>
     <w:p>
@@ -21355,7 +21355,7 @@
           <w:color w:val="1F2937"/>
           <w:sz w:val="22"/>
         </w:rPr>
-        <w:t>Nahlásit incident, omezit přístup, zabezpečit účet a uchovat pouze nezbytné důkazy.</w:t>
+        <w:t>Nahlásit incident, omezit přístup, zabezpečit účet a uchovat pouze nezbytné důkazy.</w:t>
       </w:r>
     </w:p>
     <w:p>
@@ -21377,7 +21377,7 @@
           <w:color w:val="1F2937"/>
           <w:sz w:val="22"/>
         </w:rPr>
-        <w:t>Změnit hesla všech služeb se stejným heslem, zrušit neznámé relace, zkontrolovat obnovu a zapnout 2FA.</w:t>
+        <w:t>Změnit hesla všech služeb se stejným heslem, zrušit neznámé relace, zkontrolovat obnovu a zapnout 2FA.</w:t>
       </w:r>
     </w:p>
     <w:p>
@@ -21399,7 +21399,7 @@
           <w:color w:val="1F2937"/>
           <w:sz w:val="22"/>
         </w:rPr>
-        <w:t>Ověřit tvrzení, odstranit nebo opravit nepravdivý obsah, transparentně informovat publikum a uchovat záznam.</w:t>
+        <w:t>Ověřit tvrzení, odstranit nebo opravit nepravdivý obsah, transparentně informovat publikum a uchovat záznam.</w:t>
       </w:r>
     </w:p>
     <w:p>
@@ -21421,7 +21421,7 @@
           <w:color w:val="1F2937"/>
           <w:sz w:val="22"/>
         </w:rPr>
-        <w:t>Odstranit zveřejněné osobní údaje, informovat dotčené osoby a školu a upravit schvalovací proces.</w:t>
+        <w:t>Odstranit zveřejněné osobní údaje, informovat dotčené osoby a školu a upravit schvalovací proces.</w:t>
       </w:r>
     </w:p>
     <w:p>
@@ -21443,7 +21443,7 @@
           <w:color w:val="1F2937"/>
           <w:sz w:val="22"/>
         </w:rPr>
-        <w:t>Ověřit licenci hudby; použít vlastní nebo řádně licencovaný obsah s požadovaným uvedením.</w:t>
+        <w:t>Ověřit licenci hudby; použít vlastní nebo řádně licencovaný obsah s požadovaným uvedením.</w:t>
       </w:r>
     </w:p>
     <w:p>
@@ -21465,7 +21465,7 @@
           <w:color w:val="1F2937"/>
           <w:sz w:val="22"/>
         </w:rPr>
-        <w:t>Unikátní hesla, 2FA, více správců s omezenými rolemi, schvalování příspěvků a známý ohlašovací kanál.</w:t>
+        <w:t>Unikátní hesla, 2FA, více správců s omezenými rolemi, schvalování příspěvků a známý ohlašovací kanál.</w:t>
       </w:r>
     </w:p>
     <w:p>
@@ -21473,7 +21473,7 @@
         <w:pStyle w:val="Heading2"/>
       </w:pPr>
       <w:r>
-        <w:t>Časté chyby a intervence</w:t>
+        <w:t>Časté chyby a intervence</w:t>
       </w:r>
     </w:p>
     <w:tbl>
@@ -21612,7 +21612,7 @@
                 <w:color w:val="1F2937"/>
                 <w:sz w:val="17"/>
               </w:rPr>
-              <w:t>Nejdřív zastav další škodu a obnov kontrolu nad účtem.</w:t>
+              <w:t>Nejdřív zastav další škodu a obnov kontrolu nad účtem.</w:t>
             </w:r>
           </w:p>
         </w:tc>
@@ -21680,7 +21680,7 @@
                 <w:color w:val="1F2937"/>
                 <w:sz w:val="17"/>
               </w:rPr>
-              <w:t>Uchovej minimum v řízeném kanálu; další šíření může zvyšovat újmu a porušovat soukromí.</w:t>
+              <w:t>Uchovej minimum v řízeném kanálu; další šíření může zvyšovat újmu a porušovat soukromí.</w:t>
             </w:r>
           </w:p>
         </w:tc>
@@ -21748,7 +21748,7 @@
                 <w:color w:val="1F2937"/>
                 <w:sz w:val="17"/>
               </w:rPr>
-              <w:t>Dashboard kombinuje zabezpečení účtu, ověřování informací, soukromí i autorská práva.</w:t>
+              <w:t>Dashboard kombinuje zabezpečení účtu, ověřování informací, soukromí i autorská práva.</w:t>
             </w:r>
           </w:p>
         </w:tc>
@@ -21764,7 +21764,7 @@
         <w:pStyle w:val="Heading2"/>
       </w:pPr>
       <w:r>
-        <w:t>Ověření, diferenciace a technická záloha</w:t>
+        <w:t>Ověření, diferenciace a technická záloha</w:t>
       </w:r>
     </w:p>
     <w:tbl>
@@ -21815,7 +21815,7 @@
                 <w:color w:val="1F2937"/>
                 <w:sz w:val="21"/>
               </w:rPr>
-              <w:t>Napiš jednu změnu procesu, která sníží dopad budoucí lidské chyby, a jedno téma, které si potřebuješ procvičit.</w:t>
+              <w:t>Napiš jednu změnu procesu, která sníží dopad budoucí lidské chyby, a jedno téma, které si potřebuješ procvičit.</w:t>
             </w:r>
           </w:p>
         </w:tc>
@@ -21845,7 +21845,7 @@
           <w:color w:val="1F2937"/>
           <w:sz w:val="22"/>
         </w:rPr>
-        <w:t>Nabídni pět nadpisů stanovišť, ale ne pořadí kroků; tým pod ně třídí zjištění z dashboardu.</w:t>
+        <w:t>Nabídni pět nadpisů stanovišť, ale ne pořadí kroků; tým pod ně třídí zjištění z dashboardu.</w:t>
       </w:r>
     </w:p>
     <w:p>
@@ -21867,7 +21867,7 @@
           <w:color w:val="1F2937"/>
           <w:sz w:val="22"/>
         </w:rPr>
-        <w:t>Tým sestaví krátké hlášení incidentu pro vedení školy: co se stalo, dopad, provedené kroky a prevence.</w:t>
+        <w:t>Tým sestaví krátké hlášení incidentu pro vedení školy: co se stalo, dopad, provedené kroky a prevence.</w:t>
       </w:r>
     </w:p>
     <w:p>
@@ -21889,7 +21889,7 @@
           <w:color w:val="1F2937"/>
           <w:sz w:val="22"/>
         </w:rPr>
-        <w:t>Dashboard je offline. Pokud nefunguje prohlížeč, použij časovou osu a popis incidentu z pracovního sešitu.</w:t>
+        <w:t>Dashboard je offline. Pokud nefunguje prohlížeč, použij časovou osu a popis incidentu z pracovního sešitu.</w:t>
       </w:r>
     </w:p>
     <w:p>
@@ -22142,7 +22142,7 @@
                 <w:color w:val="1F2937"/>
                 <w:sz w:val="16"/>
               </w:rPr>
-              <w:t>Konkrétní, bezpečné a správně prioritizované.</w:t>
+              <w:t>Konkrétní, bezpečné a správně prioritizované.</w:t>
             </w:r>
           </w:p>
         </w:tc>
@@ -22276,7 +22276,7 @@
                 <w:color w:val="1F2937"/>
                 <w:sz w:val="16"/>
               </w:rPr>
-              <w:t>Práce s důkazem</w:t>
+              <w:t>Práce s důkazem</w:t>
             </w:r>
           </w:p>
         </w:tc>
@@ -22375,7 +22375,7 @@
                 <w:color w:val="1F2937"/>
                 <w:sz w:val="16"/>
               </w:rPr>
-              <w:t>Opírá se hlavně o dojem.</w:t>
+              <w:t>Opírá se hlavně o dojem.</w:t>
             </w:r>
           </w:p>
         </w:tc>
@@ -22476,7 +22476,7 @@
                 <w:color w:val="1F2937"/>
                 <w:sz w:val="16"/>
               </w:rPr>
-              <w:t>Jasně propojuje riziko, podklad a doporučení.</w:t>
+              <w:t>Jasně propojuje riziko, podklad a doporučení.</w:t>
             </w:r>
           </w:p>
         </w:tc>
@@ -22610,7 +22610,7 @@
                 <w:color w:val="1F2937"/>
                 <w:sz w:val="16"/>
               </w:rPr>
-              <w:t>Soukromí a práva</w:t>
+              <w:t>Soukromí a práva</w:t>
             </w:r>
           </w:p>
         </w:tc>
@@ -22643,7 +22643,7 @@
                 <w:color w:val="1F2937"/>
                 <w:sz w:val="16"/>
               </w:rPr>
-              <w:t>Zohledňuje údaje, účel, oprávnění i minimalizaci.</w:t>
+              <w:t>Zohledňuje údaje, účel, oprávnění i minimalizaci.</w:t>
             </w:r>
           </w:p>
         </w:tc>
@@ -22784,7 +22784,7 @@
           <w:color w:val="1F2937"/>
           <w:sz w:val="22"/>
         </w:rPr>
-        <w:t>NÚKIB – Bezpečně v kyber!: https://nukib.gov.cz/download/publikace/vzdelavani/Brozura%20bezpecne%20v%20cyber_A5.pdf</w:t>
+        <w:t>NÚKIB – Bezpečně v kyber!: https://nukib.gov.cz/download/publikace/vzdelavani/Brozura%20bezpecne%20v%20cyber_A5.pdf</w:t>
       </w:r>
     </w:p>
     <w:p>
@@ -22810,7 +22810,7 @@
           <w:color w:val="1F2937"/>
           <w:sz w:val="22"/>
         </w:rPr>
-        <w:t>ÚOOÚ – otázky a odpovědi pro školství: https://uoou.gov.cz/verejnost/qa-otazky-a-odpovedi/skolstvi</w:t>
+        <w:t>ÚOOÚ – otázky a odpovědi pro školství: https://uoou.gov.cz/verejnost/qa-otazky-a-odpovedi/skolstvi</w:t>
       </w:r>
     </w:p>
     <w:p>
@@ -22874,7 +22874,7 @@
                 <w:color w:val="1F2937"/>
                 <w:sz w:val="21"/>
               </w:rPr>
-              <w:t>Bezpečnostní a právní doporučení pravidelně aktualizuj. Materiál slouží k základní školní výuce, nikoli k řešení konkrétního incidentu nebo individuální právní situace.</w:t>
+              <w:t>Bezpečnostní a právní doporučení pravidelně aktualizuj. Materiál slouží k základní školní výuce, nikoli k řešení konkrétního incidentu nebo individuální právní situace.</w:t>
             </w:r>
           </w:p>
         </w:tc>
